--- a/WebContent/docx/甲状腺癌17检测报告-双样本-常德市第一人民医院.docx
+++ b/WebContent/docx/甲状腺癌17检测报告-双样本-常德市第一人民医院.docx
@@ -518,14 +518,14 @@
           <w:pPr>
             <w:jc w:val="center"/>
           </w:pPr>
-          <w:bookmarkStart w:id="0" w:name="_Toc24178_WPSOffice_Level1"/>
-          <w:bookmarkStart w:id="1" w:name="_Toc32054"/>
-          <w:bookmarkStart w:id="2" w:name="_Toc30143_WPSOffice_Level1"/>
-          <w:bookmarkStart w:id="3" w:name="_Toc21669"/>
-          <w:bookmarkStart w:id="4" w:name="_Toc24397"/>
-          <w:bookmarkStart w:id="5" w:name="_Toc21009_WPSOffice_Level1"/>
-          <w:bookmarkStart w:id="6" w:name="_Toc13806"/>
-          <w:bookmarkStart w:id="7" w:name="_Toc27500"/>
+          <w:bookmarkStart w:id="0" w:name="_Toc21009_WPSOffice_Level1"/>
+          <w:bookmarkStart w:id="1" w:name="_Toc13806"/>
+          <w:bookmarkStart w:id="2" w:name="_Toc21669"/>
+          <w:bookmarkStart w:id="3" w:name="_Toc27500"/>
+          <w:bookmarkStart w:id="4" w:name="_Toc30143_WPSOffice_Level1"/>
+          <w:bookmarkStart w:id="5" w:name="_Toc24397"/>
+          <w:bookmarkStart w:id="6" w:name="_Toc24178_WPSOffice_Level1"/>
+          <w:bookmarkStart w:id="7" w:name="_Toc32054"/>
         </w:p>
         <w:p>
           <w:pPr>
@@ -3550,15 +3550,15 @@
           </w14:shadow>
         </w:rPr>
       </w:pPr>
-      <w:bookmarkStart w:id="10" w:name="_Toc11761"/>
-      <w:bookmarkStart w:id="11" w:name="_Toc17451"/>
+      <w:bookmarkStart w:id="10" w:name="_Toc17451"/>
+      <w:bookmarkStart w:id="11" w:name="_Toc11761"/>
       <w:bookmarkStart w:id="12" w:name="_Toc19594"/>
-      <w:bookmarkStart w:id="13" w:name="_Toc10518"/>
-      <w:bookmarkStart w:id="14" w:name="_Toc11015_WPSOffice_Level1"/>
-      <w:bookmarkStart w:id="15" w:name="_Toc7021_WPSOffice_Level1"/>
+      <w:bookmarkStart w:id="13" w:name="_Toc11465"/>
+      <w:bookmarkStart w:id="14" w:name="_Toc11935"/>
+      <w:bookmarkStart w:id="15" w:name="_Toc11015_WPSOffice_Level1"/>
       <w:bookmarkStart w:id="16" w:name="_Toc18062_WPSOffice_Level1"/>
-      <w:bookmarkStart w:id="17" w:name="_Toc11465"/>
-      <w:bookmarkStart w:id="18" w:name="_Toc11935"/>
+      <w:bookmarkStart w:id="17" w:name="_Toc10518"/>
+      <w:bookmarkStart w:id="18" w:name="_Toc7021_WPSOffice_Level1"/>
       <w:bookmarkStart w:id="19" w:name="_Toc3823"/>
       <w:r>
         <w:rPr>
@@ -3848,8 +3848,8 @@
           </w14:shadow>
         </w:rPr>
       </w:pPr>
-      <w:bookmarkStart w:id="21" w:name="_Toc4577"/>
-      <w:bookmarkStart w:id="22" w:name="_Toc7965"/>
+      <w:bookmarkStart w:id="21" w:name="_Toc7965"/>
+      <w:bookmarkStart w:id="22" w:name="_Toc4577"/>
       <w:r>
         <w:rPr>
           <w:color w:val="62B541"/>
@@ -3919,12 +3919,6 @@
             <w:insideH w:val="single" w:color="auto" w:sz="4" w:space="0"/>
             <w:insideV w:val="single" w:color="auto" w:sz="4" w:space="0"/>
           </w:tblBorders>
-          <w:tblCellMar>
-            <w:top w:w="0" w:type="dxa"/>
-            <w:left w:w="108" w:type="dxa"/>
-            <w:bottom w:w="0" w:type="dxa"/>
-            <w:right w:w="108" w:type="dxa"/>
-          </w:tblCellMar>
         </w:tblPrEx>
         <w:tc>
           <w:tcPr>
@@ -4330,15 +4324,15 @@
           </w14:shadow>
         </w:rPr>
       </w:pPr>
-      <w:bookmarkStart w:id="24" w:name="_Toc4088"/>
-      <w:bookmarkStart w:id="25" w:name="_Toc3871"/>
-      <w:bookmarkStart w:id="26" w:name="_Toc23369_WPSOffice_Level1"/>
-      <w:bookmarkStart w:id="27" w:name="_Toc1410"/>
-      <w:bookmarkStart w:id="28" w:name="_Toc6221_WPSOffice_Level1"/>
-      <w:bookmarkStart w:id="29" w:name="_Toc18058"/>
-      <w:bookmarkStart w:id="30" w:name="_Toc25920"/>
-      <w:bookmarkStart w:id="31" w:name="_Toc8996"/>
-      <w:bookmarkStart w:id="32" w:name="_Toc29418"/>
+      <w:bookmarkStart w:id="24" w:name="_Toc1410"/>
+      <w:bookmarkStart w:id="25" w:name="_Toc6221_WPSOffice_Level1"/>
+      <w:bookmarkStart w:id="26" w:name="_Toc4088"/>
+      <w:bookmarkStart w:id="27" w:name="_Toc25920"/>
+      <w:bookmarkStart w:id="28" w:name="_Toc18058"/>
+      <w:bookmarkStart w:id="29" w:name="_Toc3871"/>
+      <w:bookmarkStart w:id="30" w:name="_Toc23369_WPSOffice_Level1"/>
+      <w:bookmarkStart w:id="31" w:name="_Toc29418"/>
+      <w:bookmarkStart w:id="32" w:name="_Toc8996"/>
       <w:r>
         <w:rPr>
           <w:rFonts w:hint="eastAsia"/>
@@ -4402,9 +4396,9 @@
           <w:lang w:eastAsia="zh-CN"/>
         </w:rPr>
       </w:pPr>
-      <w:bookmarkStart w:id="33" w:name="_Toc149837254"/>
-      <w:bookmarkStart w:id="34" w:name="_Toc3731"/>
-      <w:bookmarkStart w:id="35" w:name="_Toc2457"/>
+      <w:bookmarkStart w:id="33" w:name="_Toc3731"/>
+      <w:bookmarkStart w:id="34" w:name="_Toc2457"/>
+      <w:bookmarkStart w:id="35" w:name="_Toc149837254"/>
       <w:r>
         <w:rPr>
           <w:rFonts w:hint="eastAsia"/>
@@ -5754,559 +5748,9 @@
         </w:rPr>
       </w:pPr>
     </w:p>
-    <w:tbl>
-      <w:tblPr>
-        <w:tblStyle w:val="35"/>
-        <w:tblW w:w="6772" w:type="dxa"/>
-        <w:jc w:val="right"/>
-        <w:tblLayout w:type="fixed"/>
-        <w:tblCellMar>
-          <w:top w:w="0" w:type="dxa"/>
-          <w:left w:w="0" w:type="dxa"/>
-          <w:bottom w:w="0" w:type="dxa"/>
-          <w:right w:w="0" w:type="dxa"/>
-        </w:tblCellMar>
-      </w:tblPr>
-      <w:tblGrid>
-        <w:gridCol w:w="1272"/>
-        <w:gridCol w:w="2040"/>
-        <w:gridCol w:w="1166"/>
-        <w:gridCol w:w="2294"/>
-      </w:tblGrid>
-      <w:tr>
-        <w:tblPrEx>
-          <w:tblCellMar>
-            <w:top w:w="0" w:type="dxa"/>
-            <w:left w:w="0" w:type="dxa"/>
-            <w:bottom w:w="0" w:type="dxa"/>
-            <w:right w:w="0" w:type="dxa"/>
-          </w:tblCellMar>
-        </w:tblPrEx>
-        <w:trPr>
-          <w:trHeight w:val="441" w:hRule="exact"/>
-          <w:jc w:val="right"/>
-        </w:trPr>
-        <w:tc>
-          <w:tcPr>
-            <w:tcW w:w="1272" w:type="dxa"/>
-            <w:vAlign w:val="center"/>
-          </w:tcPr>
-          <w:p>
-            <w:pPr>
-              <w:pStyle w:val="20"/>
-              <w:spacing w:before="13"/>
-              <w:ind w:left="13" w:right="95"/>
-              <w:jc w:val="both"/>
-              <w:rPr>
-                <w:rFonts w:ascii="Times New Roman" w:hAnsi="Times New Roman" w:cs="Times New Roman"/>
-                <w:b/>
-                <w:sz w:val="24"/>
-                <w:szCs w:val="24"/>
-              </w:rPr>
-            </w:pPr>
-            <w:r>
-              <w:rPr>
-                <w:rFonts w:ascii="Times New Roman" w:hAnsi="Times New Roman" w:cs="Times New Roman"/>
-                <w:b/>
-                <w:sz w:val="24"/>
-                <w:szCs w:val="24"/>
-              </w:rPr>
-              <w:t>检测人：</w:t>
-            </w:r>
-          </w:p>
-        </w:tc>
-        <w:tc>
-          <w:tcPr>
-            <w:tcW w:w="2040" w:type="dxa"/>
-            <w:vAlign w:val="center"/>
-          </w:tcPr>
-          <w:p>
-            <w:pPr>
-              <w:pStyle w:val="20"/>
-              <w:spacing w:before="13"/>
-              <w:jc w:val="both"/>
-              <w:rPr>
-                <w:rFonts w:ascii="Times New Roman" w:hAnsi="Times New Roman" w:cs="Times New Roman"/>
-                <w:b/>
-                <w:sz w:val="24"/>
-                <w:szCs w:val="24"/>
-              </w:rPr>
-            </w:pPr>
-            <w:r>
-              <w:rPr>
-                <w:sz w:val="22"/>
-              </w:rPr>
-              <mc:AlternateContent>
-                <mc:Choice Requires="wpg">
-                  <w:drawing>
-                    <wp:anchor distT="0" distB="0" distL="114300" distR="114300" simplePos="0" relativeHeight="251667456" behindDoc="0" locked="0" layoutInCell="1" allowOverlap="1">
-                      <wp:simplePos x="0" y="0"/>
-                      <wp:positionH relativeFrom="column">
-                        <wp:posOffset>0</wp:posOffset>
-                      </wp:positionH>
-                      <wp:positionV relativeFrom="paragraph">
-                        <wp:posOffset>-460375</wp:posOffset>
-                      </wp:positionV>
-                      <wp:extent cx="3080385" cy="1442720"/>
-                      <wp:effectExtent l="0" t="0" r="13335" b="5080"/>
-                      <wp:wrapNone/>
-                      <wp:docPr id="34" name="组合 34"/>
-                      <wp:cNvGraphicFramePr/>
-                      <a:graphic xmlns:a="http://schemas.openxmlformats.org/drawingml/2006/main">
-                        <a:graphicData uri="http://schemas.microsoft.com/office/word/2010/wordprocessingGroup">
-                          <wpg:wgp>
-                            <wpg:cNvGrpSpPr/>
-                            <wpg:grpSpPr>
-                              <a:xfrm>
-                                <a:off x="0" y="0"/>
-                                <a:ext cx="3080385" cy="1442720"/>
-                                <a:chOff x="17956" y="37747"/>
-                                <a:chExt cx="4851" cy="2272"/>
-                              </a:xfrm>
-                            </wpg:grpSpPr>
-                            <wpg:grpSp>
-                              <wpg:cNvPr id="35" name="组合 16"/>
-                              <wpg:cNvGrpSpPr/>
-                              <wpg:grpSpPr>
-                                <a:xfrm>
-                                  <a:off x="17956" y="38313"/>
-                                  <a:ext cx="4049" cy="646"/>
-                                  <a:chOff x="17956" y="38313"/>
-                                  <a:chExt cx="4049" cy="646"/>
-                                </a:xfrm>
-                              </wpg:grpSpPr>
-                              <pic:pic xmlns:pic="http://schemas.openxmlformats.org/drawingml/2006/picture">
-                                <pic:nvPicPr>
-                                  <pic:cNvPr id="12" name="图片 29" descr="IMG_256"/>
-                                  <pic:cNvPicPr>
-                                    <a:picLocks noChangeAspect="1"/>
-                                  </pic:cNvPicPr>
-                                </pic:nvPicPr>
-                                <pic:blipFill>
-                                  <a:blip r:embed="rId11">
-                                    <a:clrChange>
-                                      <a:clrFrom>
-                                        <a:srgbClr val="FFFFFF">
-                                          <a:alpha val="100000"/>
-                                        </a:srgbClr>
-                                      </a:clrFrom>
-                                      <a:clrTo>
-                                        <a:srgbClr val="FFFFFF">
-                                          <a:alpha val="100000"/>
-                                          <a:alpha val="0"/>
-                                        </a:srgbClr>
-                                      </a:clrTo>
-                                    </a:clrChange>
-                                  </a:blip>
-                                  <a:stretch>
-                                    <a:fillRect/>
-                                  </a:stretch>
-                                </pic:blipFill>
-                                <pic:spPr>
-                                  <a:xfrm>
-                                    <a:off x="21031" y="38313"/>
-                                    <a:ext cx="975" cy="570"/>
-                                  </a:xfrm>
-                                  <a:prstGeom prst="rect">
-                                    <a:avLst/>
-                                  </a:prstGeom>
-                                  <a:noFill/>
-                                  <a:ln w="9525">
-                                    <a:noFill/>
-                                  </a:ln>
-                                </pic:spPr>
-                              </pic:pic>
-                              <pic:pic xmlns:pic="http://schemas.openxmlformats.org/drawingml/2006/picture">
-                                <pic:nvPicPr>
-                                  <pic:cNvPr id="15" name="图片 15" descr="c9514d16fd70679bf0495aeebb03c72d_compress"/>
-                                  <pic:cNvPicPr>
-                                    <a:picLocks noChangeAspect="1"/>
-                                  </pic:cNvPicPr>
-                                </pic:nvPicPr>
-                                <pic:blipFill>
-                                  <a:blip r:embed="rId12"/>
-                                  <a:srcRect l="21003" t="56913" r="27176" b="26386"/>
-                                  <a:stretch>
-                                    <a:fillRect/>
-                                  </a:stretch>
-                                </pic:blipFill>
-                                <pic:spPr>
-                                  <a:xfrm>
-                                    <a:off x="17956" y="38485"/>
-                                    <a:ext cx="1550" cy="475"/>
-                                  </a:xfrm>
-                                  <a:prstGeom prst="rect">
-                                    <a:avLst/>
-                                  </a:prstGeom>
-                                </pic:spPr>
-                              </pic:pic>
-                            </wpg:grpSp>
-                            <pic:pic xmlns:pic="http://schemas.openxmlformats.org/drawingml/2006/picture">
-                              <pic:nvPicPr>
-                                <pic:cNvPr id="9" name="图片 25"/>
-                                <pic:cNvPicPr>
-                                  <a:picLocks noChangeAspect="1" noChangeArrowheads="1"/>
-                                </pic:cNvPicPr>
-                              </pic:nvPicPr>
-                              <pic:blipFill>
-                                <a:blip r:embed="rId13">
-                                  <a:extLst>
-                                    <a:ext uri="{28A0092B-C50C-407E-A947-70E740481C1C}">
-                                      <a14:useLocalDpi xmlns:a14="http://schemas.microsoft.com/office/drawing/2010/main" val="0"/>
-                                    </a:ext>
-                                  </a:extLst>
-                                </a:blip>
-                                <a:srcRect/>
-                                <a:stretch>
-                                  <a:fillRect/>
-                                </a:stretch>
-                              </pic:blipFill>
-                              <pic:spPr>
-                                <a:xfrm>
-                                  <a:off x="20535" y="37747"/>
-                                  <a:ext cx="2273" cy="2273"/>
-                                </a:xfrm>
-                                <a:prstGeom prst="rect">
-                                  <a:avLst/>
-                                </a:prstGeom>
-                                <a:noFill/>
-                                <a:ln>
-                                  <a:noFill/>
-                                </a:ln>
-                              </pic:spPr>
-                            </pic:pic>
-                          </wpg:wgp>
-                        </a:graphicData>
-                      </a:graphic>
-                    </wp:anchor>
-                  </w:drawing>
-                </mc:Choice>
-                <mc:Fallback>
-                  <w:pict>
-                    <v:group id="_x0000_s1026" o:spid="_x0000_s1026" o:spt="203" style="position:absolute;left:0pt;margin-left:0pt;margin-top:-36.25pt;height:113.6pt;width:242.55pt;z-index:251667456;mso-width-relative:page;mso-height-relative:page;" coordorigin="17956,37747" coordsize="4851,2272" o:gfxdata="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">
-                      <o:lock v:ext="edit" aspectratio="f"/>
-                      <v:group id="组合 16" o:spid="_x0000_s1026" o:spt="203" style="position:absolute;left:17956;top:38313;height:646;width:4049;" coordorigin="17956,38313" coordsize="4049,646" o:gfxdata="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">
-                        <o:lock v:ext="edit" aspectratio="f"/>
-                        <v:shape id="图片 29" o:spid="_x0000_s1026" o:spt="75" alt="IMG_256" type="#_x0000_t75" style="position:absolute;left:21031;top:38313;height:570;width:975;" filled="f" o:preferrelative="t" stroked="f" coordsize="21600,21600" o:gfxdata="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">
-                          <v:fill on="f" focussize="0,0"/>
-                          <v:stroke on="f"/>
-                          <v:imagedata r:id="rId11" chromakey="#FFFFFF" o:title=""/>
-                          <o:lock v:ext="edit" aspectratio="t"/>
-                        </v:shape>
-                        <v:shape id="_x0000_s1026" o:spid="_x0000_s1026" o:spt="75" alt="c9514d16fd70679bf0495aeebb03c72d_compress" type="#_x0000_t75" style="position:absolute;left:17956;top:38485;height:475;width:1550;" filled="f" o:preferrelative="t" stroked="f" coordsize="21600,21600" o:gfxdata="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">
-                          <v:fill on="f" focussize="0,0"/>
-                          <v:stroke on="f"/>
-                          <v:imagedata r:id="rId12" cropleft="13765f" croptop="37299f" cropright="17810f" cropbottom="17292f" o:title=""/>
-                          <o:lock v:ext="edit" aspectratio="t"/>
-                        </v:shape>
-                      </v:group>
-                      <v:shape id="图片 25" o:spid="_x0000_s1026" o:spt="75" type="#_x0000_t75" style="position:absolute;left:20535;top:37747;height:2273;width:2273;" filled="f" o:preferrelative="t" stroked="f" coordsize="21600,21600" o:gfxdata="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">
-                        <v:fill on="f" focussize="0,0"/>
-                        <v:stroke on="f"/>
-                        <v:imagedata r:id="rId13" o:title=""/>
-                        <o:lock v:ext="edit" aspectratio="t"/>
-                      </v:shape>
-                    </v:group>
-                  </w:pict>
-                </mc:Fallback>
-              </mc:AlternateContent>
-            </w:r>
-          </w:p>
-        </w:tc>
-        <w:tc>
-          <w:tcPr>
-            <w:tcW w:w="1166" w:type="dxa"/>
-            <w:vAlign w:val="center"/>
-          </w:tcPr>
-          <w:p>
-            <w:pPr>
-              <w:pStyle w:val="20"/>
-              <w:spacing w:before="13"/>
-              <w:jc w:val="both"/>
-              <w:rPr>
-                <w:rFonts w:ascii="Times New Roman" w:hAnsi="Times New Roman" w:cs="Times New Roman"/>
-                <w:b/>
-                <w:sz w:val="24"/>
-                <w:szCs w:val="24"/>
-              </w:rPr>
-            </w:pPr>
-            <w:r>
-              <w:rPr>
-                <w:rFonts w:ascii="Times New Roman" w:hAnsi="Times New Roman" w:cs="Times New Roman"/>
-                <w:b/>
-                <w:sz w:val="24"/>
-                <w:szCs w:val="24"/>
-              </w:rPr>
-              <w:t>复核人</w:t>
-            </w:r>
-            <w:r>
-              <w:rPr>
-                <w:rFonts w:ascii="Times New Roman" w:hAnsi="Times New Roman" w:cs="Times New Roman"/>
-                <w:b/>
-                <w:sz w:val="24"/>
-                <w:szCs w:val="24"/>
-                <w:lang w:eastAsia="zh-CN"/>
-              </w:rPr>
-              <w:t>：</w:t>
-            </w:r>
-          </w:p>
-        </w:tc>
-        <w:tc>
-          <w:tcPr>
-            <w:tcW w:w="2294" w:type="dxa"/>
-            <w:vAlign w:val="center"/>
-          </w:tcPr>
-          <w:p>
-            <w:pPr>
-              <w:pStyle w:val="20"/>
-              <w:spacing w:before="13"/>
-              <w:ind w:right="15"/>
-              <w:jc w:val="both"/>
-              <w:rPr>
-                <w:rFonts w:ascii="Times New Roman" w:hAnsi="Times New Roman" w:cs="Times New Roman"/>
-                <w:b/>
-                <w:sz w:val="24"/>
-                <w:szCs w:val="24"/>
-              </w:rPr>
-            </w:pPr>
-          </w:p>
-        </w:tc>
-      </w:tr>
-      <w:tr>
-        <w:tblPrEx>
-          <w:tblCellMar>
-            <w:top w:w="0" w:type="dxa"/>
-            <w:left w:w="0" w:type="dxa"/>
-            <w:bottom w:w="0" w:type="dxa"/>
-            <w:right w:w="0" w:type="dxa"/>
-          </w:tblCellMar>
-        </w:tblPrEx>
-        <w:trPr>
-          <w:trHeight w:val="457" w:hRule="exact"/>
-          <w:jc w:val="right"/>
-        </w:trPr>
-        <w:tc>
-          <w:tcPr>
-            <w:tcW w:w="1272" w:type="dxa"/>
-            <w:vAlign w:val="center"/>
-          </w:tcPr>
-          <w:p>
-            <w:pPr>
-              <w:pStyle w:val="20"/>
-              <w:spacing w:line="341" w:lineRule="exact"/>
-              <w:ind w:left="13" w:right="165"/>
-              <w:jc w:val="both"/>
-              <w:rPr>
-                <w:rFonts w:ascii="Times New Roman" w:hAnsi="Times New Roman" w:cs="Times New Roman"/>
-                <w:b/>
-                <w:sz w:val="24"/>
-                <w:szCs w:val="24"/>
-              </w:rPr>
-            </w:pPr>
-            <w:r>
-              <w:rPr>
-                <w:rFonts w:ascii="Times New Roman" w:hAnsi="Times New Roman" w:cs="Times New Roman"/>
-                <w:b/>
-                <w:sz w:val="24"/>
-                <w:szCs w:val="24"/>
-              </w:rPr>
-              <w:t>日</w:t>
-            </w:r>
-            <w:r>
-              <w:rPr>
-                <w:rFonts w:ascii="Times New Roman" w:hAnsi="Times New Roman" w:cs="Times New Roman"/>
-                <w:b/>
-                <w:sz w:val="24"/>
-                <w:szCs w:val="24"/>
-                <w:lang w:eastAsia="zh-CN"/>
-              </w:rPr>
-              <w:t xml:space="preserve">  </w:t>
-            </w:r>
-            <w:r>
-              <w:rPr>
-                <w:rFonts w:ascii="Times New Roman" w:hAnsi="Times New Roman" w:cs="Times New Roman"/>
-                <w:b/>
-                <w:sz w:val="24"/>
-                <w:szCs w:val="24"/>
-              </w:rPr>
-              <w:t>期：</w:t>
-            </w:r>
-          </w:p>
-        </w:tc>
-        <w:tc>
-          <w:tcPr>
-            <w:tcW w:w="2040" w:type="dxa"/>
-            <w:vAlign w:val="center"/>
-          </w:tcPr>
-          <w:p>
-            <w:pPr>
-              <w:pStyle w:val="20"/>
-              <w:spacing w:line="363" w:lineRule="exact"/>
-              <w:jc w:val="both"/>
-              <w:rPr>
-                <w:rFonts w:ascii="Times New Roman" w:hAnsi="Times New Roman" w:cs="Times New Roman"/>
-                <w:sz w:val="24"/>
-                <w:szCs w:val="24"/>
-              </w:rPr>
-            </w:pPr>
-            <w:r>
-              <w:rPr>
-                <w:rFonts w:ascii="Times New Roman" w:hAnsi="Times New Roman" w:cs="Times New Roman"/>
-                <w:kern w:val="2"/>
-                <w:sz w:val="24"/>
-                <w:szCs w:val="24"/>
-                <w:lang w:eastAsia="zh-CN"/>
-              </w:rPr>
-              <w:t>{{ reportdate }}</w:t>
-            </w:r>
-          </w:p>
-        </w:tc>
-        <w:tc>
-          <w:tcPr>
-            <w:tcW w:w="1166" w:type="dxa"/>
-            <w:vAlign w:val="center"/>
-          </w:tcPr>
-          <w:p>
-            <w:pPr>
-              <w:pStyle w:val="20"/>
-              <w:spacing w:line="341" w:lineRule="exact"/>
-              <w:jc w:val="both"/>
-              <w:rPr>
-                <w:rFonts w:ascii="Times New Roman" w:hAnsi="Times New Roman" w:cs="Times New Roman"/>
-                <w:b/>
-                <w:sz w:val="24"/>
-                <w:szCs w:val="24"/>
-              </w:rPr>
-            </w:pPr>
-            <w:r>
-              <w:rPr>
-                <w:rFonts w:ascii="Times New Roman" w:hAnsi="Times New Roman" w:cs="Times New Roman"/>
-                <w:b/>
-                <w:sz w:val="24"/>
-                <w:szCs w:val="24"/>
-              </w:rPr>
-              <w:t>日</w:t>
-            </w:r>
-            <w:r>
-              <w:rPr>
-                <w:rFonts w:ascii="Times New Roman" w:hAnsi="Times New Roman" w:cs="Times New Roman"/>
-                <w:b/>
-                <w:sz w:val="24"/>
-                <w:szCs w:val="24"/>
-                <w:lang w:eastAsia="zh-CN"/>
-              </w:rPr>
-              <w:t xml:space="preserve">  </w:t>
-            </w:r>
-            <w:r>
-              <w:rPr>
-                <w:rFonts w:ascii="Times New Roman" w:hAnsi="Times New Roman" w:cs="Times New Roman"/>
-                <w:b/>
-                <w:sz w:val="24"/>
-                <w:szCs w:val="24"/>
-              </w:rPr>
-              <w:t>期：</w:t>
-            </w:r>
-          </w:p>
-        </w:tc>
-        <w:tc>
-          <w:tcPr>
-            <w:tcW w:w="2294" w:type="dxa"/>
-            <w:vAlign w:val="center"/>
-          </w:tcPr>
-          <w:p>
-            <w:pPr>
-              <w:pStyle w:val="20"/>
-              <w:spacing w:line="363" w:lineRule="exact"/>
-              <w:ind w:right="15"/>
-              <w:jc w:val="both"/>
-              <w:rPr>
-                <w:rFonts w:ascii="Times New Roman" w:hAnsi="Times New Roman" w:cs="Times New Roman"/>
-                <w:sz w:val="24"/>
-                <w:szCs w:val="24"/>
-              </w:rPr>
-            </w:pPr>
-            <w:r>
-              <w:rPr>
-                <w:rFonts w:ascii="Times New Roman" w:hAnsi="Times New Roman" w:cs="Times New Roman"/>
-                <w:kern w:val="2"/>
-                <w:sz w:val="24"/>
-                <w:szCs w:val="24"/>
-                <w:lang w:eastAsia="zh-CN"/>
-              </w:rPr>
-              <w:t>{{ reportdate }}</w:t>
-            </w:r>
-          </w:p>
-        </w:tc>
-      </w:tr>
-    </w:tbl>
     <w:p>
       <w:pPr>
         <w:rPr>
-          <w:rFonts w:ascii="Times New Roman" w:hAnsi="Times New Roman" w:eastAsia="微软雅黑" w:cs="Times New Roman"/>
-          <w:sz w:val="24"/>
-          <w:szCs w:val="24"/>
-          <w:lang w:eastAsia="zh-CN"/>
-        </w:rPr>
-      </w:pPr>
-      <w:r>
-        <w:rPr>
-          <w:rFonts w:hint="eastAsia" w:ascii="Times New Roman" w:hAnsi="Times New Roman" w:eastAsia="微软雅黑" w:cs="Times New Roman"/>
-          <w:sz w:val="24"/>
-          <w:szCs w:val="24"/>
-          <w:lang w:eastAsia="zh-CN"/>
-        </w:rPr>
-        <w:t xml:space="preserve">{% endif %}{% if testedby == </w:t>
-      </w:r>
-      <w:r>
-        <w:rPr>
-          <w:rFonts w:ascii="Times New Roman" w:hAnsi="Times New Roman" w:eastAsia="微软雅黑" w:cs="Times New Roman"/>
-          <w:sz w:val="24"/>
-          <w:szCs w:val="24"/>
-          <w:lang w:eastAsia="zh-CN"/>
-        </w:rPr>
-        <w:t>“</w:t>
-      </w:r>
-      <w:r>
-        <w:rPr>
-          <w:rFonts w:hint="eastAsia" w:ascii="Times New Roman" w:hAnsi="Times New Roman" w:eastAsia="微软雅黑" w:cs="Times New Roman"/>
-          <w:sz w:val="24"/>
-          <w:szCs w:val="24"/>
-          <w:lang w:eastAsia="zh-CN"/>
-        </w:rPr>
-        <w:t>2</w:t>
-      </w:r>
-      <w:r>
-        <w:rPr>
-          <w:rFonts w:ascii="Times New Roman" w:hAnsi="Times New Roman" w:eastAsia="微软雅黑" w:cs="Times New Roman"/>
-          <w:sz w:val="24"/>
-          <w:szCs w:val="24"/>
-          <w:lang w:eastAsia="zh-CN"/>
-        </w:rPr>
-        <w:t>”</w:t>
-      </w:r>
-      <w:r>
-        <w:rPr>
-          <w:rFonts w:hint="eastAsia" w:ascii="Times New Roman" w:hAnsi="Times New Roman" w:eastAsia="微软雅黑" w:cs="Times New Roman"/>
-          <w:sz w:val="24"/>
-          <w:szCs w:val="24"/>
-          <w:lang w:eastAsia="zh-CN"/>
-        </w:rPr>
-        <w:t xml:space="preserve"> %}</w:t>
-      </w:r>
-    </w:p>
-    <w:p>
-      <w:pPr>
-        <w:rPr>
-          <w:rFonts w:hint="default"/>
-          <w:sz w:val="24"/>
-          <w:lang w:val="en-US" w:eastAsia="zh-CN"/>
-        </w:rPr>
-      </w:pPr>
-    </w:p>
-    <w:p>
-      <w:pPr>
-        <w:rPr>
-          <w:sz w:val="24"/>
           <w:lang w:eastAsia="zh-CN"/>
         </w:rPr>
       </w:pPr>
@@ -6396,18 +5840,18 @@
               <mc:AlternateContent>
                 <mc:Choice Requires="wpg">
                   <w:drawing>
-                    <wp:anchor distT="0" distB="0" distL="114300" distR="114300" simplePos="0" relativeHeight="251668480" behindDoc="0" locked="0" layoutInCell="1" allowOverlap="1">
+                    <wp:anchor distT="0" distB="0" distL="114300" distR="114300" simplePos="0" relativeHeight="251667456" behindDoc="0" locked="0" layoutInCell="1" allowOverlap="1">
                       <wp:simplePos x="0" y="0"/>
                       <wp:positionH relativeFrom="column">
-                        <wp:posOffset>0</wp:posOffset>
+                        <wp:posOffset>7620</wp:posOffset>
                       </wp:positionH>
                       <wp:positionV relativeFrom="paragraph">
-                        <wp:posOffset>-490855</wp:posOffset>
+                        <wp:posOffset>-480060</wp:posOffset>
                       </wp:positionV>
-                      <wp:extent cx="3135630" cy="1442720"/>
-                      <wp:effectExtent l="0" t="0" r="3810" b="5080"/>
+                      <wp:extent cx="3058160" cy="1442720"/>
+                      <wp:effectExtent l="0" t="0" r="0" b="0"/>
                       <wp:wrapNone/>
-                      <wp:docPr id="10" name="组合 10"/>
+                      <wp:docPr id="9" name="组合 9"/>
                       <wp:cNvGraphicFramePr/>
                       <a:graphic xmlns:a="http://schemas.openxmlformats.org/drawingml/2006/main">
                         <a:graphicData uri="http://schemas.microsoft.com/office/word/2010/wordprocessingGroup">
@@ -6416,49 +5860,25 @@
                             <wpg:grpSpPr>
                               <a:xfrm>
                                 <a:off x="0" y="0"/>
-                                <a:ext cx="3135630" cy="1442720"/>
-                                <a:chOff x="17956" y="39496"/>
-                                <a:chExt cx="4938" cy="2272"/>
+                                <a:ext cx="3058160" cy="1442720"/>
+                                <a:chOff x="19211" y="18842"/>
+                                <a:chExt cx="4816" cy="2272"/>
                               </a:xfrm>
                             </wpg:grpSpPr>
                             <wpg:grpSp>
-                              <wpg:cNvPr id="37" name="组合 30"/>
+                              <wpg:cNvPr id="2" name="组合 6"/>
                               <wpg:cNvGrpSpPr/>
                               <wpg:grpSpPr>
                                 <a:xfrm>
-                                  <a:off x="17956" y="40098"/>
-                                  <a:ext cx="4213" cy="570"/>
-                                  <a:chOff x="17956" y="40098"/>
-                                  <a:chExt cx="4213" cy="570"/>
+                                  <a:off x="19211" y="18842"/>
+                                  <a:ext cx="4816" cy="2273"/>
+                                  <a:chOff x="19199" y="18902"/>
+                                  <a:chExt cx="4816" cy="2273"/>
                                 </a:xfrm>
                               </wpg:grpSpPr>
                               <pic:pic xmlns:pic="http://schemas.openxmlformats.org/drawingml/2006/picture">
                                 <pic:nvPicPr>
-                                  <pic:cNvPr id="11" name="图片 1" descr="24f613a0-66be-430b-9e80-270d3393fac5"/>
-                                  <pic:cNvPicPr>
-                                    <a:picLocks noChangeAspect="1"/>
-                                  </pic:cNvPicPr>
-                                </pic:nvPicPr>
-                                <pic:blipFill>
-                                  <a:blip r:embed="rId14"/>
-                                  <a:srcRect l="43292" t="26660" r="21693" b="24394"/>
-                                  <a:stretch>
-                                    <a:fillRect/>
-                                  </a:stretch>
-                                </pic:blipFill>
-                                <pic:spPr>
-                                  <a:xfrm rot="16200000">
-                                    <a:off x="18366" y="39740"/>
-                                    <a:ext cx="506" cy="1327"/>
-                                  </a:xfrm>
-                                  <a:prstGeom prst="rect">
-                                    <a:avLst/>
-                                  </a:prstGeom>
-                                </pic:spPr>
-                              </pic:pic>
-                              <pic:pic xmlns:pic="http://schemas.openxmlformats.org/drawingml/2006/picture">
-                                <pic:nvPicPr>
-                                  <pic:cNvPr id="29" name="图片 29" descr="IMG_256"/>
+                                  <pic:cNvPr id="16" name="图片 6" descr="蔡冬雪"/>
                                   <pic:cNvPicPr>
                                     <a:picLocks noChangeAspect="1"/>
                                   </pic:cNvPicPr>
@@ -6479,20 +5899,51 @@
                                       </a:clrTo>
                                     </a:clrChange>
                                   </a:blip>
+                                  <a:srcRect l="18656" t="33322" r="18897" b="26699"/>
                                   <a:stretch>
                                     <a:fillRect/>
                                   </a:stretch>
                                 </pic:blipFill>
                                 <pic:spPr>
                                   <a:xfrm>
-                                    <a:off x="21195" y="40098"/>
-                                    <a:ext cx="975" cy="570"/>
+                                    <a:off x="19199" y="19551"/>
+                                    <a:ext cx="1261" cy="566"/>
+                                  </a:xfrm>
+                                  <a:prstGeom prst="rect">
+                                    <a:avLst/>
+                                  </a:prstGeom>
+                                </pic:spPr>
+                              </pic:pic>
+                              <pic:pic xmlns:pic="http://schemas.openxmlformats.org/drawingml/2006/picture">
+                                <pic:nvPicPr>
+                                  <pic:cNvPr id="21" name="图片 25"/>
+                                  <pic:cNvPicPr>
+                                    <a:picLocks noChangeAspect="1" noChangeArrowheads="1"/>
+                                  </pic:cNvPicPr>
+                                </pic:nvPicPr>
+                                <pic:blipFill>
+                                  <a:blip r:embed="rId12">
+                                    <a:extLst>
+                                      <a:ext uri="{28A0092B-C50C-407E-A947-70E740481C1C}">
+                                        <a14:useLocalDpi xmlns:a14="http://schemas.microsoft.com/office/drawing/2010/main" val="0"/>
+                                      </a:ext>
+                                    </a:extLst>
+                                  </a:blip>
+                                  <a:srcRect/>
+                                  <a:stretch>
+                                    <a:fillRect/>
+                                  </a:stretch>
+                                </pic:blipFill>
+                                <pic:spPr>
+                                  <a:xfrm>
+                                    <a:off x="21742" y="18902"/>
+                                    <a:ext cx="2273" cy="2273"/>
                                   </a:xfrm>
                                   <a:prstGeom prst="rect">
                                     <a:avLst/>
                                   </a:prstGeom>
                                   <a:noFill/>
-                                  <a:ln w="9525">
+                                  <a:ln>
                                     <a:noFill/>
                                   </a:ln>
                                 </pic:spPr>
@@ -6500,36 +5951,39 @@
                             </wpg:grpSp>
                             <pic:pic xmlns:pic="http://schemas.openxmlformats.org/drawingml/2006/picture">
                               <pic:nvPicPr>
-                                <pic:cNvPr id="31" name="图片 25"/>
+                                <pic:cNvPr id="4" name="图片 4" descr="王建丽"/>
                                 <pic:cNvPicPr>
-                                  <a:picLocks noChangeAspect="1" noChangeArrowheads="1"/>
+                                  <a:picLocks noChangeAspect="1"/>
                                 </pic:cNvPicPr>
                               </pic:nvPicPr>
                               <pic:blipFill>
                                 <a:blip r:embed="rId13">
-                                  <a:extLst>
-                                    <a:ext uri="{28A0092B-C50C-407E-A947-70E740481C1C}">
-                                      <a14:useLocalDpi xmlns:a14="http://schemas.microsoft.com/office/drawing/2010/main" val="0"/>
-                                    </a:ext>
-                                  </a:extLst>
+                                  <a:clrChange>
+                                    <a:clrFrom>
+                                      <a:srgbClr val="FFFFFF">
+                                        <a:alpha val="100000"/>
+                                      </a:srgbClr>
+                                    </a:clrFrom>
+                                    <a:clrTo>
+                                      <a:srgbClr val="FFFFFF">
+                                        <a:alpha val="100000"/>
+                                        <a:alpha val="0"/>
+                                      </a:srgbClr>
+                                    </a:clrTo>
+                                  </a:clrChange>
                                 </a:blip>
-                                <a:srcRect/>
                                 <a:stretch>
                                   <a:fillRect/>
                                 </a:stretch>
                               </pic:blipFill>
                               <pic:spPr>
                                 <a:xfrm>
-                                  <a:off x="20622" y="39496"/>
-                                  <a:ext cx="2273" cy="2273"/>
+                                  <a:off x="22261" y="19395"/>
+                                  <a:ext cx="1258" cy="713"/>
                                 </a:xfrm>
                                 <a:prstGeom prst="rect">
                                   <a:avLst/>
                                 </a:prstGeom>
-                                <a:noFill/>
-                                <a:ln>
-                                  <a:noFill/>
-                                </a:ln>
                               </pic:spPr>
                             </pic:pic>
                           </wpg:wgp>
@@ -6540,27 +5994,27 @@
                 </mc:Choice>
                 <mc:Fallback>
                   <w:pict>
-                    <v:group id="_x0000_s1026" o:spid="_x0000_s1026" o:spt="203" style="position:absolute;left:0pt;margin-left:0pt;margin-top:-38.65pt;height:113.6pt;width:246.9pt;z-index:251668480;mso-width-relative:page;mso-height-relative:page;" coordorigin="17956,39496" coordsize="4938,2272" o:gfxdata="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">
+                    <v:group id="_x0000_s1026" o:spid="_x0000_s1026" o:spt="203" style="position:absolute;left:0pt;margin-left:0.6pt;margin-top:-37.8pt;height:113.6pt;width:240.8pt;z-index:251667456;mso-width-relative:page;mso-height-relative:page;" coordorigin="19211,18842" coordsize="4816,2272" o:gfxdata="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">
                       <o:lock v:ext="edit" aspectratio="f"/>
-                      <v:group id="组合 30" o:spid="_x0000_s1026" o:spt="203" style="position:absolute;left:17956;top:40098;height:570;width:4213;" coordorigin="17956,40098" coordsize="4213,570" o:gfxdata="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">
+                      <v:group id="组合 6" o:spid="_x0000_s1026" o:spt="203" style="position:absolute;left:19211;top:18842;height:2273;width:4816;" coordorigin="19199,18902" coordsize="4816,2273" o:gfxdata="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">
                         <o:lock v:ext="edit" aspectratio="f"/>
-                        <v:shape id="图片 1" o:spid="_x0000_s1026" o:spt="75" alt="24f613a0-66be-430b-9e80-270d3393fac5" type="#_x0000_t75" style="position:absolute;left:18366;top:39740;height:1327;width:506;rotation:-5898240f;" filled="f" o:preferrelative="t" stroked="f" coordsize="21600,21600" o:gfxdata="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">
+                        <v:shape id="图片 6" o:spid="_x0000_s1026" o:spt="75" alt="蔡冬雪" type="#_x0000_t75" style="position:absolute;left:19199;top:19551;height:566;width:1261;" filled="f" o:preferrelative="t" stroked="f" coordsize="21600,21600" o:gfxdata="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">
                           <v:fill on="f" focussize="0,0"/>
                           <v:stroke on="f"/>
-                          <v:imagedata r:id="rId14" cropleft="28372f" croptop="17472f" cropright="14217f" cropbottom="15987f" o:title=""/>
+                          <v:imagedata r:id="rId11" cropleft="12226f" croptop="21838f" cropright="12384f" cropbottom="17497f" chromakey="#FFFFFF" o:title=""/>
                           <o:lock v:ext="edit" aspectratio="t"/>
                         </v:shape>
-                        <v:shape id="_x0000_s1026" o:spid="_x0000_s1026" o:spt="75" alt="IMG_256" type="#_x0000_t75" style="position:absolute;left:21195;top:40098;height:570;width:975;" filled="f" o:preferrelative="t" stroked="f" coordsize="21600,21600" o:gfxdata="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">
+                        <v:shape id="图片 25" o:spid="_x0000_s1026" o:spt="75" type="#_x0000_t75" style="position:absolute;left:21742;top:18902;height:2273;width:2273;" filled="f" o:preferrelative="t" stroked="f" coordsize="21600,21600" o:gfxdata="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">
                           <v:fill on="f" focussize="0,0"/>
                           <v:stroke on="f"/>
-                          <v:imagedata r:id="rId11" chromakey="#FFFFFF" o:title=""/>
+                          <v:imagedata r:id="rId12" o:title=""/>
                           <o:lock v:ext="edit" aspectratio="t"/>
                         </v:shape>
                       </v:group>
-                      <v:shape id="图片 25" o:spid="_x0000_s1026" o:spt="75" type="#_x0000_t75" style="position:absolute;left:20622;top:39496;height:2273;width:2273;" filled="f" o:preferrelative="t" stroked="f" coordsize="21600,21600" o:gfxdata="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">
+                      <v:shape id="_x0000_s1026" o:spid="_x0000_s1026" o:spt="75" alt="王建丽" type="#_x0000_t75" style="position:absolute;left:22261;top:19395;height:713;width:1258;" filled="f" o:preferrelative="t" stroked="f" coordsize="21600,21600" o:gfxdata="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">
                         <v:fill on="f" focussize="0,0"/>
                         <v:stroke on="f"/>
-                        <v:imagedata r:id="rId13" o:title=""/>
+                        <v:imagedata r:id="rId13" chromakey="#FFFFFF" o:title=""/>
                         <o:lock v:ext="edit" aspectratio="t"/>
                       </v:shape>
                     </v:group>
@@ -6830,7 +6284,7 @@
           <w:szCs w:val="24"/>
           <w:lang w:eastAsia="zh-CN"/>
         </w:rPr>
-        <w:t>3</w:t>
+        <w:t>2</w:t>
       </w:r>
       <w:r>
         <w:rPr>
@@ -6854,10 +6308,9 @@
     <w:p>
       <w:pPr>
         <w:rPr>
-          <w:rFonts w:ascii="Times New Roman" w:hAnsi="Times New Roman" w:eastAsia="微软雅黑" w:cs="Times New Roman"/>
+          <w:rFonts w:hint="default"/>
           <w:sz w:val="24"/>
-          <w:szCs w:val="24"/>
-          <w:lang w:eastAsia="zh-CN"/>
+          <w:lang w:val="en-US" w:eastAsia="zh-CN"/>
         </w:rPr>
       </w:pPr>
     </w:p>
@@ -6949,23 +6402,23 @@
             </w:pPr>
             <w:r>
               <w:rPr>
-                <w:sz w:val="24"/>
+                <w:sz w:val="22"/>
               </w:rPr>
               <mc:AlternateContent>
                 <mc:Choice Requires="wpg">
                   <w:drawing>
-                    <wp:anchor distT="0" distB="0" distL="114300" distR="114300" simplePos="0" relativeHeight="251669504" behindDoc="0" locked="0" layoutInCell="1" allowOverlap="1">
+                    <wp:anchor distT="0" distB="0" distL="114300" distR="114300" simplePos="0" relativeHeight="251668480" behindDoc="0" locked="0" layoutInCell="1" allowOverlap="1">
                       <wp:simplePos x="0" y="0"/>
                       <wp:positionH relativeFrom="column">
-                        <wp:posOffset>-59690</wp:posOffset>
+                        <wp:posOffset>0</wp:posOffset>
                       </wp:positionH>
                       <wp:positionV relativeFrom="paragraph">
-                        <wp:posOffset>-527685</wp:posOffset>
+                        <wp:posOffset>-370840</wp:posOffset>
                       </wp:positionV>
-                      <wp:extent cx="3114040" cy="1442720"/>
-                      <wp:effectExtent l="0" t="0" r="10160" b="5080"/>
+                      <wp:extent cx="3134360" cy="1443355"/>
+                      <wp:effectExtent l="0" t="0" r="0" b="0"/>
                       <wp:wrapNone/>
-                      <wp:docPr id="38" name="组合 38"/>
+                      <wp:docPr id="14" name="组合 14"/>
                       <wp:cNvGraphicFramePr/>
                       <a:graphic xmlns:a="http://schemas.openxmlformats.org/drawingml/2006/main">
                         <a:graphicData uri="http://schemas.microsoft.com/office/word/2010/wordprocessingGroup">
@@ -6974,92 +6427,31 @@
                             <wpg:grpSpPr>
                               <a:xfrm>
                                 <a:off x="0" y="0"/>
-                                <a:ext cx="3114040" cy="1442720"/>
-                                <a:chOff x="17862" y="41199"/>
-                                <a:chExt cx="4904" cy="2272"/>
+                                <a:ext cx="3134360" cy="1443355"/>
+                                <a:chOff x="19199" y="20810"/>
+                                <a:chExt cx="4936" cy="2273"/>
                               </a:xfrm>
                             </wpg:grpSpPr>
-                            <pic:pic xmlns:pic="http://schemas.openxmlformats.org/drawingml/2006/picture">
-                              <pic:nvPicPr>
-                                <pic:cNvPr id="6" name="图片 23"/>
-                                <pic:cNvPicPr>
-                                  <a:picLocks noChangeAspect="1" noChangeArrowheads="1"/>
-                                </pic:cNvPicPr>
-                              </pic:nvPicPr>
-                              <pic:blipFill>
-                                <a:blip r:embed="rId13">
-                                  <a:extLst>
-                                    <a:ext uri="{28A0092B-C50C-407E-A947-70E740481C1C}">
-                                      <a14:useLocalDpi xmlns:a14="http://schemas.microsoft.com/office/drawing/2010/main" val="0"/>
-                                    </a:ext>
-                                  </a:extLst>
-                                </a:blip>
-                                <a:srcRect/>
-                                <a:stretch>
-                                  <a:fillRect/>
-                                </a:stretch>
-                              </pic:blipFill>
-                              <pic:spPr>
-                                <a:xfrm>
-                                  <a:off x="20494" y="41199"/>
-                                  <a:ext cx="2273" cy="2273"/>
-                                </a:xfrm>
-                                <a:prstGeom prst="rect">
-                                  <a:avLst/>
-                                </a:prstGeom>
-                                <a:noFill/>
-                                <a:ln>
-                                  <a:noFill/>
-                                </a:ln>
-                              </pic:spPr>
-                            </pic:pic>
                             <wpg:grpSp>
-                              <wpg:cNvPr id="39" name="组合 23"/>
+                              <wpg:cNvPr id="15" name="组合 23"/>
                               <wpg:cNvGrpSpPr/>
                               <wpg:grpSpPr>
                                 <a:xfrm>
-                                  <a:off x="17862" y="41843"/>
-                                  <a:ext cx="4208" cy="652"/>
-                                  <a:chOff x="17862" y="41843"/>
-                                  <a:chExt cx="4208" cy="652"/>
+                                  <a:off x="19199" y="20810"/>
+                                  <a:ext cx="4936" cy="2273"/>
+                                  <a:chOff x="19199" y="20810"/>
+                                  <a:chExt cx="4936" cy="2273"/>
                                 </a:xfrm>
                               </wpg:grpSpPr>
                               <pic:pic xmlns:pic="http://schemas.openxmlformats.org/drawingml/2006/picture">
                                 <pic:nvPicPr>
-                                  <pic:cNvPr id="22" name="图片 59" descr="图片1"/>
+                                  <pic:cNvPr id="12" name="图片 1"/>
                                   <pic:cNvPicPr>
                                     <a:picLocks noChangeAspect="1"/>
                                   </pic:cNvPicPr>
                                 </pic:nvPicPr>
                                 <pic:blipFill>
-                                  <a:blip r:embed="rId15">
-                                    <a:biLevel thresh="50000"/>
-                                  </a:blip>
-                                  <a:srcRect l="7865" t="11797" r="5322" b="19074"/>
-                                  <a:stretch>
-                                    <a:fillRect/>
-                                  </a:stretch>
-                                </pic:blipFill>
-                                <pic:spPr>
-                                  <a:xfrm>
-                                    <a:off x="17862" y="41869"/>
-                                    <a:ext cx="1468" cy="627"/>
-                                  </a:xfrm>
-                                  <a:prstGeom prst="rect">
-                                    <a:avLst/>
-                                  </a:prstGeom>
-                                  <a:noFill/>
-                                </pic:spPr>
-                              </pic:pic>
-                              <pic:pic xmlns:pic="http://schemas.openxmlformats.org/drawingml/2006/picture">
-                                <pic:nvPicPr>
-                                  <pic:cNvPr id="21" name="图片 29" descr="IMG_256"/>
-                                  <pic:cNvPicPr>
-                                    <a:picLocks noChangeAspect="1"/>
-                                  </pic:cNvPicPr>
-                                </pic:nvPicPr>
-                                <pic:blipFill>
-                                  <a:blip r:embed="rId11">
+                                  <a:blip r:embed="rId14">
                                     <a:clrChange>
                                       <a:clrFrom>
                                         <a:srgbClr val="FFFFFF">
@@ -7074,25 +6466,97 @@
                                       </a:clrTo>
                                     </a:clrChange>
                                   </a:blip>
+                                  <a:srcRect l="10922" t="11667"/>
                                   <a:stretch>
                                     <a:fillRect/>
                                   </a:stretch>
                                 </pic:blipFill>
                                 <pic:spPr>
                                   <a:xfrm>
-                                    <a:off x="21096" y="41843"/>
-                                    <a:ext cx="975" cy="570"/>
+                                    <a:off x="19199" y="21203"/>
+                                    <a:ext cx="1672" cy="901"/>
                                   </a:xfrm>
                                   <a:prstGeom prst="rect">
                                     <a:avLst/>
                                   </a:prstGeom>
                                   <a:noFill/>
-                                  <a:ln w="9525">
+                                  <a:ln>
+                                    <a:noFill/>
+                                  </a:ln>
+                                </pic:spPr>
+                              </pic:pic>
+                              <pic:pic xmlns:pic="http://schemas.openxmlformats.org/drawingml/2006/picture">
+                                <pic:nvPicPr>
+                                  <pic:cNvPr id="5" name="图片 25"/>
+                                  <pic:cNvPicPr>
+                                    <a:picLocks noChangeAspect="1" noChangeArrowheads="1"/>
+                                  </pic:cNvPicPr>
+                                </pic:nvPicPr>
+                                <pic:blipFill>
+                                  <a:blip r:embed="rId12">
+                                    <a:extLst>
+                                      <a:ext uri="{28A0092B-C50C-407E-A947-70E740481C1C}">
+                                        <a14:useLocalDpi xmlns:a14="http://schemas.microsoft.com/office/drawing/2010/main" val="0"/>
+                                      </a:ext>
+                                    </a:extLst>
+                                  </a:blip>
+                                  <a:srcRect/>
+                                  <a:stretch>
+                                    <a:fillRect/>
+                                  </a:stretch>
+                                </pic:blipFill>
+                                <pic:spPr>
+                                  <a:xfrm>
+                                    <a:off x="21862" y="20810"/>
+                                    <a:ext cx="2273" cy="2273"/>
+                                  </a:xfrm>
+                                  <a:prstGeom prst="rect">
+                                    <a:avLst/>
+                                  </a:prstGeom>
+                                  <a:noFill/>
+                                  <a:ln>
                                     <a:noFill/>
                                   </a:ln>
                                 </pic:spPr>
                               </pic:pic>
                             </wpg:grpSp>
+                            <pic:pic xmlns:pic="http://schemas.openxmlformats.org/drawingml/2006/picture">
+                              <pic:nvPicPr>
+                                <pic:cNvPr id="11" name="图片 11" descr="王建丽"/>
+                                <pic:cNvPicPr>
+                                  <a:picLocks noChangeAspect="1"/>
+                                </pic:cNvPicPr>
+                              </pic:nvPicPr>
+                              <pic:blipFill>
+                                <a:blip r:embed="rId13">
+                                  <a:clrChange>
+                                    <a:clrFrom>
+                                      <a:srgbClr val="FFFFFF">
+                                        <a:alpha val="100000"/>
+                                      </a:srgbClr>
+                                    </a:clrFrom>
+                                    <a:clrTo>
+                                      <a:srgbClr val="FFFFFF">
+                                        <a:alpha val="100000"/>
+                                        <a:alpha val="0"/>
+                                      </a:srgbClr>
+                                    </a:clrTo>
+                                  </a:clrChange>
+                                </a:blip>
+                                <a:stretch>
+                                  <a:fillRect/>
+                                </a:stretch>
+                              </pic:blipFill>
+                              <pic:spPr>
+                                <a:xfrm>
+                                  <a:off x="22321" y="21215"/>
+                                  <a:ext cx="1488" cy="842"/>
+                                </a:xfrm>
+                                <a:prstGeom prst="rect">
+                                  <a:avLst/>
+                                </a:prstGeom>
+                              </pic:spPr>
+                            </pic:pic>
                           </wpg:wgp>
                         </a:graphicData>
                       </a:graphic>
@@ -7101,29 +6565,29 @@
                 </mc:Choice>
                 <mc:Fallback>
                   <w:pict>
-                    <v:group id="_x0000_s1026" o:spid="_x0000_s1026" o:spt="203" style="position:absolute;left:0pt;margin-left:-4.7pt;margin-top:-41.55pt;height:113.6pt;width:245.2pt;z-index:251669504;mso-width-relative:page;mso-height-relative:page;" coordorigin="17862,41199" coordsize="4904,2272" o:gfxdata="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">
+                    <v:group id="_x0000_s1026" o:spid="_x0000_s1026" o:spt="203" style="position:absolute;left:0pt;margin-left:0pt;margin-top:-29.2pt;height:113.65pt;width:246.8pt;z-index:251668480;mso-width-relative:page;mso-height-relative:page;" coordorigin="19199,20810" coordsize="4936,2273" o:gfxdata="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">
                       <o:lock v:ext="edit" aspectratio="f"/>
-                      <v:shape id="图片 23" o:spid="_x0000_s1026" o:spt="75" type="#_x0000_t75" style="position:absolute;left:20494;top:41199;height:2273;width:2273;" filled="f" o:preferrelative="t" stroked="f" coordsize="21600,21600" o:gfxdata="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">
-                        <v:fill on="f" focussize="0,0"/>
-                        <v:stroke on="f"/>
-                        <v:imagedata r:id="rId13" o:title=""/>
-                        <o:lock v:ext="edit" aspectratio="t"/>
-                      </v:shape>
-                      <v:group id="组合 23" o:spid="_x0000_s1026" o:spt="203" style="position:absolute;left:17862;top:41843;height:652;width:4208;" coordorigin="17862,41843" coordsize="4208,652" o:gfxdata="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">
+                      <v:group id="组合 23" o:spid="_x0000_s1026" o:spt="203" style="position:absolute;left:19199;top:20810;height:2273;width:4936;" coordorigin="19199,20810" coordsize="4936,2273" o:gfxdata="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">
                         <o:lock v:ext="edit" aspectratio="f"/>
-                        <v:shape id="图片 59" o:spid="_x0000_s1026" o:spt="75" alt="图片1" type="#_x0000_t75" style="position:absolute;left:17862;top:41869;height:627;width:1468;" filled="f" o:preferrelative="t" stroked="f" coordsize="21600,21600" o:gfxdata="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">
+                        <v:shape id="图片 1" o:spid="_x0000_s1026" o:spt="75" type="#_x0000_t75" style="position:absolute;left:19199;top:21203;height:901;width:1672;" filled="f" o:preferrelative="t" stroked="f" coordsize="21600,21600" o:gfxdata="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">
                           <v:fill on="f" focussize="0,0"/>
                           <v:stroke on="f"/>
-                          <v:imagedata r:id="rId15" cropleft="5154f" croptop="7731f" cropright="3488f" cropbottom="12500f" grayscale="t" bilevel="t" o:title=""/>
+                          <v:imagedata r:id="rId14" cropleft="7158f" croptop="7646f" chromakey="#FFFFFF" o:title=""/>
                           <o:lock v:ext="edit" aspectratio="t"/>
                         </v:shape>
-                        <v:shape id="图片 29" o:spid="_x0000_s1026" o:spt="75" alt="IMG_256" type="#_x0000_t75" style="position:absolute;left:21096;top:41843;height:570;width:975;" filled="f" o:preferrelative="t" stroked="f" coordsize="21600,21600" o:gfxdata="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">
+                        <v:shape id="图片 25" o:spid="_x0000_s1026" o:spt="75" type="#_x0000_t75" style="position:absolute;left:21862;top:20810;height:2273;width:2273;" filled="f" o:preferrelative="t" stroked="f" coordsize="21600,21600" o:gfxdata="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">
                           <v:fill on="f" focussize="0,0"/>
                           <v:stroke on="f"/>
-                          <v:imagedata r:id="rId11" chromakey="#FFFFFF" o:title=""/>
+                          <v:imagedata r:id="rId12" o:title=""/>
                           <o:lock v:ext="edit" aspectratio="t"/>
                         </v:shape>
                       </v:group>
+                      <v:shape id="_x0000_s1026" o:spid="_x0000_s1026" o:spt="75" alt="王建丽" type="#_x0000_t75" style="position:absolute;left:22321;top:21215;height:842;width:1488;" filled="f" o:preferrelative="t" stroked="f" coordsize="21600,21600" o:gfxdata="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">
+                        <v:fill on="f" focussize="0,0"/>
+                        <v:stroke on="f"/>
+                        <v:imagedata r:id="rId13" chromakey="#FFFFFF" o:title=""/>
+                        <o:lock v:ext="edit" aspectratio="t"/>
+                      </v:shape>
                     </v:group>
                   </w:pict>
                 </mc:Fallback>
@@ -7360,30 +6824,12 @@
     <w:p>
       <w:pPr>
         <w:rPr>
-          <w:rFonts w:ascii="Times New Roman" w:hAnsi="Times New Roman" w:eastAsia="微软雅黑" w:cs="Times New Roman"/>
-          <w:sz w:val="24"/>
-          <w:szCs w:val="24"/>
-          <w:lang w:eastAsia="zh-CN"/>
-        </w:rPr>
-      </w:pPr>
-      <w:r>
-        <w:rPr>
           <w:rFonts w:hint="eastAsia" w:ascii="Times New Roman" w:hAnsi="Times New Roman" w:eastAsia="微软雅黑" w:cs="Times New Roman"/>
           <w:sz w:val="24"/>
           <w:szCs w:val="24"/>
           <w:lang w:eastAsia="zh-CN"/>
         </w:rPr>
-        <w:t xml:space="preserve">{% endif %}{% if testedby == </w:t>
-      </w:r>
-      <w:r>
-        <w:rPr>
-          <w:rFonts w:ascii="Times New Roman" w:hAnsi="Times New Roman" w:eastAsia="微软雅黑" w:cs="Times New Roman"/>
-          <w:sz w:val="24"/>
-          <w:szCs w:val="24"/>
-          <w:lang w:eastAsia="zh-CN"/>
-        </w:rPr>
-        <w:t>“</w:t>
-      </w:r>
+      </w:pPr>
       <w:r>
         <w:rPr>
           <w:rFonts w:hint="eastAsia" w:ascii="Times New Roman" w:hAnsi="Times New Roman" w:eastAsia="微软雅黑" w:cs="Times New Roman"/>
@@ -7391,1291 +6837,9 @@
           <w:szCs w:val="24"/>
           <w:lang w:eastAsia="zh-CN"/>
         </w:rPr>
-        <w:t>4</w:t>
-      </w:r>
-      <w:r>
-        <w:rPr>
-          <w:rFonts w:ascii="Times New Roman" w:hAnsi="Times New Roman" w:eastAsia="微软雅黑" w:cs="Times New Roman"/>
-          <w:sz w:val="24"/>
-          <w:szCs w:val="24"/>
-          <w:lang w:eastAsia="zh-CN"/>
-        </w:rPr>
-        <w:t>”</w:t>
-      </w:r>
-      <w:r>
-        <w:rPr>
-          <w:rFonts w:hint="eastAsia" w:ascii="Times New Roman" w:hAnsi="Times New Roman" w:eastAsia="微软雅黑" w:cs="Times New Roman"/>
-          <w:sz w:val="24"/>
-          <w:szCs w:val="24"/>
-          <w:lang w:eastAsia="zh-CN"/>
-        </w:rPr>
-        <w:t xml:space="preserve"> %}</w:t>
+        <w:t>{% endif %}</w:t>
       </w:r>
     </w:p>
-    <w:p>
-      <w:pPr>
-        <w:rPr>
-          <w:rFonts w:ascii="Times New Roman" w:hAnsi="Times New Roman" w:eastAsia="微软雅黑" w:cs="Times New Roman"/>
-          <w:sz w:val="24"/>
-          <w:szCs w:val="24"/>
-          <w:lang w:eastAsia="zh-CN"/>
-        </w:rPr>
-      </w:pPr>
-    </w:p>
-    <w:p>
-      <w:pPr>
-        <w:rPr>
-          <w:rFonts w:ascii="Times New Roman" w:hAnsi="Times New Roman" w:eastAsia="微软雅黑" w:cs="Times New Roman"/>
-          <w:sz w:val="24"/>
-          <w:szCs w:val="24"/>
-          <w:lang w:eastAsia="zh-CN"/>
-        </w:rPr>
-      </w:pPr>
-    </w:p>
-    <w:tbl>
-      <w:tblPr>
-        <w:tblStyle w:val="35"/>
-        <w:tblW w:w="6772" w:type="dxa"/>
-        <w:jc w:val="right"/>
-        <w:tblLayout w:type="fixed"/>
-        <w:tblCellMar>
-          <w:top w:w="0" w:type="dxa"/>
-          <w:left w:w="0" w:type="dxa"/>
-          <w:bottom w:w="0" w:type="dxa"/>
-          <w:right w:w="0" w:type="dxa"/>
-        </w:tblCellMar>
-      </w:tblPr>
-      <w:tblGrid>
-        <w:gridCol w:w="1272"/>
-        <w:gridCol w:w="2040"/>
-        <w:gridCol w:w="1166"/>
-        <w:gridCol w:w="2294"/>
-      </w:tblGrid>
-      <w:tr>
-        <w:tblPrEx>
-          <w:tblCellMar>
-            <w:top w:w="0" w:type="dxa"/>
-            <w:left w:w="0" w:type="dxa"/>
-            <w:bottom w:w="0" w:type="dxa"/>
-            <w:right w:w="0" w:type="dxa"/>
-          </w:tblCellMar>
-        </w:tblPrEx>
-        <w:trPr>
-          <w:trHeight w:val="441" w:hRule="exact"/>
-          <w:jc w:val="right"/>
-        </w:trPr>
-        <w:tc>
-          <w:tcPr>
-            <w:tcW w:w="1272" w:type="dxa"/>
-            <w:vAlign w:val="center"/>
-          </w:tcPr>
-          <w:p>
-            <w:pPr>
-              <w:pStyle w:val="20"/>
-              <w:spacing w:before="13"/>
-              <w:ind w:left="13" w:right="95"/>
-              <w:jc w:val="both"/>
-              <w:rPr>
-                <w:rFonts w:ascii="Times New Roman" w:hAnsi="Times New Roman" w:cs="Times New Roman"/>
-                <w:b/>
-                <w:sz w:val="24"/>
-                <w:szCs w:val="24"/>
-              </w:rPr>
-            </w:pPr>
-            <w:r>
-              <w:rPr>
-                <w:rFonts w:ascii="Times New Roman" w:hAnsi="Times New Roman" w:cs="Times New Roman"/>
-                <w:b/>
-                <w:sz w:val="24"/>
-                <w:szCs w:val="24"/>
-              </w:rPr>
-              <w:t>检测人：</w:t>
-            </w:r>
-          </w:p>
-        </w:tc>
-        <w:tc>
-          <w:tcPr>
-            <w:tcW w:w="2040" w:type="dxa"/>
-            <w:vAlign w:val="center"/>
-          </w:tcPr>
-          <w:p>
-            <w:pPr>
-              <w:pStyle w:val="20"/>
-              <w:spacing w:before="13"/>
-              <w:jc w:val="both"/>
-              <w:rPr>
-                <w:rFonts w:ascii="Times New Roman" w:hAnsi="Times New Roman" w:cs="Times New Roman"/>
-                <w:b/>
-                <w:sz w:val="24"/>
-                <w:szCs w:val="24"/>
-              </w:rPr>
-            </w:pPr>
-            <w:r>
-              <w:rPr>
-                <w:sz w:val="24"/>
-              </w:rPr>
-              <mc:AlternateContent>
-                <mc:Choice Requires="wpg">
-                  <w:drawing>
-                    <wp:anchor distT="0" distB="0" distL="114300" distR="114300" simplePos="0" relativeHeight="251670528" behindDoc="0" locked="0" layoutInCell="1" allowOverlap="1">
-                      <wp:simplePos x="0" y="0"/>
-                      <wp:positionH relativeFrom="column">
-                        <wp:posOffset>12700</wp:posOffset>
-                      </wp:positionH>
-                      <wp:positionV relativeFrom="paragraph">
-                        <wp:posOffset>-514985</wp:posOffset>
-                      </wp:positionV>
-                      <wp:extent cx="3150235" cy="1442720"/>
-                      <wp:effectExtent l="0" t="0" r="4445" b="5080"/>
-                      <wp:wrapNone/>
-                      <wp:docPr id="40" name="组合 40"/>
-                      <wp:cNvGraphicFramePr/>
-                      <a:graphic xmlns:a="http://schemas.openxmlformats.org/drawingml/2006/main">
-                        <a:graphicData uri="http://schemas.microsoft.com/office/word/2010/wordprocessingGroup">
-                          <wpg:wgp>
-                            <wpg:cNvGrpSpPr/>
-                            <wpg:grpSpPr>
-                              <a:xfrm>
-                                <a:off x="0" y="0"/>
-                                <a:ext cx="3150235" cy="1442720"/>
-                                <a:chOff x="17976" y="42945"/>
-                                <a:chExt cx="4961" cy="2272"/>
-                              </a:xfrm>
-                            </wpg:grpSpPr>
-                            <pic:pic xmlns:pic="http://schemas.openxmlformats.org/drawingml/2006/picture">
-                              <pic:nvPicPr>
-                                <pic:cNvPr id="13" name="图片 25"/>
-                                <pic:cNvPicPr>
-                                  <a:picLocks noChangeAspect="1" noChangeArrowheads="1"/>
-                                </pic:cNvPicPr>
-                              </pic:nvPicPr>
-                              <pic:blipFill>
-                                <a:blip r:embed="rId13">
-                                  <a:extLst>
-                                    <a:ext uri="{28A0092B-C50C-407E-A947-70E740481C1C}">
-                                      <a14:useLocalDpi xmlns:a14="http://schemas.microsoft.com/office/drawing/2010/main" val="0"/>
-                                    </a:ext>
-                                  </a:extLst>
-                                </a:blip>
-                                <a:srcRect/>
-                                <a:stretch>
-                                  <a:fillRect/>
-                                </a:stretch>
-                              </pic:blipFill>
-                              <pic:spPr>
-                                <a:xfrm>
-                                  <a:off x="20665" y="42945"/>
-                                  <a:ext cx="2273" cy="2273"/>
-                                </a:xfrm>
-                                <a:prstGeom prst="rect">
-                                  <a:avLst/>
-                                </a:prstGeom>
-                                <a:noFill/>
-                                <a:ln>
-                                  <a:noFill/>
-                                </a:ln>
-                              </pic:spPr>
-                            </pic:pic>
-                            <wpg:grpSp>
-                              <wpg:cNvPr id="41" name="组合 27"/>
-                              <wpg:cNvGrpSpPr/>
-                              <wpg:grpSpPr>
-                                <a:xfrm>
-                                  <a:off x="17976" y="43614"/>
-                                  <a:ext cx="4551" cy="626"/>
-                                  <a:chOff x="17976" y="43614"/>
-                                  <a:chExt cx="4551" cy="626"/>
-                                </a:xfrm>
-                              </wpg:grpSpPr>
-                              <pic:pic xmlns:pic="http://schemas.openxmlformats.org/drawingml/2006/picture">
-                                <pic:nvPicPr>
-                                  <pic:cNvPr id="14" name="图片 29" descr="IMG_256"/>
-                                  <pic:cNvPicPr>
-                                    <a:picLocks noChangeAspect="1"/>
-                                  </pic:cNvPicPr>
-                                </pic:nvPicPr>
-                                <pic:blipFill>
-                                  <a:blip r:embed="rId11">
-                                    <a:clrChange>
-                                      <a:clrFrom>
-                                        <a:srgbClr val="FFFFFF">
-                                          <a:alpha val="100000"/>
-                                        </a:srgbClr>
-                                      </a:clrFrom>
-                                      <a:clrTo>
-                                        <a:srgbClr val="FFFFFF">
-                                          <a:alpha val="100000"/>
-                                          <a:alpha val="0"/>
-                                        </a:srgbClr>
-                                      </a:clrTo>
-                                    </a:clrChange>
-                                  </a:blip>
-                                  <a:stretch>
-                                    <a:fillRect/>
-                                  </a:stretch>
-                                </pic:blipFill>
-                                <pic:spPr>
-                                  <a:xfrm>
-                                    <a:off x="17976" y="43615"/>
-                                    <a:ext cx="975" cy="570"/>
-                                  </a:xfrm>
-                                  <a:prstGeom prst="rect">
-                                    <a:avLst/>
-                                  </a:prstGeom>
-                                  <a:noFill/>
-                                  <a:ln w="9525">
-                                    <a:noFill/>
-                                  </a:ln>
-                                </pic:spPr>
-                              </pic:pic>
-                              <pic:pic xmlns:pic="http://schemas.openxmlformats.org/drawingml/2006/picture">
-                                <pic:nvPicPr>
-                                  <pic:cNvPr id="26" name="图片 59" descr="图片1"/>
-                                  <pic:cNvPicPr>
-                                    <a:picLocks noChangeAspect="1"/>
-                                  </pic:cNvPicPr>
-                                </pic:nvPicPr>
-                                <pic:blipFill>
-                                  <a:blip r:embed="rId15">
-                                    <a:biLevel thresh="50000"/>
-                                  </a:blip>
-                                  <a:srcRect l="7865" t="11797" r="5322" b="19074"/>
-                                  <a:stretch>
-                                    <a:fillRect/>
-                                  </a:stretch>
-                                </pic:blipFill>
-                                <pic:spPr>
-                                  <a:xfrm>
-                                    <a:off x="21059" y="43614"/>
-                                    <a:ext cx="1468" cy="627"/>
-                                  </a:xfrm>
-                                  <a:prstGeom prst="rect">
-                                    <a:avLst/>
-                                  </a:prstGeom>
-                                  <a:noFill/>
-                                </pic:spPr>
-                              </pic:pic>
-                            </wpg:grpSp>
-                          </wpg:wgp>
-                        </a:graphicData>
-                      </a:graphic>
-                    </wp:anchor>
-                  </w:drawing>
-                </mc:Choice>
-                <mc:Fallback>
-                  <w:pict>
-                    <v:group id="_x0000_s1026" o:spid="_x0000_s1026" o:spt="203" style="position:absolute;left:0pt;margin-left:1pt;margin-top:-40.55pt;height:113.6pt;width:248.05pt;z-index:251670528;mso-width-relative:page;mso-height-relative:page;" coordorigin="17976,42945" coordsize="4961,2272" o:gfxdata="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">
-                      <o:lock v:ext="edit" aspectratio="f"/>
-                      <v:shape id="图片 25" o:spid="_x0000_s1026" o:spt="75" type="#_x0000_t75" style="position:absolute;left:20665;top:42945;height:2273;width:2273;" filled="f" o:preferrelative="t" stroked="f" coordsize="21600,21600" o:gfxdata="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">
-                        <v:fill on="f" focussize="0,0"/>
-                        <v:stroke on="f"/>
-                        <v:imagedata r:id="rId13" o:title=""/>
-                        <o:lock v:ext="edit" aspectratio="t"/>
-                      </v:shape>
-                      <v:group id="组合 27" o:spid="_x0000_s1026" o:spt="203" style="position:absolute;left:17976;top:43614;height:626;width:4551;" coordorigin="17976,43614" coordsize="4551,626" o:gfxdata="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">
-                        <o:lock v:ext="edit" aspectratio="f"/>
-                        <v:shape id="图片 29" o:spid="_x0000_s1026" o:spt="75" alt="IMG_256" type="#_x0000_t75" style="position:absolute;left:17976;top:43615;height:570;width:975;" filled="f" o:preferrelative="t" stroked="f" coordsize="21600,21600" o:gfxdata="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">
-                          <v:fill on="f" focussize="0,0"/>
-                          <v:stroke on="f"/>
-                          <v:imagedata r:id="rId11" chromakey="#FFFFFF" o:title=""/>
-                          <o:lock v:ext="edit" aspectratio="t"/>
-                        </v:shape>
-                        <v:shape id="图片 59" o:spid="_x0000_s1026" o:spt="75" alt="图片1" type="#_x0000_t75" style="position:absolute;left:21059;top:43614;height:627;width:1468;" filled="f" o:preferrelative="t" stroked="f" coordsize="21600,21600" o:gfxdata="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">
-                          <v:fill on="f" focussize="0,0"/>
-                          <v:stroke on="f"/>
-                          <v:imagedata r:id="rId15" cropleft="5154f" croptop="7731f" cropright="3488f" cropbottom="12500f" grayscale="t" bilevel="t" o:title=""/>
-                          <o:lock v:ext="edit" aspectratio="t"/>
-                        </v:shape>
-                      </v:group>
-                    </v:group>
-                  </w:pict>
-                </mc:Fallback>
-              </mc:AlternateContent>
-            </w:r>
-          </w:p>
-        </w:tc>
-        <w:tc>
-          <w:tcPr>
-            <w:tcW w:w="1166" w:type="dxa"/>
-            <w:vAlign w:val="center"/>
-          </w:tcPr>
-          <w:p>
-            <w:pPr>
-              <w:pStyle w:val="20"/>
-              <w:spacing w:before="13"/>
-              <w:jc w:val="both"/>
-              <w:rPr>
-                <w:rFonts w:ascii="Times New Roman" w:hAnsi="Times New Roman" w:cs="Times New Roman"/>
-                <w:b/>
-                <w:sz w:val="24"/>
-                <w:szCs w:val="24"/>
-              </w:rPr>
-            </w:pPr>
-            <w:r>
-              <w:rPr>
-                <w:rFonts w:ascii="Times New Roman" w:hAnsi="Times New Roman" w:cs="Times New Roman"/>
-                <w:b/>
-                <w:sz w:val="24"/>
-                <w:szCs w:val="24"/>
-              </w:rPr>
-              <w:t>复核人</w:t>
-            </w:r>
-            <w:r>
-              <w:rPr>
-                <w:rFonts w:ascii="Times New Roman" w:hAnsi="Times New Roman" w:cs="Times New Roman"/>
-                <w:b/>
-                <w:sz w:val="24"/>
-                <w:szCs w:val="24"/>
-                <w:lang w:eastAsia="zh-CN"/>
-              </w:rPr>
-              <w:t>：</w:t>
-            </w:r>
-          </w:p>
-        </w:tc>
-        <w:tc>
-          <w:tcPr>
-            <w:tcW w:w="2294" w:type="dxa"/>
-            <w:vAlign w:val="center"/>
-          </w:tcPr>
-          <w:p>
-            <w:pPr>
-              <w:pStyle w:val="20"/>
-              <w:spacing w:before="13"/>
-              <w:ind w:right="15"/>
-              <w:jc w:val="both"/>
-              <w:rPr>
-                <w:rFonts w:ascii="Times New Roman" w:hAnsi="Times New Roman" w:cs="Times New Roman"/>
-                <w:b/>
-                <w:sz w:val="24"/>
-                <w:szCs w:val="24"/>
-              </w:rPr>
-            </w:pPr>
-          </w:p>
-        </w:tc>
-      </w:tr>
-      <w:tr>
-        <w:tblPrEx>
-          <w:tblCellMar>
-            <w:top w:w="0" w:type="dxa"/>
-            <w:left w:w="0" w:type="dxa"/>
-            <w:bottom w:w="0" w:type="dxa"/>
-            <w:right w:w="0" w:type="dxa"/>
-          </w:tblCellMar>
-        </w:tblPrEx>
-        <w:trPr>
-          <w:trHeight w:val="457" w:hRule="exact"/>
-          <w:jc w:val="right"/>
-        </w:trPr>
-        <w:tc>
-          <w:tcPr>
-            <w:tcW w:w="1272" w:type="dxa"/>
-            <w:vAlign w:val="center"/>
-          </w:tcPr>
-          <w:p>
-            <w:pPr>
-              <w:pStyle w:val="20"/>
-              <w:spacing w:line="341" w:lineRule="exact"/>
-              <w:ind w:left="13" w:right="165"/>
-              <w:jc w:val="both"/>
-              <w:rPr>
-                <w:rFonts w:ascii="Times New Roman" w:hAnsi="Times New Roman" w:cs="Times New Roman"/>
-                <w:b/>
-                <w:sz w:val="24"/>
-                <w:szCs w:val="24"/>
-              </w:rPr>
-            </w:pPr>
-            <w:r>
-              <w:rPr>
-                <w:rFonts w:ascii="Times New Roman" w:hAnsi="Times New Roman" w:cs="Times New Roman"/>
-                <w:b/>
-                <w:sz w:val="24"/>
-                <w:szCs w:val="24"/>
-              </w:rPr>
-              <w:t>日</w:t>
-            </w:r>
-            <w:r>
-              <w:rPr>
-                <w:rFonts w:ascii="Times New Roman" w:hAnsi="Times New Roman" w:cs="Times New Roman"/>
-                <w:b/>
-                <w:sz w:val="24"/>
-                <w:szCs w:val="24"/>
-                <w:lang w:eastAsia="zh-CN"/>
-              </w:rPr>
-              <w:t xml:space="preserve">  </w:t>
-            </w:r>
-            <w:r>
-              <w:rPr>
-                <w:rFonts w:ascii="Times New Roman" w:hAnsi="Times New Roman" w:cs="Times New Roman"/>
-                <w:b/>
-                <w:sz w:val="24"/>
-                <w:szCs w:val="24"/>
-              </w:rPr>
-              <w:t>期：</w:t>
-            </w:r>
-          </w:p>
-        </w:tc>
-        <w:tc>
-          <w:tcPr>
-            <w:tcW w:w="2040" w:type="dxa"/>
-            <w:vAlign w:val="center"/>
-          </w:tcPr>
-          <w:p>
-            <w:pPr>
-              <w:pStyle w:val="20"/>
-              <w:spacing w:line="363" w:lineRule="exact"/>
-              <w:jc w:val="both"/>
-              <w:rPr>
-                <w:rFonts w:ascii="Times New Roman" w:hAnsi="Times New Roman" w:cs="Times New Roman"/>
-                <w:sz w:val="24"/>
-                <w:szCs w:val="24"/>
-              </w:rPr>
-            </w:pPr>
-            <w:r>
-              <w:rPr>
-                <w:rFonts w:ascii="Times New Roman" w:hAnsi="Times New Roman" w:cs="Times New Roman"/>
-                <w:kern w:val="2"/>
-                <w:sz w:val="24"/>
-                <w:szCs w:val="24"/>
-                <w:lang w:eastAsia="zh-CN"/>
-              </w:rPr>
-              <w:t>{{ reportdate }}</w:t>
-            </w:r>
-          </w:p>
-        </w:tc>
-        <w:tc>
-          <w:tcPr>
-            <w:tcW w:w="1166" w:type="dxa"/>
-            <w:vAlign w:val="center"/>
-          </w:tcPr>
-          <w:p>
-            <w:pPr>
-              <w:pStyle w:val="20"/>
-              <w:spacing w:line="341" w:lineRule="exact"/>
-              <w:jc w:val="both"/>
-              <w:rPr>
-                <w:rFonts w:ascii="Times New Roman" w:hAnsi="Times New Roman" w:cs="Times New Roman"/>
-                <w:b/>
-                <w:sz w:val="24"/>
-                <w:szCs w:val="24"/>
-              </w:rPr>
-            </w:pPr>
-            <w:r>
-              <w:rPr>
-                <w:rFonts w:ascii="Times New Roman" w:hAnsi="Times New Roman" w:cs="Times New Roman"/>
-                <w:b/>
-                <w:sz w:val="24"/>
-                <w:szCs w:val="24"/>
-              </w:rPr>
-              <w:t>日</w:t>
-            </w:r>
-            <w:r>
-              <w:rPr>
-                <w:rFonts w:ascii="Times New Roman" w:hAnsi="Times New Roman" w:cs="Times New Roman"/>
-                <w:b/>
-                <w:sz w:val="24"/>
-                <w:szCs w:val="24"/>
-                <w:lang w:eastAsia="zh-CN"/>
-              </w:rPr>
-              <w:t xml:space="preserve">  </w:t>
-            </w:r>
-            <w:r>
-              <w:rPr>
-                <w:rFonts w:ascii="Times New Roman" w:hAnsi="Times New Roman" w:cs="Times New Roman"/>
-                <w:b/>
-                <w:sz w:val="24"/>
-                <w:szCs w:val="24"/>
-              </w:rPr>
-              <w:t>期：</w:t>
-            </w:r>
-          </w:p>
-        </w:tc>
-        <w:tc>
-          <w:tcPr>
-            <w:tcW w:w="2294" w:type="dxa"/>
-            <w:vAlign w:val="center"/>
-          </w:tcPr>
-          <w:p>
-            <w:pPr>
-              <w:pStyle w:val="20"/>
-              <w:spacing w:line="363" w:lineRule="exact"/>
-              <w:ind w:right="15"/>
-              <w:jc w:val="both"/>
-              <w:rPr>
-                <w:rFonts w:ascii="Times New Roman" w:hAnsi="Times New Roman" w:cs="Times New Roman"/>
-                <w:sz w:val="24"/>
-                <w:szCs w:val="24"/>
-              </w:rPr>
-            </w:pPr>
-            <w:r>
-              <w:rPr>
-                <w:rFonts w:ascii="Times New Roman" w:hAnsi="Times New Roman" w:cs="Times New Roman"/>
-                <w:kern w:val="2"/>
-                <w:sz w:val="24"/>
-                <w:szCs w:val="24"/>
-                <w:lang w:eastAsia="zh-CN"/>
-              </w:rPr>
-              <w:t>{{ reportdate }}</w:t>
-            </w:r>
-          </w:p>
-        </w:tc>
-      </w:tr>
-    </w:tbl>
-    <w:p>
-      <w:pPr>
-        <w:rPr>
-          <w:rFonts w:ascii="Times New Roman" w:hAnsi="Times New Roman" w:eastAsia="微软雅黑" w:cs="Times New Roman"/>
-          <w:sz w:val="24"/>
-          <w:szCs w:val="24"/>
-          <w:lang w:eastAsia="zh-CN"/>
-        </w:rPr>
-      </w:pPr>
-      <w:r>
-        <w:rPr>
-          <w:rFonts w:hint="eastAsia" w:ascii="Times New Roman" w:hAnsi="Times New Roman" w:eastAsia="微软雅黑" w:cs="Times New Roman"/>
-          <w:sz w:val="24"/>
-          <w:szCs w:val="24"/>
-          <w:lang w:eastAsia="zh-CN"/>
-        </w:rPr>
-        <w:t xml:space="preserve">{% endif %}{% if testedby == </w:t>
-      </w:r>
-      <w:r>
-        <w:rPr>
-          <w:rFonts w:ascii="Times New Roman" w:hAnsi="Times New Roman" w:eastAsia="微软雅黑" w:cs="Times New Roman"/>
-          <w:sz w:val="24"/>
-          <w:szCs w:val="24"/>
-          <w:lang w:eastAsia="zh-CN"/>
-        </w:rPr>
-        <w:t>“</w:t>
-      </w:r>
-      <w:r>
-        <w:rPr>
-          <w:rFonts w:hint="eastAsia" w:ascii="Times New Roman" w:hAnsi="Times New Roman" w:eastAsia="微软雅黑" w:cs="Times New Roman"/>
-          <w:sz w:val="24"/>
-          <w:szCs w:val="24"/>
-          <w:lang w:eastAsia="zh-CN"/>
-        </w:rPr>
-        <w:t>5</w:t>
-      </w:r>
-      <w:r>
-        <w:rPr>
-          <w:rFonts w:ascii="Times New Roman" w:hAnsi="Times New Roman" w:eastAsia="微软雅黑" w:cs="Times New Roman"/>
-          <w:sz w:val="24"/>
-          <w:szCs w:val="24"/>
-          <w:lang w:eastAsia="zh-CN"/>
-        </w:rPr>
-        <w:t>”</w:t>
-      </w:r>
-      <w:r>
-        <w:rPr>
-          <w:rFonts w:hint="eastAsia" w:ascii="Times New Roman" w:hAnsi="Times New Roman" w:eastAsia="微软雅黑" w:cs="Times New Roman"/>
-          <w:sz w:val="24"/>
-          <w:szCs w:val="24"/>
-          <w:lang w:eastAsia="zh-CN"/>
-        </w:rPr>
-        <w:t xml:space="preserve"> %}</w:t>
-      </w:r>
-    </w:p>
-    <w:p>
-      <w:pPr>
-        <w:rPr>
-          <w:lang w:eastAsia="zh-CN"/>
-        </w:rPr>
-      </w:pPr>
-    </w:p>
-    <w:p>
-      <w:pPr>
-        <w:rPr>
-          <w:lang w:eastAsia="zh-CN"/>
-        </w:rPr>
-      </w:pPr>
-    </w:p>
-    <w:tbl>
-      <w:tblPr>
-        <w:tblStyle w:val="35"/>
-        <w:tblW w:w="6772" w:type="dxa"/>
-        <w:jc w:val="right"/>
-        <w:tblLayout w:type="fixed"/>
-        <w:tblCellMar>
-          <w:top w:w="0" w:type="dxa"/>
-          <w:left w:w="0" w:type="dxa"/>
-          <w:bottom w:w="0" w:type="dxa"/>
-          <w:right w:w="0" w:type="dxa"/>
-        </w:tblCellMar>
-      </w:tblPr>
-      <w:tblGrid>
-        <w:gridCol w:w="1272"/>
-        <w:gridCol w:w="2040"/>
-        <w:gridCol w:w="1166"/>
-        <w:gridCol w:w="2294"/>
-      </w:tblGrid>
-      <w:tr>
-        <w:tblPrEx>
-          <w:tblCellMar>
-            <w:top w:w="0" w:type="dxa"/>
-            <w:left w:w="0" w:type="dxa"/>
-            <w:bottom w:w="0" w:type="dxa"/>
-            <w:right w:w="0" w:type="dxa"/>
-          </w:tblCellMar>
-        </w:tblPrEx>
-        <w:trPr>
-          <w:trHeight w:val="441" w:hRule="exact"/>
-          <w:jc w:val="right"/>
-        </w:trPr>
-        <w:tc>
-          <w:tcPr>
-            <w:tcW w:w="1272" w:type="dxa"/>
-            <w:vAlign w:val="center"/>
-          </w:tcPr>
-          <w:p>
-            <w:pPr>
-              <w:pStyle w:val="20"/>
-              <w:spacing w:before="13"/>
-              <w:ind w:left="13" w:right="95"/>
-              <w:jc w:val="both"/>
-              <w:rPr>
-                <w:rFonts w:ascii="Times New Roman" w:hAnsi="Times New Roman" w:cs="Times New Roman"/>
-                <w:b/>
-                <w:sz w:val="24"/>
-                <w:szCs w:val="24"/>
-              </w:rPr>
-            </w:pPr>
-            <w:r>
-              <w:rPr>
-                <w:rFonts w:ascii="Times New Roman" w:hAnsi="Times New Roman" w:cs="Times New Roman"/>
-                <w:b/>
-                <w:sz w:val="24"/>
-                <w:szCs w:val="24"/>
-              </w:rPr>
-              <w:t>检测人：</w:t>
-            </w:r>
-          </w:p>
-        </w:tc>
-        <w:tc>
-          <w:tcPr>
-            <w:tcW w:w="2040" w:type="dxa"/>
-            <w:vAlign w:val="center"/>
-          </w:tcPr>
-          <w:p>
-            <w:pPr>
-              <w:pStyle w:val="20"/>
-              <w:spacing w:before="13"/>
-              <w:jc w:val="both"/>
-              <w:rPr>
-                <w:rFonts w:ascii="Times New Roman" w:hAnsi="Times New Roman" w:cs="Times New Roman"/>
-                <w:b/>
-                <w:sz w:val="24"/>
-                <w:szCs w:val="24"/>
-              </w:rPr>
-            </w:pPr>
-          </w:p>
-        </w:tc>
-        <w:tc>
-          <w:tcPr>
-            <w:tcW w:w="1166" w:type="dxa"/>
-            <w:vAlign w:val="center"/>
-          </w:tcPr>
-          <w:p>
-            <w:pPr>
-              <w:pStyle w:val="20"/>
-              <w:spacing w:before="13"/>
-              <w:jc w:val="both"/>
-              <w:rPr>
-                <w:rFonts w:ascii="Times New Roman" w:hAnsi="Times New Roman" w:cs="Times New Roman"/>
-                <w:b/>
-                <w:sz w:val="24"/>
-                <w:szCs w:val="24"/>
-              </w:rPr>
-            </w:pPr>
-            <w:r>
-              <w:rPr>
-                <w:rFonts w:ascii="Times New Roman" w:hAnsi="Times New Roman" w:cs="Times New Roman"/>
-                <w:b/>
-                <w:sz w:val="24"/>
-                <w:szCs w:val="24"/>
-              </w:rPr>
-              <w:t>复核人</w:t>
-            </w:r>
-            <w:r>
-              <w:rPr>
-                <w:rFonts w:ascii="Times New Roman" w:hAnsi="Times New Roman" w:cs="Times New Roman"/>
-                <w:b/>
-                <w:sz w:val="24"/>
-                <w:szCs w:val="24"/>
-                <w:lang w:eastAsia="zh-CN"/>
-              </w:rPr>
-              <w:t>：</w:t>
-            </w:r>
-          </w:p>
-        </w:tc>
-        <w:tc>
-          <w:tcPr>
-            <w:tcW w:w="2294" w:type="dxa"/>
-            <w:vAlign w:val="center"/>
-          </w:tcPr>
-          <w:p>
-            <w:pPr>
-              <w:pStyle w:val="20"/>
-              <w:spacing w:before="13"/>
-              <w:ind w:right="15"/>
-              <w:jc w:val="both"/>
-              <w:rPr>
-                <w:rFonts w:ascii="Times New Roman" w:hAnsi="Times New Roman" w:cs="Times New Roman"/>
-                <w:b/>
-                <w:sz w:val="24"/>
-                <w:szCs w:val="24"/>
-              </w:rPr>
-            </w:pPr>
-          </w:p>
-        </w:tc>
-      </w:tr>
-      <w:tr>
-        <w:tblPrEx>
-          <w:tblCellMar>
-            <w:top w:w="0" w:type="dxa"/>
-            <w:left w:w="0" w:type="dxa"/>
-            <w:bottom w:w="0" w:type="dxa"/>
-            <w:right w:w="0" w:type="dxa"/>
-          </w:tblCellMar>
-        </w:tblPrEx>
-        <w:trPr>
-          <w:trHeight w:val="457" w:hRule="exact"/>
-          <w:jc w:val="right"/>
-        </w:trPr>
-        <w:tc>
-          <w:tcPr>
-            <w:tcW w:w="1272" w:type="dxa"/>
-            <w:vAlign w:val="center"/>
-          </w:tcPr>
-          <w:p>
-            <w:pPr>
-              <w:pStyle w:val="20"/>
-              <w:spacing w:line="341" w:lineRule="exact"/>
-              <w:ind w:left="13" w:right="165"/>
-              <w:jc w:val="both"/>
-              <w:rPr>
-                <w:rFonts w:ascii="Times New Roman" w:hAnsi="Times New Roman" w:cs="Times New Roman"/>
-                <w:b/>
-                <w:sz w:val="24"/>
-                <w:szCs w:val="24"/>
-              </w:rPr>
-            </w:pPr>
-            <w:r>
-              <w:rPr>
-                <w:rFonts w:ascii="Times New Roman" w:hAnsi="Times New Roman" w:cs="Times New Roman"/>
-                <w:b/>
-                <w:sz w:val="24"/>
-                <w:szCs w:val="24"/>
-              </w:rPr>
-              <w:t>日</w:t>
-            </w:r>
-            <w:r>
-              <w:rPr>
-                <w:rFonts w:ascii="Times New Roman" w:hAnsi="Times New Roman" w:cs="Times New Roman"/>
-                <w:b/>
-                <w:sz w:val="24"/>
-                <w:szCs w:val="24"/>
-                <w:lang w:eastAsia="zh-CN"/>
-              </w:rPr>
-              <w:t xml:space="preserve">  </w:t>
-            </w:r>
-            <w:r>
-              <w:rPr>
-                <w:rFonts w:ascii="Times New Roman" w:hAnsi="Times New Roman" w:cs="Times New Roman"/>
-                <w:b/>
-                <w:sz w:val="24"/>
-                <w:szCs w:val="24"/>
-              </w:rPr>
-              <w:t>期：</w:t>
-            </w:r>
-          </w:p>
-        </w:tc>
-        <w:tc>
-          <w:tcPr>
-            <w:tcW w:w="2040" w:type="dxa"/>
-            <w:vAlign w:val="center"/>
-          </w:tcPr>
-          <w:p>
-            <w:pPr>
-              <w:pStyle w:val="20"/>
-              <w:spacing w:line="363" w:lineRule="exact"/>
-              <w:jc w:val="both"/>
-              <w:rPr>
-                <w:rFonts w:ascii="Times New Roman" w:hAnsi="Times New Roman" w:cs="Times New Roman"/>
-                <w:sz w:val="24"/>
-                <w:szCs w:val="24"/>
-              </w:rPr>
-            </w:pPr>
-            <w:r>
-              <w:rPr>
-                <w:rFonts w:ascii="Times New Roman" w:hAnsi="Times New Roman" w:cs="Times New Roman"/>
-                <w:kern w:val="2"/>
-                <w:sz w:val="24"/>
-                <w:szCs w:val="24"/>
-                <w:lang w:eastAsia="zh-CN"/>
-              </w:rPr>
-              <w:t>{{ reportdate }}</w:t>
-            </w:r>
-          </w:p>
-        </w:tc>
-        <w:tc>
-          <w:tcPr>
-            <w:tcW w:w="1166" w:type="dxa"/>
-            <w:vAlign w:val="center"/>
-          </w:tcPr>
-          <w:p>
-            <w:pPr>
-              <w:pStyle w:val="20"/>
-              <w:spacing w:line="341" w:lineRule="exact"/>
-              <w:jc w:val="both"/>
-              <w:rPr>
-                <w:rFonts w:ascii="Times New Roman" w:hAnsi="Times New Roman" w:cs="Times New Roman"/>
-                <w:b/>
-                <w:sz w:val="24"/>
-                <w:szCs w:val="24"/>
-              </w:rPr>
-            </w:pPr>
-            <w:r>
-              <w:rPr>
-                <w:rFonts w:ascii="Times New Roman" w:hAnsi="Times New Roman" w:cs="Times New Roman"/>
-                <w:b/>
-                <w:sz w:val="24"/>
-                <w:szCs w:val="24"/>
-              </w:rPr>
-              <w:t>日</w:t>
-            </w:r>
-            <w:r>
-              <w:rPr>
-                <w:rFonts w:ascii="Times New Roman" w:hAnsi="Times New Roman" w:cs="Times New Roman"/>
-                <w:b/>
-                <w:sz w:val="24"/>
-                <w:szCs w:val="24"/>
-                <w:lang w:eastAsia="zh-CN"/>
-              </w:rPr>
-              <w:t xml:space="preserve">  </w:t>
-            </w:r>
-            <w:r>
-              <w:rPr>
-                <w:rFonts w:ascii="Times New Roman" w:hAnsi="Times New Roman" w:cs="Times New Roman"/>
-                <w:b/>
-                <w:sz w:val="24"/>
-                <w:szCs w:val="24"/>
-              </w:rPr>
-              <w:t>期：</w:t>
-            </w:r>
-          </w:p>
-        </w:tc>
-        <w:tc>
-          <w:tcPr>
-            <w:tcW w:w="2294" w:type="dxa"/>
-            <w:vAlign w:val="center"/>
-          </w:tcPr>
-          <w:p>
-            <w:pPr>
-              <w:pStyle w:val="20"/>
-              <w:spacing w:line="363" w:lineRule="exact"/>
-              <w:ind w:right="15"/>
-              <w:jc w:val="both"/>
-              <w:rPr>
-                <w:rFonts w:ascii="Times New Roman" w:hAnsi="Times New Roman" w:cs="Times New Roman"/>
-                <w:sz w:val="24"/>
-                <w:szCs w:val="24"/>
-              </w:rPr>
-            </w:pPr>
-            <w:r>
-              <w:rPr>
-                <w:rFonts w:ascii="Times New Roman" w:hAnsi="Times New Roman" w:cs="Times New Roman"/>
-                <w:kern w:val="2"/>
-                <w:sz w:val="24"/>
-                <w:szCs w:val="24"/>
-                <w:lang w:eastAsia="zh-CN"/>
-              </w:rPr>
-              <w:t>{{ reportdate }}</w:t>
-            </w:r>
-          </w:p>
-        </w:tc>
-      </w:tr>
-    </w:tbl>
-    <w:p>
-      <w:pPr>
-        <w:rPr>
-          <w:rFonts w:ascii="Times New Roman" w:hAnsi="Times New Roman" w:eastAsia="微软雅黑" w:cs="Times New Roman"/>
-          <w:sz w:val="24"/>
-          <w:szCs w:val="24"/>
-          <w:lang w:eastAsia="zh-CN"/>
-        </w:rPr>
-      </w:pPr>
-      <w:r>
-        <w:rPr>
-          <w:rFonts w:hint="eastAsia" w:ascii="Times New Roman" w:hAnsi="Times New Roman" w:eastAsia="微软雅黑" w:cs="Times New Roman"/>
-          <w:sz w:val="24"/>
-          <w:szCs w:val="24"/>
-          <w:lang w:eastAsia="zh-CN"/>
-        </w:rPr>
-        <w:t xml:space="preserve">{% endif %}{% if testedby == </w:t>
-      </w:r>
-      <w:r>
-        <w:rPr>
-          <w:rFonts w:ascii="Times New Roman" w:hAnsi="Times New Roman" w:eastAsia="微软雅黑" w:cs="Times New Roman"/>
-          <w:sz w:val="24"/>
-          <w:szCs w:val="24"/>
-          <w:lang w:eastAsia="zh-CN"/>
-        </w:rPr>
-        <w:t>“</w:t>
-      </w:r>
-      <w:r>
-        <w:rPr>
-          <w:rFonts w:hint="eastAsia" w:ascii="Times New Roman" w:hAnsi="Times New Roman" w:eastAsia="微软雅黑" w:cs="Times New Roman"/>
-          <w:sz w:val="24"/>
-          <w:szCs w:val="24"/>
-          <w:lang w:eastAsia="zh-CN"/>
-        </w:rPr>
-        <w:t>6</w:t>
-      </w:r>
-      <w:r>
-        <w:rPr>
-          <w:rFonts w:ascii="Times New Roman" w:hAnsi="Times New Roman" w:eastAsia="微软雅黑" w:cs="Times New Roman"/>
-          <w:sz w:val="24"/>
-          <w:szCs w:val="24"/>
-          <w:lang w:eastAsia="zh-CN"/>
-        </w:rPr>
-        <w:t>”</w:t>
-      </w:r>
-      <w:r>
-        <w:rPr>
-          <w:rFonts w:hint="eastAsia" w:ascii="Times New Roman" w:hAnsi="Times New Roman" w:eastAsia="微软雅黑" w:cs="Times New Roman"/>
-          <w:sz w:val="24"/>
-          <w:szCs w:val="24"/>
-          <w:lang w:eastAsia="zh-CN"/>
-        </w:rPr>
-        <w:t xml:space="preserve"> %}</w:t>
-      </w:r>
-    </w:p>
-    <w:p>
-      <w:pPr>
-        <w:rPr>
-          <w:rFonts w:ascii="Times New Roman" w:hAnsi="Times New Roman" w:eastAsia="微软雅黑" w:cs="Times New Roman"/>
-          <w:sz w:val="24"/>
-          <w:szCs w:val="24"/>
-          <w:lang w:eastAsia="zh-CN"/>
-        </w:rPr>
-      </w:pPr>
-    </w:p>
-    <w:p>
-      <w:pPr>
-        <w:rPr>
-          <w:rFonts w:ascii="Times New Roman" w:hAnsi="Times New Roman" w:eastAsia="微软雅黑" w:cs="Times New Roman"/>
-          <w:sz w:val="24"/>
-          <w:szCs w:val="24"/>
-          <w:lang w:eastAsia="zh-CN"/>
-        </w:rPr>
-      </w:pPr>
-    </w:p>
-    <w:tbl>
-      <w:tblPr>
-        <w:tblStyle w:val="35"/>
-        <w:tblW w:w="6772" w:type="dxa"/>
-        <w:jc w:val="right"/>
-        <w:tblLayout w:type="fixed"/>
-        <w:tblCellMar>
-          <w:top w:w="0" w:type="dxa"/>
-          <w:left w:w="0" w:type="dxa"/>
-          <w:bottom w:w="0" w:type="dxa"/>
-          <w:right w:w="0" w:type="dxa"/>
-        </w:tblCellMar>
-      </w:tblPr>
-      <w:tblGrid>
-        <w:gridCol w:w="1272"/>
-        <w:gridCol w:w="2040"/>
-        <w:gridCol w:w="1166"/>
-        <w:gridCol w:w="2294"/>
-      </w:tblGrid>
-      <w:tr>
-        <w:tblPrEx>
-          <w:tblCellMar>
-            <w:top w:w="0" w:type="dxa"/>
-            <w:left w:w="0" w:type="dxa"/>
-            <w:bottom w:w="0" w:type="dxa"/>
-            <w:right w:w="0" w:type="dxa"/>
-          </w:tblCellMar>
-        </w:tblPrEx>
-        <w:trPr>
-          <w:trHeight w:val="441" w:hRule="exact"/>
-          <w:jc w:val="right"/>
-        </w:trPr>
-        <w:tc>
-          <w:tcPr>
-            <w:tcW w:w="1272" w:type="dxa"/>
-            <w:vAlign w:val="center"/>
-          </w:tcPr>
-          <w:p>
-            <w:pPr>
-              <w:pStyle w:val="20"/>
-              <w:spacing w:before="13"/>
-              <w:ind w:left="13" w:right="95"/>
-              <w:jc w:val="both"/>
-              <w:rPr>
-                <w:rFonts w:ascii="Times New Roman" w:hAnsi="Times New Roman" w:cs="Times New Roman"/>
-                <w:b/>
-                <w:sz w:val="24"/>
-                <w:szCs w:val="24"/>
-              </w:rPr>
-            </w:pPr>
-            <w:r>
-              <w:rPr>
-                <w:rFonts w:ascii="Times New Roman" w:hAnsi="Times New Roman" w:cs="Times New Roman"/>
-                <w:b/>
-                <w:sz w:val="24"/>
-                <w:szCs w:val="24"/>
-              </w:rPr>
-              <w:t>检测人：</w:t>
-            </w:r>
-          </w:p>
-        </w:tc>
-        <w:tc>
-          <w:tcPr>
-            <w:tcW w:w="2040" w:type="dxa"/>
-            <w:vAlign w:val="center"/>
-          </w:tcPr>
-          <w:p>
-            <w:pPr>
-              <w:pStyle w:val="20"/>
-              <w:spacing w:before="13"/>
-              <w:jc w:val="both"/>
-              <w:rPr>
-                <w:rFonts w:ascii="Times New Roman" w:hAnsi="Times New Roman" w:cs="Times New Roman"/>
-                <w:b/>
-                <w:sz w:val="24"/>
-                <w:szCs w:val="24"/>
-              </w:rPr>
-            </w:pPr>
-          </w:p>
-        </w:tc>
-        <w:tc>
-          <w:tcPr>
-            <w:tcW w:w="1166" w:type="dxa"/>
-            <w:vAlign w:val="center"/>
-          </w:tcPr>
-          <w:p>
-            <w:pPr>
-              <w:pStyle w:val="20"/>
-              <w:spacing w:before="13"/>
-              <w:jc w:val="both"/>
-              <w:rPr>
-                <w:rFonts w:ascii="Times New Roman" w:hAnsi="Times New Roman" w:cs="Times New Roman"/>
-                <w:b/>
-                <w:sz w:val="24"/>
-                <w:szCs w:val="24"/>
-              </w:rPr>
-            </w:pPr>
-            <w:r>
-              <w:rPr>
-                <w:rFonts w:ascii="Times New Roman" w:hAnsi="Times New Roman" w:cs="Times New Roman"/>
-                <w:b/>
-                <w:sz w:val="24"/>
-                <w:szCs w:val="24"/>
-              </w:rPr>
-              <w:t>复核人</w:t>
-            </w:r>
-            <w:r>
-              <w:rPr>
-                <w:rFonts w:ascii="Times New Roman" w:hAnsi="Times New Roman" w:cs="Times New Roman"/>
-                <w:b/>
-                <w:sz w:val="24"/>
-                <w:szCs w:val="24"/>
-                <w:lang w:eastAsia="zh-CN"/>
-              </w:rPr>
-              <w:t>：</w:t>
-            </w:r>
-          </w:p>
-        </w:tc>
-        <w:tc>
-          <w:tcPr>
-            <w:tcW w:w="2294" w:type="dxa"/>
-            <w:vAlign w:val="center"/>
-          </w:tcPr>
-          <w:p>
-            <w:pPr>
-              <w:pStyle w:val="20"/>
-              <w:spacing w:before="13"/>
-              <w:ind w:right="15"/>
-              <w:jc w:val="both"/>
-              <w:rPr>
-                <w:rFonts w:ascii="Times New Roman" w:hAnsi="Times New Roman" w:cs="Times New Roman"/>
-                <w:b/>
-                <w:sz w:val="24"/>
-                <w:szCs w:val="24"/>
-              </w:rPr>
-            </w:pPr>
-          </w:p>
-        </w:tc>
-      </w:tr>
-      <w:tr>
-        <w:tblPrEx>
-          <w:tblCellMar>
-            <w:top w:w="0" w:type="dxa"/>
-            <w:left w:w="0" w:type="dxa"/>
-            <w:bottom w:w="0" w:type="dxa"/>
-            <w:right w:w="0" w:type="dxa"/>
-          </w:tblCellMar>
-        </w:tblPrEx>
-        <w:trPr>
-          <w:trHeight w:val="457" w:hRule="exact"/>
-          <w:jc w:val="right"/>
-        </w:trPr>
-        <w:tc>
-          <w:tcPr>
-            <w:tcW w:w="1272" w:type="dxa"/>
-            <w:vAlign w:val="center"/>
-          </w:tcPr>
-          <w:p>
-            <w:pPr>
-              <w:pStyle w:val="20"/>
-              <w:spacing w:line="341" w:lineRule="exact"/>
-              <w:ind w:left="13" w:right="165"/>
-              <w:jc w:val="both"/>
-              <w:rPr>
-                <w:rFonts w:ascii="Times New Roman" w:hAnsi="Times New Roman" w:cs="Times New Roman"/>
-                <w:b/>
-                <w:sz w:val="24"/>
-                <w:szCs w:val="24"/>
-              </w:rPr>
-            </w:pPr>
-            <w:r>
-              <w:rPr>
-                <w:rFonts w:ascii="Times New Roman" w:hAnsi="Times New Roman" w:cs="Times New Roman"/>
-                <w:b/>
-                <w:sz w:val="24"/>
-                <w:szCs w:val="24"/>
-              </w:rPr>
-              <w:t>日</w:t>
-            </w:r>
-            <w:r>
-              <w:rPr>
-                <w:rFonts w:ascii="Times New Roman" w:hAnsi="Times New Roman" w:cs="Times New Roman"/>
-                <w:b/>
-                <w:sz w:val="24"/>
-                <w:szCs w:val="24"/>
-                <w:lang w:eastAsia="zh-CN"/>
-              </w:rPr>
-              <w:t xml:space="preserve">  </w:t>
-            </w:r>
-            <w:r>
-              <w:rPr>
-                <w:rFonts w:ascii="Times New Roman" w:hAnsi="Times New Roman" w:cs="Times New Roman"/>
-                <w:b/>
-                <w:sz w:val="24"/>
-                <w:szCs w:val="24"/>
-              </w:rPr>
-              <w:t>期：</w:t>
-            </w:r>
-          </w:p>
-        </w:tc>
-        <w:tc>
-          <w:tcPr>
-            <w:tcW w:w="2040" w:type="dxa"/>
-            <w:vAlign w:val="center"/>
-          </w:tcPr>
-          <w:p>
-            <w:pPr>
-              <w:pStyle w:val="20"/>
-              <w:spacing w:line="363" w:lineRule="exact"/>
-              <w:jc w:val="both"/>
-              <w:rPr>
-                <w:rFonts w:ascii="Times New Roman" w:hAnsi="Times New Roman" w:cs="Times New Roman"/>
-                <w:sz w:val="24"/>
-                <w:szCs w:val="24"/>
-              </w:rPr>
-            </w:pPr>
-            <w:r>
-              <w:rPr>
-                <w:rFonts w:ascii="Times New Roman" w:hAnsi="Times New Roman" w:cs="Times New Roman"/>
-                <w:kern w:val="2"/>
-                <w:sz w:val="24"/>
-                <w:szCs w:val="24"/>
-                <w:lang w:eastAsia="zh-CN"/>
-              </w:rPr>
-              <w:t>{{ reportdate }}</w:t>
-            </w:r>
-          </w:p>
-        </w:tc>
-        <w:tc>
-          <w:tcPr>
-            <w:tcW w:w="1166" w:type="dxa"/>
-            <w:vAlign w:val="center"/>
-          </w:tcPr>
-          <w:p>
-            <w:pPr>
-              <w:pStyle w:val="20"/>
-              <w:spacing w:line="341" w:lineRule="exact"/>
-              <w:jc w:val="both"/>
-              <w:rPr>
-                <w:rFonts w:ascii="Times New Roman" w:hAnsi="Times New Roman" w:cs="Times New Roman"/>
-                <w:b/>
-                <w:sz w:val="24"/>
-                <w:szCs w:val="24"/>
-              </w:rPr>
-            </w:pPr>
-            <w:r>
-              <w:rPr>
-                <w:rFonts w:ascii="Times New Roman" w:hAnsi="Times New Roman" w:cs="Times New Roman"/>
-                <w:b/>
-                <w:sz w:val="24"/>
-                <w:szCs w:val="24"/>
-              </w:rPr>
-              <w:t>日</w:t>
-            </w:r>
-            <w:r>
-              <w:rPr>
-                <w:rFonts w:ascii="Times New Roman" w:hAnsi="Times New Roman" w:cs="Times New Roman"/>
-                <w:b/>
-                <w:sz w:val="24"/>
-                <w:szCs w:val="24"/>
-                <w:lang w:eastAsia="zh-CN"/>
-              </w:rPr>
-              <w:t xml:space="preserve">  </w:t>
-            </w:r>
-            <w:r>
-              <w:rPr>
-                <w:rFonts w:ascii="Times New Roman" w:hAnsi="Times New Roman" w:cs="Times New Roman"/>
-                <w:b/>
-                <w:sz w:val="24"/>
-                <w:szCs w:val="24"/>
-              </w:rPr>
-              <w:t>期：</w:t>
-            </w:r>
-          </w:p>
-        </w:tc>
-        <w:tc>
-          <w:tcPr>
-            <w:tcW w:w="2294" w:type="dxa"/>
-            <w:vAlign w:val="center"/>
-          </w:tcPr>
-          <w:p>
-            <w:pPr>
-              <w:pStyle w:val="20"/>
-              <w:spacing w:line="363" w:lineRule="exact"/>
-              <w:ind w:right="15"/>
-              <w:jc w:val="both"/>
-              <w:rPr>
-                <w:rFonts w:ascii="Times New Roman" w:hAnsi="Times New Roman" w:cs="Times New Roman"/>
-                <w:sz w:val="24"/>
-                <w:szCs w:val="24"/>
-              </w:rPr>
-            </w:pPr>
-            <w:r>
-              <w:rPr>
-                <w:rFonts w:ascii="Times New Roman" w:hAnsi="Times New Roman" w:cs="Times New Roman"/>
-                <w:kern w:val="2"/>
-                <w:sz w:val="24"/>
-                <w:szCs w:val="24"/>
-                <w:lang w:eastAsia="zh-CN"/>
-              </w:rPr>
-              <w:t>{{ reportdate }}</w:t>
-            </w:r>
-          </w:p>
-        </w:tc>
-      </w:tr>
-    </w:tbl>
     <w:p>
       <w:pPr>
         <w:rPr>
@@ -8690,15 +6854,6 @@
       </w:pPr>
       <w:r>
         <w:rPr>
-          <w:rFonts w:hint="eastAsia" w:ascii="Times New Roman" w:hAnsi="Times New Roman" w:eastAsia="微软雅黑" w:cs="Times New Roman"/>
-          <w:sz w:val="24"/>
-          <w:szCs w:val="24"/>
-          <w:lang w:eastAsia="zh-CN"/>
-        </w:rPr>
-        <w:t>{% endif %}</w:t>
-      </w:r>
-      <w:r>
-        <w:rPr>
           <w:rFonts w:ascii="Times New Roman" w:hAnsi="Times New Roman" w:eastAsia="微软雅黑" w:cs="Times New Roman"/>
           <w:b/>
           <w:bCs/>
@@ -8709,6 +6864,8 @@
         </w:rPr>
         <w:br w:type="page"/>
       </w:r>
+      <w:bookmarkStart w:id="142" w:name="_GoBack"/>
+      <w:bookmarkEnd w:id="142"/>
     </w:p>
     <w:bookmarkEnd w:id="20"/>
     <w:p>
@@ -9896,8 +8053,8 @@
         </w:rPr>
       </w:pPr>
       <w:bookmarkStart w:id="40" w:name="_Toc2787"/>
-      <w:bookmarkStart w:id="41" w:name="_Toc1647"/>
-      <w:bookmarkStart w:id="42" w:name="_Toc149837258"/>
+      <w:bookmarkStart w:id="41" w:name="_Toc149837258"/>
+      <w:bookmarkStart w:id="42" w:name="_Toc1647"/>
       <w:r>
         <w:rPr>
           <w:rFonts w:hint="eastAsia"/>
@@ -14562,14 +12719,14 @@
         </w:numPr>
         <w:jc w:val="left"/>
       </w:pPr>
-      <w:bookmarkStart w:id="43" w:name="_Toc27497"/>
-      <w:bookmarkStart w:id="44" w:name="_Toc149837259"/>
-      <w:bookmarkStart w:id="45" w:name="_Toc23175"/>
-      <w:bookmarkStart w:id="46" w:name="_Toc4339"/>
-      <w:bookmarkStart w:id="47" w:name="_Toc7551_WPSOffice_Level2"/>
-      <w:bookmarkStart w:id="48" w:name="_Toc6221_WPSOffice_Level2"/>
-      <w:bookmarkStart w:id="49" w:name="_Toc17526"/>
-      <w:bookmarkStart w:id="50" w:name="_Toc25737"/>
+      <w:bookmarkStart w:id="43" w:name="_Toc23175"/>
+      <w:bookmarkStart w:id="44" w:name="_Toc27497"/>
+      <w:bookmarkStart w:id="45" w:name="_Toc149837259"/>
+      <w:bookmarkStart w:id="46" w:name="_Toc17526"/>
+      <w:bookmarkStart w:id="47" w:name="_Toc25737"/>
+      <w:bookmarkStart w:id="48" w:name="_Toc4339"/>
+      <w:bookmarkStart w:id="49" w:name="_Toc6221_WPSOffice_Level2"/>
+      <w:bookmarkStart w:id="50" w:name="_Toc7551_WPSOffice_Level2"/>
       <w:r>
         <w:rPr>
           <w:rFonts w:hint="eastAsia"/>
@@ -18432,9 +16589,9 @@
           <w:lang w:eastAsia="zh-CN"/>
         </w:rPr>
       </w:pPr>
-      <w:bookmarkStart w:id="51" w:name="_Toc14873"/>
-      <w:bookmarkStart w:id="52" w:name="_Toc149837260"/>
-      <w:bookmarkStart w:id="53" w:name="_Toc12088"/>
+      <w:bookmarkStart w:id="51" w:name="_Toc149837260"/>
+      <w:bookmarkStart w:id="52" w:name="_Toc12088"/>
+      <w:bookmarkStart w:id="53" w:name="_Toc14873"/>
       <w:r>
         <w:rPr>
           <w:rFonts w:hint="eastAsia"/>
@@ -18954,8 +17111,8 @@
           <w:lang w:eastAsia="zh-CN"/>
         </w:rPr>
       </w:pPr>
-      <w:bookmarkStart w:id="54" w:name="_Toc8577"/>
-      <w:bookmarkStart w:id="55" w:name="_Toc17242"/>
+      <w:bookmarkStart w:id="54" w:name="_Toc17242"/>
+      <w:bookmarkStart w:id="55" w:name="_Toc8577"/>
       <w:r>
         <w:rPr>
           <w:rFonts w:hint="eastAsia"/>
@@ -20129,14 +18286,14 @@
           <w:lang w:eastAsia="zh-CN"/>
         </w:rPr>
       </w:pPr>
-      <w:bookmarkStart w:id="56" w:name="_Toc23903"/>
+      <w:bookmarkStart w:id="56" w:name="_Toc25727"/>
       <w:bookmarkStart w:id="57" w:name="_Toc4331_WPSOffice_Level1"/>
-      <w:bookmarkStart w:id="58" w:name="_Toc23846_WPSOffice_Level1"/>
-      <w:bookmarkStart w:id="59" w:name="_Toc32661"/>
-      <w:bookmarkStart w:id="60" w:name="_Toc32443_WPSOffice_Level1"/>
-      <w:bookmarkStart w:id="61" w:name="_Toc28194"/>
-      <w:bookmarkStart w:id="62" w:name="_Toc25727"/>
-      <w:bookmarkStart w:id="63" w:name="_Toc5598"/>
+      <w:bookmarkStart w:id="58" w:name="_Toc23903"/>
+      <w:bookmarkStart w:id="59" w:name="_Toc28194"/>
+      <w:bookmarkStart w:id="60" w:name="_Toc5598"/>
+      <w:bookmarkStart w:id="61" w:name="_Toc23846_WPSOffice_Level1"/>
+      <w:bookmarkStart w:id="62" w:name="_Toc32661"/>
+      <w:bookmarkStart w:id="63" w:name="_Toc32443_WPSOffice_Level1"/>
       <w:r>
         <w:rPr>
           <w:rFonts w:hint="eastAsia" w:ascii="Times New Roman" w:hAnsi="Times New Roman" w:eastAsia="微软雅黑" w:cs="Times New Roman"/>
@@ -20200,8 +18357,8 @@
       <w:bookmarkStart w:id="64" w:name="_Toc19418"/>
       <w:bookmarkStart w:id="65" w:name="_Toc106719764"/>
       <w:bookmarkStart w:id="66" w:name="_Toc20034"/>
-      <w:bookmarkStart w:id="67" w:name="_Toc31030"/>
-      <w:bookmarkStart w:id="68" w:name="_Toc10223"/>
+      <w:bookmarkStart w:id="67" w:name="_Toc10223"/>
+      <w:bookmarkStart w:id="68" w:name="_Toc31030"/>
       <w:r>
         <w:rPr>
           <w:rFonts w:hint="eastAsia"/>
@@ -20685,6 +18842,12 @@
             <w:insideH w:val="dotted" w:color="033F86" w:sz="4" w:space="0"/>
             <w:insideV w:val="dotted" w:color="033F86" w:sz="4" w:space="0"/>
           </w:tblBorders>
+          <w:tblCellMar>
+            <w:top w:w="0" w:type="dxa"/>
+            <w:left w:w="108" w:type="dxa"/>
+            <w:bottom w:w="0" w:type="dxa"/>
+            <w:right w:w="108" w:type="dxa"/>
+          </w:tblCellMar>
         </w:tblPrEx>
         <w:trPr>
           <w:trHeight w:val="388" w:hRule="exact"/>
@@ -21960,12 +20123,6 @@
             <w:insideH w:val="none" w:color="auto" w:sz="0" w:space="0"/>
             <w:insideV w:val="none" w:color="auto" w:sz="0" w:space="0"/>
           </w:tblBorders>
-          <w:tblCellMar>
-            <w:top w:w="0" w:type="dxa"/>
-            <w:left w:w="108" w:type="dxa"/>
-            <w:bottom w:w="0" w:type="dxa"/>
-            <w:right w:w="108" w:type="dxa"/>
-          </w:tblCellMar>
         </w:tblPrEx>
         <w:trPr>
           <w:trHeight w:val="313" w:hRule="atLeast"/>
@@ -23373,9 +21530,9 @@
           </w14:shadow>
         </w:rPr>
       </w:pPr>
-      <w:bookmarkStart w:id="70" w:name="_Toc4689"/>
-      <w:bookmarkStart w:id="71" w:name="_Toc18816"/>
-      <w:bookmarkStart w:id="72" w:name="_Toc3596"/>
+      <w:bookmarkStart w:id="70" w:name="_Toc3596"/>
+      <w:bookmarkStart w:id="71" w:name="_Toc4689"/>
+      <w:bookmarkStart w:id="72" w:name="_Toc18816"/>
       <w:r>
         <w:rPr>
           <w:color w:val="62B541"/>
@@ -23391,11 +21548,11 @@
       <w:bookmarkEnd w:id="70"/>
       <w:bookmarkEnd w:id="71"/>
       <w:bookmarkEnd w:id="72"/>
-      <w:bookmarkStart w:id="73" w:name="_Toc26395"/>
-      <w:bookmarkStart w:id="74" w:name="_Toc23606"/>
-      <w:bookmarkStart w:id="75" w:name="_Toc4331_WPSOffice_Level2"/>
-      <w:bookmarkStart w:id="76" w:name="_Toc32443_WPSOffice_Level2"/>
-      <w:bookmarkStart w:id="77" w:name="_Toc32337"/>
+      <w:bookmarkStart w:id="73" w:name="_Toc32443_WPSOffice_Level2"/>
+      <w:bookmarkStart w:id="74" w:name="_Toc32337"/>
+      <w:bookmarkStart w:id="75" w:name="_Toc26395"/>
+      <w:bookmarkStart w:id="76" w:name="_Toc23606"/>
+      <w:bookmarkStart w:id="77" w:name="_Toc4331_WPSOffice_Level2"/>
     </w:p>
     <w:bookmarkEnd w:id="73"/>
     <w:bookmarkEnd w:id="74"/>
@@ -23437,10 +21594,10 @@
           <w:lang w:eastAsia="zh-CN"/>
         </w:rPr>
       </w:pPr>
-      <w:bookmarkStart w:id="78" w:name="_Toc17593"/>
-      <w:bookmarkStart w:id="79" w:name="_Toc32302"/>
-      <w:bookmarkStart w:id="80" w:name="_Toc149837264"/>
-      <w:bookmarkStart w:id="81" w:name="_Toc30940"/>
+      <w:bookmarkStart w:id="78" w:name="_Toc32302"/>
+      <w:bookmarkStart w:id="79" w:name="_Toc17593"/>
+      <w:bookmarkStart w:id="80" w:name="_Toc30940"/>
+      <w:bookmarkStart w:id="81" w:name="_Toc149837264"/>
       <w:bookmarkStart w:id="82" w:name="_Toc15053"/>
       <w:r>
         <w:rPr>
@@ -37347,12 +35504,12 @@
       </w:r>
       <w:bookmarkEnd w:id="69"/>
       <w:bookmarkStart w:id="89" w:name="_Toc21764_WPSOffice_Level2"/>
-      <w:bookmarkStart w:id="90" w:name="_Toc15530"/>
-      <w:bookmarkStart w:id="91" w:name="_Toc16347"/>
+      <w:bookmarkStart w:id="90" w:name="_Toc16347"/>
+      <w:bookmarkStart w:id="91" w:name="_Toc15530"/>
       <w:bookmarkStart w:id="92" w:name="_Toc3782"/>
-      <w:bookmarkStart w:id="93" w:name="_Toc1707_WPSOffice_Level2"/>
-      <w:bookmarkStart w:id="94" w:name="_Toc26649"/>
-      <w:bookmarkStart w:id="95" w:name="_Toc6988"/>
+      <w:bookmarkStart w:id="93" w:name="_Toc6988"/>
+      <w:bookmarkStart w:id="94" w:name="_Toc1707_WPSOffice_Level2"/>
+      <w:bookmarkStart w:id="95" w:name="_Toc26649"/>
       <w:r>
         <w:rPr>
           <w:rFonts w:hint="eastAsia"/>
@@ -37388,14 +35545,14 @@
           </w14:shadow>
         </w:rPr>
       </w:pPr>
-      <w:bookmarkStart w:id="96" w:name="_Toc12505"/>
-      <w:bookmarkStart w:id="97" w:name="_Toc21764_WPSOffice_Level1"/>
+      <w:bookmarkStart w:id="96" w:name="_Toc27302"/>
+      <w:bookmarkStart w:id="97" w:name="_Toc1707_WPSOffice_Level1"/>
       <w:bookmarkStart w:id="98" w:name="_Toc13196_WPSOffice_Level1"/>
-      <w:bookmarkStart w:id="99" w:name="_Toc16594"/>
-      <w:bookmarkStart w:id="100" w:name="_Toc28240"/>
-      <w:bookmarkStart w:id="101" w:name="_Toc1707_WPSOffice_Level1"/>
-      <w:bookmarkStart w:id="102" w:name="_Toc27302"/>
-      <w:bookmarkStart w:id="103" w:name="_Toc2409"/>
+      <w:bookmarkStart w:id="99" w:name="_Toc2409"/>
+      <w:bookmarkStart w:id="100" w:name="_Toc16594"/>
+      <w:bookmarkStart w:id="101" w:name="_Toc12505"/>
+      <w:bookmarkStart w:id="102" w:name="_Toc21764_WPSOffice_Level1"/>
+      <w:bookmarkStart w:id="103" w:name="_Toc28240"/>
       <w:bookmarkStart w:id="104" w:name="_Toc16147"/>
       <w:bookmarkStart w:id="105" w:name="_Toc9814"/>
       <w:r>
@@ -37439,10 +35596,10 @@
         </w:rPr>
       </w:pPr>
       <w:bookmarkStart w:id="106" w:name="_Toc4168"/>
-      <w:bookmarkStart w:id="107" w:name="_Toc4989"/>
-      <w:bookmarkStart w:id="108" w:name="_Toc3024"/>
-      <w:bookmarkStart w:id="109" w:name="_Toc27075"/>
-      <w:bookmarkStart w:id="110" w:name="_Toc15840_WPSOffice_Level1"/>
+      <w:bookmarkStart w:id="107" w:name="_Toc3024"/>
+      <w:bookmarkStart w:id="108" w:name="_Toc15840_WPSOffice_Level1"/>
+      <w:bookmarkStart w:id="109" w:name="_Toc4989"/>
+      <w:bookmarkStart w:id="110" w:name="_Toc27075"/>
       <w:bookmarkStart w:id="111" w:name="_Toc24085_WPSOffice_Level1"/>
       <w:bookmarkStart w:id="112" w:name="_Toc14255_WPSOffice_Level1"/>
       <w:bookmarkStart w:id="113" w:name="_Toc31490"/>
@@ -39966,13 +38123,13 @@
           <w:lang w:eastAsia="zh-CN"/>
         </w:rPr>
       </w:pPr>
-      <w:bookmarkStart w:id="114" w:name="_Toc11896_WPSOffice_Level1"/>
+      <w:bookmarkStart w:id="114" w:name="_Toc21987"/>
       <w:bookmarkStart w:id="115" w:name="_Toc6261"/>
-      <w:bookmarkStart w:id="116" w:name="_Toc21987"/>
+      <w:bookmarkStart w:id="116" w:name="_Toc11896_WPSOffice_Level1"/>
       <w:bookmarkStart w:id="117" w:name="_Toc23688"/>
       <w:bookmarkStart w:id="118" w:name="_Toc23762"/>
-      <w:bookmarkStart w:id="119" w:name="_Toc11193_WPSOffice_Level1"/>
-      <w:bookmarkStart w:id="120" w:name="_Toc28810_WPSOffice_Level1"/>
+      <w:bookmarkStart w:id="119" w:name="_Toc28810_WPSOffice_Level1"/>
+      <w:bookmarkStart w:id="120" w:name="_Toc11193_WPSOffice_Level1"/>
       <w:r>
         <w:rPr>
           <w:rFonts w:hint="eastAsia"/>
@@ -40543,16 +38700,16 @@
           <w:lang w:eastAsia="zh-CN"/>
         </w:rPr>
       </w:pPr>
-      <w:bookmarkStart w:id="121" w:name="_Toc2069"/>
-      <w:bookmarkStart w:id="122" w:name="_Toc15114"/>
+      <w:bookmarkStart w:id="121" w:name="_Toc15114"/>
+      <w:bookmarkStart w:id="122" w:name="_Toc2069"/>
       <w:bookmarkStart w:id="123" w:name="_Toc32015"/>
       <w:bookmarkStart w:id="124" w:name="_Toc3409"/>
-      <w:bookmarkStart w:id="125" w:name="_Toc26985_WPSOffice_Level1"/>
-      <w:bookmarkStart w:id="126" w:name="_Toc20924"/>
+      <w:bookmarkStart w:id="125" w:name="_Toc28454_WPSOffice_Level1"/>
+      <w:bookmarkStart w:id="126" w:name="_Toc26985_WPSOffice_Level1"/>
       <w:bookmarkStart w:id="127" w:name="_Toc20170_WPSOffice_Level1"/>
       <w:bookmarkStart w:id="128" w:name="_Toc31185"/>
-      <w:bookmarkStart w:id="129" w:name="_Toc27693"/>
-      <w:bookmarkStart w:id="130" w:name="_Toc28454_WPSOffice_Level1"/>
+      <w:bookmarkStart w:id="129" w:name="_Toc20924"/>
+      <w:bookmarkStart w:id="130" w:name="_Toc27693"/>
       <w:r>
         <w:rPr>
           <w:rFonts w:hint="eastAsia"/>
@@ -40773,17 +38930,17 @@
           <w:lang w:eastAsia="zh-CN"/>
         </w:rPr>
       </w:pPr>
-      <w:bookmarkStart w:id="131" w:name="_Toc11901"/>
-      <w:bookmarkStart w:id="132" w:name="_Toc27809"/>
-      <w:bookmarkStart w:id="133" w:name="_Toc30197"/>
-      <w:bookmarkStart w:id="134" w:name="_Toc14513"/>
-      <w:bookmarkStart w:id="135" w:name="_Toc4503"/>
+      <w:bookmarkStart w:id="131" w:name="_Toc14513"/>
+      <w:bookmarkStart w:id="132" w:name="_Toc11901"/>
+      <w:bookmarkStart w:id="133" w:name="_Toc27809"/>
+      <w:bookmarkStart w:id="134" w:name="_Toc4503"/>
+      <w:bookmarkStart w:id="135" w:name="_Toc30197"/>
       <w:bookmarkStart w:id="136" w:name="_Toc17792_WPSOffice_Level2"/>
       <w:bookmarkStart w:id="137" w:name="_Toc19584_WPSOffice_Level1"/>
-      <w:bookmarkStart w:id="138" w:name="_Toc22623"/>
-      <w:bookmarkStart w:id="139" w:name="_Toc22162_WPSOffice_Level1"/>
-      <w:bookmarkStart w:id="140" w:name="_Toc14611_WPSOffice_Level1"/>
-      <w:bookmarkStart w:id="141" w:name="_Toc13275"/>
+      <w:bookmarkStart w:id="138" w:name="_Toc14611_WPSOffice_Level1"/>
+      <w:bookmarkStart w:id="139" w:name="_Toc22623"/>
+      <w:bookmarkStart w:id="140" w:name="_Toc13275"/>
+      <w:bookmarkStart w:id="141" w:name="_Toc22162_WPSOffice_Level1"/>
       <w:r>
         <w:rPr>
           <w:rFonts w:hint="eastAsia"/>
@@ -43142,8 +41299,6 @@
         </w:rPr>
         <w:t>埔</w:t>
       </w:r>
-      <w:bookmarkStart w:id="142" w:name="_GoBack"/>
-      <w:bookmarkEnd w:id="142"/>
       <w:r>
         <w:rPr>
           <w:rFonts w:hint="eastAsia" w:ascii="Times New Roman" w:hAnsi="Times New Roman" w:eastAsia="微软雅黑" w:cs="Times New Roman"/>
@@ -43486,7 +41641,7 @@
                     </pic:cNvPicPr>
                   </pic:nvPicPr>
                   <pic:blipFill>
-                    <a:blip r:embed="rId16"/>
+                    <a:blip r:embed="rId15"/>
                     <a:stretch>
                       <a:fillRect/>
                     </a:stretch>
@@ -43540,7 +41695,7 @@
                     </pic:cNvPicPr>
                   </pic:nvPicPr>
                   <pic:blipFill>
-                    <a:blip r:embed="rId17"/>
+                    <a:blip r:embed="rId16"/>
                     <a:stretch>
                       <a:fillRect/>
                     </a:stretch>
@@ -43736,7 +41891,7 @@
                     </pic:cNvPicPr>
                   </pic:nvPicPr>
                   <pic:blipFill>
-                    <a:blip r:embed="rId18"/>
+                    <a:blip r:embed="rId17"/>
                     <a:srcRect/>
                     <a:stretch>
                       <a:fillRect/>

--- a/WebContent/docx/甲状腺癌17检测报告-双样本-常德市第一人民医院.docx
+++ b/WebContent/docx/甲状腺癌17检测报告-双样本-常德市第一人民医院.docx
@@ -518,14 +518,14 @@
           <w:pPr>
             <w:jc w:val="center"/>
           </w:pPr>
-          <w:bookmarkStart w:id="0" w:name="_Toc21009_WPSOffice_Level1"/>
-          <w:bookmarkStart w:id="1" w:name="_Toc13806"/>
-          <w:bookmarkStart w:id="2" w:name="_Toc21669"/>
-          <w:bookmarkStart w:id="3" w:name="_Toc27500"/>
-          <w:bookmarkStart w:id="4" w:name="_Toc30143_WPSOffice_Level1"/>
-          <w:bookmarkStart w:id="5" w:name="_Toc24397"/>
-          <w:bookmarkStart w:id="6" w:name="_Toc24178_WPSOffice_Level1"/>
-          <w:bookmarkStart w:id="7" w:name="_Toc32054"/>
+          <w:bookmarkStart w:id="0" w:name="_Toc24178_WPSOffice_Level1"/>
+          <w:bookmarkStart w:id="1" w:name="_Toc27500"/>
+          <w:bookmarkStart w:id="2" w:name="_Toc13806"/>
+          <w:bookmarkStart w:id="3" w:name="_Toc21669"/>
+          <w:bookmarkStart w:id="4" w:name="_Toc24397"/>
+          <w:bookmarkStart w:id="5" w:name="_Toc32054"/>
+          <w:bookmarkStart w:id="6" w:name="_Toc21009_WPSOffice_Level1"/>
+          <w:bookmarkStart w:id="7" w:name="_Toc30143_WPSOffice_Level1"/>
         </w:p>
         <w:p>
           <w:pPr>
@@ -3550,14 +3550,14 @@
           </w14:shadow>
         </w:rPr>
       </w:pPr>
-      <w:bookmarkStart w:id="10" w:name="_Toc17451"/>
-      <w:bookmarkStart w:id="11" w:name="_Toc11761"/>
-      <w:bookmarkStart w:id="12" w:name="_Toc19594"/>
-      <w:bookmarkStart w:id="13" w:name="_Toc11465"/>
-      <w:bookmarkStart w:id="14" w:name="_Toc11935"/>
-      <w:bookmarkStart w:id="15" w:name="_Toc11015_WPSOffice_Level1"/>
-      <w:bookmarkStart w:id="16" w:name="_Toc18062_WPSOffice_Level1"/>
-      <w:bookmarkStart w:id="17" w:name="_Toc10518"/>
+      <w:bookmarkStart w:id="10" w:name="_Toc11761"/>
+      <w:bookmarkStart w:id="11" w:name="_Toc19594"/>
+      <w:bookmarkStart w:id="12" w:name="_Toc11015_WPSOffice_Level1"/>
+      <w:bookmarkStart w:id="13" w:name="_Toc10518"/>
+      <w:bookmarkStart w:id="14" w:name="_Toc17451"/>
+      <w:bookmarkStart w:id="15" w:name="_Toc11465"/>
+      <w:bookmarkStart w:id="16" w:name="_Toc11935"/>
+      <w:bookmarkStart w:id="17" w:name="_Toc18062_WPSOffice_Level1"/>
       <w:bookmarkStart w:id="18" w:name="_Toc7021_WPSOffice_Level1"/>
       <w:bookmarkStart w:id="19" w:name="_Toc3823"/>
       <w:r>
@@ -3919,6 +3919,12 @@
             <w:insideH w:val="single" w:color="auto" w:sz="4" w:space="0"/>
             <w:insideV w:val="single" w:color="auto" w:sz="4" w:space="0"/>
           </w:tblBorders>
+          <w:tblCellMar>
+            <w:top w:w="0" w:type="dxa"/>
+            <w:left w:w="108" w:type="dxa"/>
+            <w:bottom w:w="0" w:type="dxa"/>
+            <w:right w:w="108" w:type="dxa"/>
+          </w:tblCellMar>
         </w:tblPrEx>
         <w:tc>
           <w:tcPr>
@@ -4324,13 +4330,13 @@
           </w14:shadow>
         </w:rPr>
       </w:pPr>
-      <w:bookmarkStart w:id="24" w:name="_Toc1410"/>
-      <w:bookmarkStart w:id="25" w:name="_Toc6221_WPSOffice_Level1"/>
-      <w:bookmarkStart w:id="26" w:name="_Toc4088"/>
-      <w:bookmarkStart w:id="27" w:name="_Toc25920"/>
-      <w:bookmarkStart w:id="28" w:name="_Toc18058"/>
-      <w:bookmarkStart w:id="29" w:name="_Toc3871"/>
-      <w:bookmarkStart w:id="30" w:name="_Toc23369_WPSOffice_Level1"/>
+      <w:bookmarkStart w:id="24" w:name="_Toc3871"/>
+      <w:bookmarkStart w:id="25" w:name="_Toc18058"/>
+      <w:bookmarkStart w:id="26" w:name="_Toc25920"/>
+      <w:bookmarkStart w:id="27" w:name="_Toc23369_WPSOffice_Level1"/>
+      <w:bookmarkStart w:id="28" w:name="_Toc1410"/>
+      <w:bookmarkStart w:id="29" w:name="_Toc6221_WPSOffice_Level1"/>
+      <w:bookmarkStart w:id="30" w:name="_Toc4088"/>
       <w:bookmarkStart w:id="31" w:name="_Toc29418"/>
       <w:bookmarkStart w:id="32" w:name="_Toc8996"/>
       <w:r>
@@ -4396,8 +4402,8 @@
           <w:lang w:eastAsia="zh-CN"/>
         </w:rPr>
       </w:pPr>
-      <w:bookmarkStart w:id="33" w:name="_Toc3731"/>
-      <w:bookmarkStart w:id="34" w:name="_Toc2457"/>
+      <w:bookmarkStart w:id="33" w:name="_Toc2457"/>
+      <w:bookmarkStart w:id="34" w:name="_Toc3731"/>
       <w:bookmarkStart w:id="35" w:name="_Toc149837254"/>
       <w:r>
         <w:rPr>
@@ -5994,7 +6000,7 @@
                 </mc:Choice>
                 <mc:Fallback>
                   <w:pict>
-                    <v:group id="_x0000_s1026" o:spid="_x0000_s1026" o:spt="203" style="position:absolute;left:0pt;margin-left:0.6pt;margin-top:-37.8pt;height:113.6pt;width:240.8pt;z-index:251667456;mso-width-relative:page;mso-height-relative:page;" coordorigin="19211,18842" coordsize="4816,2272" o:gfxdata="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">
+                    <v:group id="_x0000_s1026" o:spid="_x0000_s1026" o:spt="203" style="position:absolute;left:0pt;margin-left:0.6pt;margin-top:-37.8pt;height:113.6pt;width:240.8pt;z-index:251667456;mso-width-relative:page;mso-height-relative:page;" coordorigin="19211,18842" coordsize="4816,2272" o:gfxdata="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">
                       <o:lock v:ext="edit" aspectratio="f"/>
                       <v:group id="组合 6" o:spid="_x0000_s1026" o:spt="203" style="position:absolute;left:19211;top:18842;height:2273;width:4816;" coordorigin="19199,18902" coordsize="4816,2273" o:gfxdata="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">
                         <o:lock v:ext="edit" aspectratio="f"/>
@@ -6565,7 +6571,7 @@
                 </mc:Choice>
                 <mc:Fallback>
                   <w:pict>
-                    <v:group id="_x0000_s1026" o:spid="_x0000_s1026" o:spt="203" style="position:absolute;left:0pt;margin-left:0pt;margin-top:-29.2pt;height:113.65pt;width:246.8pt;z-index:251668480;mso-width-relative:page;mso-height-relative:page;" coordorigin="19199,20810" coordsize="4936,2273" o:gfxdata="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">
+                    <v:group id="_x0000_s1026" o:spid="_x0000_s1026" o:spt="203" style="position:absolute;left:0pt;margin-left:0pt;margin-top:-29.2pt;height:113.65pt;width:246.8pt;z-index:251668480;mso-width-relative:page;mso-height-relative:page;" coordorigin="19199,20810" coordsize="4936,2273" o:gfxdata="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">
                       <o:lock v:ext="edit" aspectratio="f"/>
                       <v:group id="组合 23" o:spid="_x0000_s1026" o:spt="203" style="position:absolute;left:19199;top:20810;height:2273;width:4936;" coordorigin="19199,20810" coordsize="4936,2273" o:gfxdata="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">
                         <o:lock v:ext="edit" aspectratio="f"/>
@@ -6864,8 +6870,6 @@
         </w:rPr>
         <w:br w:type="page"/>
       </w:r>
-      <w:bookmarkStart w:id="142" w:name="_GoBack"/>
-      <w:bookmarkEnd w:id="142"/>
     </w:p>
     <w:bookmarkEnd w:id="20"/>
     <w:p>
@@ -6890,8 +6894,8 @@
           </w14:shadow>
         </w:rPr>
       </w:pPr>
-      <w:bookmarkStart w:id="36" w:name="_Toc8632"/>
-      <w:bookmarkStart w:id="37" w:name="_Toc21258"/>
+      <w:bookmarkStart w:id="36" w:name="_Toc21258"/>
+      <w:bookmarkStart w:id="37" w:name="_Toc8632"/>
       <w:r>
         <w:rPr>
           <w:rStyle w:val="38"/>
@@ -8052,8 +8056,8 @@
           <w:lang w:eastAsia="zh-CN"/>
         </w:rPr>
       </w:pPr>
-      <w:bookmarkStart w:id="40" w:name="_Toc2787"/>
-      <w:bookmarkStart w:id="41" w:name="_Toc149837258"/>
+      <w:bookmarkStart w:id="40" w:name="_Toc149837258"/>
+      <w:bookmarkStart w:id="41" w:name="_Toc2787"/>
       <w:bookmarkStart w:id="42" w:name="_Toc1647"/>
       <w:r>
         <w:rPr>
@@ -8323,18 +8327,34 @@
             </w:pPr>
             <w:r>
               <w:rPr>
-                <w:rFonts w:ascii="Times New Roman" w:hAnsi="Times New Roman" w:eastAsia="微软雅黑" w:cs="Times New Roman"/>
+                <w:rFonts w:hint="eastAsia" w:ascii="Times New Roman" w:hAnsi="Times New Roman" w:eastAsia="微软雅黑" w:cs="Times New Roman"/>
                 <w:b/>
                 <w:color w:val="FFFFFF" w:themeColor="background1"/>
                 <w:sz w:val="21"/>
                 <w:szCs w:val="21"/>
+                <w:lang w:val="en-US" w:eastAsia="zh-CN"/>
                 <w14:textFill>
                   <w14:solidFill>
                     <w14:schemeClr w14:val="bg1"/>
                   </w14:solidFill>
                 </w14:textFill>
               </w:rPr>
-              <w:t>突变基因</w:t>
+              <w:t>检测</w:t>
+            </w:r>
+            <w:r>
+              <w:rPr>
+                <w:rFonts w:ascii="Times New Roman" w:hAnsi="Times New Roman" w:eastAsia="微软雅黑" w:cs="Times New Roman"/>
+                <w:b/>
+                <w:color w:val="FFFFFF" w:themeColor="background1"/>
+                <w:sz w:val="21"/>
+                <w:szCs w:val="21"/>
+                <w14:textFill>
+                  <w14:solidFill>
+                    <w14:schemeClr w14:val="bg1"/>
+                  </w14:solidFill>
+                </w14:textFill>
+              </w:rPr>
+              <w:t>基因</w:t>
             </w:r>
           </w:p>
         </w:tc>
@@ -10636,7 +10656,7 @@
         </w:tc>
         <w:tc>
           <w:tcPr>
-            <w:tcW w:w="535" w:type="pct"/>
+            <w:tcW w:w="1077" w:type="dxa"/>
             <w:tcBorders>
               <w:top w:val="nil"/>
               <w:left w:val="single" w:color="A4A4A4" w:themeColor="background1" w:themeShade="A5" w:sz="4" w:space="0"/>
@@ -10648,7 +10668,7 @@
           </w:tcPr>
           <w:p>
             <w:pPr>
-              <w:ind w:left="162" w:right="163"/>
+              <w:ind w:left="162" w:leftChars="0" w:right="163" w:rightChars="0"/>
               <w:jc w:val="center"/>
               <w:rPr>
                 <w:rFonts w:ascii="Times New Roman" w:hAnsi="Times New Roman" w:eastAsia="微软雅黑" w:cs="Times New Roman"/>
@@ -10660,19 +10680,39 @@
             </w:pPr>
             <w:r>
               <w:rPr>
-                <w:rFonts w:hint="eastAsia" w:ascii="Times New Roman" w:hAnsi="Times New Roman" w:eastAsia="微软雅黑" w:cs="Times New Roman"/>
-                <w:b/>
-                <w:sz w:val="21"/>
-                <w:szCs w:val="21"/>
-                <w:lang w:eastAsia="zh-CN"/>
-              </w:rPr>
-              <w:t>{{ tip.comutation }}</w:t>
-            </w:r>
-          </w:p>
-        </w:tc>
-        <w:tc>
-          <w:tcPr>
-            <w:tcW w:w="759" w:type="pct"/>
+                <w:rFonts w:hint="default" w:ascii="Times New Roman" w:hAnsi="Times New Roman" w:eastAsia="微软雅黑" w:cs="Times New Roman"/>
+                <w:b/>
+                <w:sz w:val="21"/>
+                <w:szCs w:val="21"/>
+                <w:lang w:eastAsia="zh-CN"/>
+              </w:rPr>
+              <w:t>{{ tip.comutation</w:t>
+            </w:r>
+            <w:r>
+              <w:rPr>
+                <w:rFonts w:hint="eastAsia" w:ascii="Times New Roman" w:hAnsi="Times New Roman" w:eastAsia="微软雅黑" w:cs="Times New Roman"/>
+                <w:b/>
+                <w:sz w:val="21"/>
+                <w:szCs w:val="21"/>
+                <w:lang w:val="en-US" w:eastAsia="zh-CN"/>
+              </w:rPr>
+              <w:t>1</w:t>
+            </w:r>
+            <w:r>
+              <w:rPr>
+                <w:rFonts w:hint="default" w:ascii="Times New Roman" w:hAnsi="Times New Roman" w:eastAsia="微软雅黑" w:cs="Times New Roman"/>
+                <w:b/>
+                <w:sz w:val="21"/>
+                <w:szCs w:val="21"/>
+                <w:lang w:eastAsia="zh-CN"/>
+              </w:rPr>
+              <w:t xml:space="preserve"> }}</w:t>
+            </w:r>
+          </w:p>
+        </w:tc>
+        <w:tc>
+          <w:tcPr>
+            <w:tcW w:w="1527" w:type="dxa"/>
             <w:tcBorders>
               <w:top w:val="nil"/>
               <w:left w:val="single" w:color="A4A4A4" w:themeColor="background1" w:themeShade="A5" w:sz="4" w:space="0"/>
@@ -10685,7 +10725,7 @@
           <w:p>
             <w:pPr>
               <w:spacing w:before="2"/>
-              <w:ind w:left="116" w:right="116"/>
+              <w:ind w:left="116" w:leftChars="0" w:right="116" w:rightChars="0"/>
               <w:jc w:val="center"/>
               <w:rPr>
                 <w:rFonts w:ascii="Times New Roman" w:hAnsi="Times New Roman" w:eastAsia="微软雅黑" w:cs="Times New Roman"/>
@@ -10696,12 +10736,12 @@
             </w:pPr>
             <w:r>
               <w:rPr>
-                <w:rFonts w:hint="eastAsia" w:ascii="Times New Roman" w:hAnsi="Times New Roman" w:eastAsia="微软雅黑" w:cs="Times New Roman"/>
-                <w:sz w:val="21"/>
-                <w:szCs w:val="21"/>
-                <w:lang w:eastAsia="zh-CN"/>
-              </w:rPr>
-              <w:t>-</w:t>
+                <w:rFonts w:hint="default" w:ascii="Times New Roman" w:hAnsi="Times New Roman" w:eastAsia="微软雅黑" w:cs="Times New Roman"/>
+                <w:sz w:val="21"/>
+                <w:szCs w:val="21"/>
+                <w:lang w:eastAsia="zh-CN"/>
+              </w:rPr>
+              <w:t>{{ tip.comutation }}</w:t>
             </w:r>
           </w:p>
         </w:tc>
@@ -12719,13 +12759,13 @@
         </w:numPr>
         <w:jc w:val="left"/>
       </w:pPr>
-      <w:bookmarkStart w:id="43" w:name="_Toc23175"/>
-      <w:bookmarkStart w:id="44" w:name="_Toc27497"/>
+      <w:bookmarkStart w:id="43" w:name="_Toc27497"/>
+      <w:bookmarkStart w:id="44" w:name="_Toc23175"/>
       <w:bookmarkStart w:id="45" w:name="_Toc149837259"/>
-      <w:bookmarkStart w:id="46" w:name="_Toc17526"/>
+      <w:bookmarkStart w:id="46" w:name="_Toc6221_WPSOffice_Level2"/>
       <w:bookmarkStart w:id="47" w:name="_Toc25737"/>
       <w:bookmarkStart w:id="48" w:name="_Toc4339"/>
-      <w:bookmarkStart w:id="49" w:name="_Toc6221_WPSOffice_Level2"/>
+      <w:bookmarkStart w:id="49" w:name="_Toc17526"/>
       <w:bookmarkStart w:id="50" w:name="_Toc7551_WPSOffice_Level2"/>
       <w:r>
         <w:rPr>
@@ -12941,18 +12981,17 @@
               <w:rPr>
                 <w:rFonts w:hint="eastAsia" w:ascii="Times New Roman" w:hAnsi="Times New Roman" w:eastAsia="微软雅黑" w:cs="Times New Roman"/>
                 <w:b/>
-                <w:bCs/>
                 <w:color w:val="FFFFFF" w:themeColor="background1"/>
                 <w:sz w:val="21"/>
                 <w:szCs w:val="21"/>
-                <w:lang w:eastAsia="zh-CN"/>
+                <w:lang w:val="en-US" w:eastAsia="zh-CN"/>
                 <w14:textFill>
                   <w14:solidFill>
                     <w14:schemeClr w14:val="bg1"/>
                   </w14:solidFill>
                 </w14:textFill>
               </w:rPr>
-              <w:t>突变</w:t>
+              <w:t>检测</w:t>
             </w:r>
             <w:r>
               <w:rPr>
@@ -14351,18 +14390,34 @@
             </w:pPr>
             <w:r>
               <w:rPr>
-                <w:rFonts w:ascii="Times New Roman" w:hAnsi="Times New Roman" w:eastAsia="微软雅黑" w:cs="Times New Roman"/>
+                <w:rFonts w:hint="eastAsia" w:ascii="Times New Roman" w:hAnsi="Times New Roman" w:eastAsia="微软雅黑" w:cs="Times New Roman"/>
                 <w:b/>
                 <w:color w:val="FFFFFF" w:themeColor="background1"/>
                 <w:sz w:val="21"/>
                 <w:szCs w:val="21"/>
+                <w:lang w:val="en-US" w:eastAsia="zh-CN"/>
                 <w14:textFill>
                   <w14:solidFill>
                     <w14:schemeClr w14:val="bg1"/>
                   </w14:solidFill>
                 </w14:textFill>
               </w:rPr>
-              <w:t>突变基因</w:t>
+              <w:t>检测</w:t>
+            </w:r>
+            <w:r>
+              <w:rPr>
+                <w:rFonts w:ascii="Times New Roman" w:hAnsi="Times New Roman" w:eastAsia="微软雅黑" w:cs="Times New Roman"/>
+                <w:b/>
+                <w:color w:val="FFFFFF" w:themeColor="background1"/>
+                <w:sz w:val="21"/>
+                <w:szCs w:val="21"/>
+                <w14:textFill>
+                  <w14:solidFill>
+                    <w14:schemeClr w14:val="bg1"/>
+                  </w14:solidFill>
+                </w14:textFill>
+              </w:rPr>
+              <w:t>基因</w:t>
             </w:r>
           </w:p>
         </w:tc>
@@ -16589,8 +16644,8 @@
           <w:lang w:eastAsia="zh-CN"/>
         </w:rPr>
       </w:pPr>
-      <w:bookmarkStart w:id="51" w:name="_Toc149837260"/>
-      <w:bookmarkStart w:id="52" w:name="_Toc12088"/>
+      <w:bookmarkStart w:id="51" w:name="_Toc12088"/>
+      <w:bookmarkStart w:id="52" w:name="_Toc149837260"/>
       <w:bookmarkStart w:id="53" w:name="_Toc14873"/>
       <w:r>
         <w:rPr>
@@ -17409,18 +17464,34 @@
             </w:pPr>
             <w:r>
               <w:rPr>
-                <w:rFonts w:ascii="Times New Roman" w:hAnsi="Times New Roman" w:eastAsia="微软雅黑" w:cs="Times New Roman"/>
+                <w:rFonts w:hint="eastAsia" w:ascii="Times New Roman" w:hAnsi="Times New Roman" w:eastAsia="微软雅黑" w:cs="Times New Roman"/>
                 <w:b/>
                 <w:color w:val="FFFFFF" w:themeColor="background1"/>
                 <w:sz w:val="21"/>
                 <w:szCs w:val="21"/>
+                <w:lang w:val="en-US" w:eastAsia="zh-CN"/>
                 <w14:textFill>
                   <w14:solidFill>
                     <w14:schemeClr w14:val="bg1"/>
                   </w14:solidFill>
                 </w14:textFill>
               </w:rPr>
-              <w:t>突变基因</w:t>
+              <w:t>检测</w:t>
+            </w:r>
+            <w:r>
+              <w:rPr>
+                <w:rFonts w:ascii="Times New Roman" w:hAnsi="Times New Roman" w:eastAsia="微软雅黑" w:cs="Times New Roman"/>
+                <w:b/>
+                <w:color w:val="FFFFFF" w:themeColor="background1"/>
+                <w:sz w:val="21"/>
+                <w:szCs w:val="21"/>
+                <w14:textFill>
+                  <w14:solidFill>
+                    <w14:schemeClr w14:val="bg1"/>
+                  </w14:solidFill>
+                </w14:textFill>
+              </w:rPr>
+              <w:t>基因</w:t>
             </w:r>
           </w:p>
         </w:tc>
@@ -18288,12 +18359,12 @@
       </w:pPr>
       <w:bookmarkStart w:id="56" w:name="_Toc25727"/>
       <w:bookmarkStart w:id="57" w:name="_Toc4331_WPSOffice_Level1"/>
-      <w:bookmarkStart w:id="58" w:name="_Toc23903"/>
-      <w:bookmarkStart w:id="59" w:name="_Toc28194"/>
-      <w:bookmarkStart w:id="60" w:name="_Toc5598"/>
-      <w:bookmarkStart w:id="61" w:name="_Toc23846_WPSOffice_Level1"/>
+      <w:bookmarkStart w:id="58" w:name="_Toc32443_WPSOffice_Level1"/>
+      <w:bookmarkStart w:id="59" w:name="_Toc23846_WPSOffice_Level1"/>
+      <w:bookmarkStart w:id="60" w:name="_Toc28194"/>
+      <w:bookmarkStart w:id="61" w:name="_Toc23903"/>
       <w:bookmarkStart w:id="62" w:name="_Toc32661"/>
-      <w:bookmarkStart w:id="63" w:name="_Toc32443_WPSOffice_Level1"/>
+      <w:bookmarkStart w:id="63" w:name="_Toc5598"/>
       <w:r>
         <w:rPr>
           <w:rFonts w:hint="eastAsia" w:ascii="Times New Roman" w:hAnsi="Times New Roman" w:eastAsia="微软雅黑" w:cs="Times New Roman"/>
@@ -18355,9 +18426,9 @@
         </w:rPr>
       </w:pPr>
       <w:bookmarkStart w:id="64" w:name="_Toc19418"/>
-      <w:bookmarkStart w:id="65" w:name="_Toc106719764"/>
+      <w:bookmarkStart w:id="65" w:name="_Toc10223"/>
       <w:bookmarkStart w:id="66" w:name="_Toc20034"/>
-      <w:bookmarkStart w:id="67" w:name="_Toc10223"/>
+      <w:bookmarkStart w:id="67" w:name="_Toc106719764"/>
       <w:bookmarkStart w:id="68" w:name="_Toc31030"/>
       <w:r>
         <w:rPr>
@@ -20123,6 +20194,12 @@
             <w:insideH w:val="none" w:color="auto" w:sz="0" w:space="0"/>
             <w:insideV w:val="none" w:color="auto" w:sz="0" w:space="0"/>
           </w:tblBorders>
+          <w:tblCellMar>
+            <w:top w:w="0" w:type="dxa"/>
+            <w:left w:w="108" w:type="dxa"/>
+            <w:bottom w:w="0" w:type="dxa"/>
+            <w:right w:w="108" w:type="dxa"/>
+          </w:tblCellMar>
         </w:tblPrEx>
         <w:trPr>
           <w:trHeight w:val="313" w:hRule="atLeast"/>
@@ -21548,11 +21625,11 @@
       <w:bookmarkEnd w:id="70"/>
       <w:bookmarkEnd w:id="71"/>
       <w:bookmarkEnd w:id="72"/>
-      <w:bookmarkStart w:id="73" w:name="_Toc32443_WPSOffice_Level2"/>
-      <w:bookmarkStart w:id="74" w:name="_Toc32337"/>
-      <w:bookmarkStart w:id="75" w:name="_Toc26395"/>
-      <w:bookmarkStart w:id="76" w:name="_Toc23606"/>
-      <w:bookmarkStart w:id="77" w:name="_Toc4331_WPSOffice_Level2"/>
+      <w:bookmarkStart w:id="73" w:name="_Toc32337"/>
+      <w:bookmarkStart w:id="74" w:name="_Toc26395"/>
+      <w:bookmarkStart w:id="75" w:name="_Toc23606"/>
+      <w:bookmarkStart w:id="76" w:name="_Toc4331_WPSOffice_Level2"/>
+      <w:bookmarkStart w:id="77" w:name="_Toc32443_WPSOffice_Level2"/>
     </w:p>
     <w:bookmarkEnd w:id="73"/>
     <w:bookmarkEnd w:id="74"/>
@@ -21596,8 +21673,8 @@
       </w:pPr>
       <w:bookmarkStart w:id="78" w:name="_Toc32302"/>
       <w:bookmarkStart w:id="79" w:name="_Toc17593"/>
-      <w:bookmarkStart w:id="80" w:name="_Toc30940"/>
-      <w:bookmarkStart w:id="81" w:name="_Toc149837264"/>
+      <w:bookmarkStart w:id="80" w:name="_Toc149837264"/>
+      <w:bookmarkStart w:id="81" w:name="_Toc30940"/>
       <w:bookmarkStart w:id="82" w:name="_Toc15053"/>
       <w:r>
         <w:rPr>
@@ -26287,7 +26364,29 @@
           <w:szCs w:val="24"/>
           <w:lang w:eastAsia="zh-CN"/>
         </w:rPr>
-        <w:t>{{ tdd.comutation }}</w:t>
+        <w:t>{{ tdd.comutation</w:t>
+      </w:r>
+      <w:r>
+        <w:rPr>
+          <w:rFonts w:hint="eastAsia" w:ascii="Times New Roman" w:hAnsi="Times New Roman" w:eastAsia="微软雅黑" w:cs="Times New Roman"/>
+          <w:b/>
+          <w:sz w:val="24"/>
+          <w:szCs w:val="24"/>
+          <w:lang w:val="en-US" w:eastAsia="zh-CN"/>
+        </w:rPr>
+        <w:t>1</w:t>
+      </w:r>
+      <w:bookmarkStart w:id="142" w:name="_GoBack"/>
+      <w:bookmarkEnd w:id="142"/>
+      <w:r>
+        <w:rPr>
+          <w:rFonts w:hint="eastAsia" w:ascii="Times New Roman" w:hAnsi="Times New Roman" w:eastAsia="微软雅黑" w:cs="Times New Roman"/>
+          <w:b/>
+          <w:sz w:val="24"/>
+          <w:szCs w:val="24"/>
+          <w:lang w:eastAsia="zh-CN"/>
+        </w:rPr>
+        <w:t xml:space="preserve"> }}</w:t>
       </w:r>
     </w:p>
     <w:tbl>
@@ -26419,9 +26518,9 @@
                 <w:bCs/>
                 <w:sz w:val="18"/>
                 <w:szCs w:val="18"/>
-                <w:lang w:eastAsia="zh-CN"/>
-              </w:rPr>
-              <w:t>-</w:t>
+                <w:lang w:val="en-US" w:eastAsia="zh-CN"/>
+              </w:rPr>
+              <w:t>{{tdd.comutation}}</w:t>
             </w:r>
           </w:p>
         </w:tc>
@@ -30571,9 +30670,9 @@
         </w:rPr>
       </w:pPr>
       <w:bookmarkStart w:id="83" w:name="_Toc14297"/>
-      <w:bookmarkStart w:id="84" w:name="_Toc149837265"/>
-      <w:bookmarkStart w:id="85" w:name="_Toc24621"/>
-      <w:bookmarkStart w:id="86" w:name="_Toc14361"/>
+      <w:bookmarkStart w:id="84" w:name="_Toc14361"/>
+      <w:bookmarkStart w:id="85" w:name="_Toc149837265"/>
+      <w:bookmarkStart w:id="86" w:name="_Toc24621"/>
       <w:r>
         <w:rPr>
           <w:rFonts w:hint="eastAsia"/>
@@ -34930,8 +35029,8 @@
           <w:lang w:eastAsia="zh-CN"/>
         </w:rPr>
       </w:pPr>
-      <w:bookmarkStart w:id="87" w:name="_Toc29942"/>
-      <w:bookmarkStart w:id="88" w:name="_Toc32694"/>
+      <w:bookmarkStart w:id="87" w:name="_Toc32694"/>
+      <w:bookmarkStart w:id="88" w:name="_Toc29942"/>
       <w:r>
         <w:rPr>
           <w:rFonts w:hint="eastAsia"/>
@@ -35503,12 +35602,12 @@
         <w:br w:type="page"/>
       </w:r>
       <w:bookmarkEnd w:id="69"/>
-      <w:bookmarkStart w:id="89" w:name="_Toc21764_WPSOffice_Level2"/>
-      <w:bookmarkStart w:id="90" w:name="_Toc16347"/>
-      <w:bookmarkStart w:id="91" w:name="_Toc15530"/>
-      <w:bookmarkStart w:id="92" w:name="_Toc3782"/>
-      <w:bookmarkStart w:id="93" w:name="_Toc6988"/>
-      <w:bookmarkStart w:id="94" w:name="_Toc1707_WPSOffice_Level2"/>
+      <w:bookmarkStart w:id="89" w:name="_Toc6988"/>
+      <w:bookmarkStart w:id="90" w:name="_Toc15530"/>
+      <w:bookmarkStart w:id="91" w:name="_Toc1707_WPSOffice_Level2"/>
+      <w:bookmarkStart w:id="92" w:name="_Toc16347"/>
+      <w:bookmarkStart w:id="93" w:name="_Toc21764_WPSOffice_Level2"/>
+      <w:bookmarkStart w:id="94" w:name="_Toc3782"/>
       <w:bookmarkStart w:id="95" w:name="_Toc26649"/>
       <w:r>
         <w:rPr>
@@ -35547,12 +35646,12 @@
       </w:pPr>
       <w:bookmarkStart w:id="96" w:name="_Toc27302"/>
       <w:bookmarkStart w:id="97" w:name="_Toc1707_WPSOffice_Level1"/>
-      <w:bookmarkStart w:id="98" w:name="_Toc13196_WPSOffice_Level1"/>
-      <w:bookmarkStart w:id="99" w:name="_Toc2409"/>
-      <w:bookmarkStart w:id="100" w:name="_Toc16594"/>
-      <w:bookmarkStart w:id="101" w:name="_Toc12505"/>
-      <w:bookmarkStart w:id="102" w:name="_Toc21764_WPSOffice_Level1"/>
-      <w:bookmarkStart w:id="103" w:name="_Toc28240"/>
+      <w:bookmarkStart w:id="98" w:name="_Toc2409"/>
+      <w:bookmarkStart w:id="99" w:name="_Toc16594"/>
+      <w:bookmarkStart w:id="100" w:name="_Toc28240"/>
+      <w:bookmarkStart w:id="101" w:name="_Toc13196_WPSOffice_Level1"/>
+      <w:bookmarkStart w:id="102" w:name="_Toc12505"/>
+      <w:bookmarkStart w:id="103" w:name="_Toc21764_WPSOffice_Level1"/>
       <w:bookmarkStart w:id="104" w:name="_Toc16147"/>
       <w:bookmarkStart w:id="105" w:name="_Toc9814"/>
       <w:r>
@@ -35595,10 +35694,10 @@
           <w:lang w:eastAsia="zh-CN"/>
         </w:rPr>
       </w:pPr>
-      <w:bookmarkStart w:id="106" w:name="_Toc4168"/>
+      <w:bookmarkStart w:id="106" w:name="_Toc4989"/>
       <w:bookmarkStart w:id="107" w:name="_Toc3024"/>
       <w:bookmarkStart w:id="108" w:name="_Toc15840_WPSOffice_Level1"/>
-      <w:bookmarkStart w:id="109" w:name="_Toc4989"/>
+      <w:bookmarkStart w:id="109" w:name="_Toc4168"/>
       <w:bookmarkStart w:id="110" w:name="_Toc27075"/>
       <w:bookmarkStart w:id="111" w:name="_Toc24085_WPSOffice_Level1"/>
       <w:bookmarkStart w:id="112" w:name="_Toc14255_WPSOffice_Level1"/>
@@ -38705,11 +38804,11 @@
       <w:bookmarkStart w:id="123" w:name="_Toc32015"/>
       <w:bookmarkStart w:id="124" w:name="_Toc3409"/>
       <w:bookmarkStart w:id="125" w:name="_Toc28454_WPSOffice_Level1"/>
-      <w:bookmarkStart w:id="126" w:name="_Toc26985_WPSOffice_Level1"/>
-      <w:bookmarkStart w:id="127" w:name="_Toc20170_WPSOffice_Level1"/>
+      <w:bookmarkStart w:id="126" w:name="_Toc20924"/>
+      <w:bookmarkStart w:id="127" w:name="_Toc27693"/>
       <w:bookmarkStart w:id="128" w:name="_Toc31185"/>
-      <w:bookmarkStart w:id="129" w:name="_Toc20924"/>
-      <w:bookmarkStart w:id="130" w:name="_Toc27693"/>
+      <w:bookmarkStart w:id="129" w:name="_Toc26985_WPSOffice_Level1"/>
+      <w:bookmarkStart w:id="130" w:name="_Toc20170_WPSOffice_Level1"/>
       <w:r>
         <w:rPr>
           <w:rFonts w:hint="eastAsia"/>
@@ -38930,17 +39029,17 @@
           <w:lang w:eastAsia="zh-CN"/>
         </w:rPr>
       </w:pPr>
-      <w:bookmarkStart w:id="131" w:name="_Toc14513"/>
-      <w:bookmarkStart w:id="132" w:name="_Toc11901"/>
-      <w:bookmarkStart w:id="133" w:name="_Toc27809"/>
-      <w:bookmarkStart w:id="134" w:name="_Toc4503"/>
-      <w:bookmarkStart w:id="135" w:name="_Toc30197"/>
-      <w:bookmarkStart w:id="136" w:name="_Toc17792_WPSOffice_Level2"/>
+      <w:bookmarkStart w:id="131" w:name="_Toc30197"/>
+      <w:bookmarkStart w:id="132" w:name="_Toc14513"/>
+      <w:bookmarkStart w:id="133" w:name="_Toc4503"/>
+      <w:bookmarkStart w:id="134" w:name="_Toc27809"/>
+      <w:bookmarkStart w:id="135" w:name="_Toc11901"/>
+      <w:bookmarkStart w:id="136" w:name="_Toc22162_WPSOffice_Level1"/>
       <w:bookmarkStart w:id="137" w:name="_Toc19584_WPSOffice_Level1"/>
       <w:bookmarkStart w:id="138" w:name="_Toc14611_WPSOffice_Level1"/>
-      <w:bookmarkStart w:id="139" w:name="_Toc22623"/>
-      <w:bookmarkStart w:id="140" w:name="_Toc13275"/>
-      <w:bookmarkStart w:id="141" w:name="_Toc22162_WPSOffice_Level1"/>
+      <w:bookmarkStart w:id="139" w:name="_Toc13275"/>
+      <w:bookmarkStart w:id="140" w:name="_Toc22623"/>
+      <w:bookmarkStart w:id="141" w:name="_Toc17792_WPSOffice_Level2"/>
       <w:r>
         <w:rPr>
           <w:rFonts w:hint="eastAsia"/>

--- a/WebContent/docx/甲状腺癌17检测报告-双样本-常德市第一人民医院.docx
+++ b/WebContent/docx/甲状腺癌17检测报告-双样本-常德市第一人民医院.docx
@@ -168,129 +168,8 @@
         </mc:AlternateContent>
       </w:r>
       <w:r>
-        <mc:AlternateContent>
-          <mc:Choice Requires="wps">
-            <w:drawing>
-              <wp:anchor distT="0" distB="0" distL="114300" distR="114300" simplePos="0" relativeHeight="251661312" behindDoc="0" locked="0" layoutInCell="1" allowOverlap="1">
-                <wp:simplePos x="0" y="0"/>
-                <wp:positionH relativeFrom="column">
-                  <wp:posOffset>644525</wp:posOffset>
-                </wp:positionH>
-                <wp:positionV relativeFrom="paragraph">
-                  <wp:posOffset>9877425</wp:posOffset>
-                </wp:positionV>
-                <wp:extent cx="1788160" cy="316865"/>
-                <wp:effectExtent l="0" t="0" r="10160" b="3175"/>
-                <wp:wrapNone/>
-                <wp:docPr id="32" name="文本框 32"/>
-                <wp:cNvGraphicFramePr/>
-                <a:graphic xmlns:a="http://schemas.openxmlformats.org/drawingml/2006/main">
-                  <a:graphicData uri="http://schemas.microsoft.com/office/word/2010/wordprocessingShape">
-                    <wps:wsp>
-                      <wps:cNvSpPr txBox="1"/>
-                      <wps:spPr>
-                        <a:xfrm>
-                          <a:off x="0" y="0"/>
-                          <a:ext cx="1788160" cy="316865"/>
-                        </a:xfrm>
-                        <a:prstGeom prst="rect">
-                          <a:avLst/>
-                        </a:prstGeom>
-                        <a:solidFill>
-                          <a:schemeClr val="lt1"/>
-                        </a:solidFill>
-                        <a:ln w="6350">
-                          <a:noFill/>
-                        </a:ln>
-                      </wps:spPr>
-                      <wps:style>
-                        <a:lnRef idx="0">
-                          <a:schemeClr val="accent1"/>
-                        </a:lnRef>
-                        <a:fillRef idx="0">
-                          <a:schemeClr val="accent1"/>
-                        </a:fillRef>
-                        <a:effectRef idx="0">
-                          <a:schemeClr val="accent1"/>
-                        </a:effectRef>
-                        <a:fontRef idx="minor">
-                          <a:schemeClr val="dk1"/>
-                        </a:fontRef>
-                      </wps:style>
-                      <wps:txbx>
-                        <w:txbxContent>
-                          <w:p>
-                            <w:pPr>
-                              <w:rPr>
-                                <w:rFonts w:ascii="黑体" w:hAnsi="黑体" w:eastAsia="黑体" w:cs="黑体"/>
-                                <w:color w:val="7C7C7C" w:themeColor="accent3" w:themeShade="BF"/>
-                                <w:sz w:val="24"/>
-                                <w:szCs w:val="24"/>
-                                <w:lang w:eastAsia="zh-CN"/>
-                              </w:rPr>
-                            </w:pPr>
-                            <w:r>
-                              <w:rPr>
-                                <w:rFonts w:hint="eastAsia" w:ascii="黑体" w:hAnsi="黑体" w:eastAsia="黑体" w:cs="黑体"/>
-                                <w:color w:val="7C7C7C" w:themeColor="accent3" w:themeShade="BF"/>
-                                <w:sz w:val="24"/>
-                                <w:szCs w:val="24"/>
-                                <w:lang w:eastAsia="zh-CN"/>
-                              </w:rPr>
-                              <w:t>基因科技守护生命健康</w:t>
-                            </w:r>
-                          </w:p>
-                        </w:txbxContent>
-                      </wps:txbx>
-                      <wps:bodyPr rot="0" spcFirstLastPara="0" vertOverflow="overflow" horzOverflow="overflow" vert="horz" wrap="square" lIns="91440" tIns="45720" rIns="91440" bIns="45720" numCol="1" spcCol="0" rtlCol="0" fromWordArt="0" anchor="t" anchorCtr="0" forceAA="0" compatLnSpc="1">
-                        <a:noAutofit/>
-                      </wps:bodyPr>
-                    </wps:wsp>
-                  </a:graphicData>
-                </a:graphic>
-              </wp:anchor>
-            </w:drawing>
-          </mc:Choice>
-          <mc:Fallback>
-            <w:pict>
-              <v:shape id="_x0000_s1026" o:spid="_x0000_s1026" o:spt="202" type="#_x0000_t202" style="position:absolute;left:0pt;margin-left:50.75pt;margin-top:777.75pt;height:24.95pt;width:140.8pt;z-index:251661312;mso-width-relative:page;mso-height-relative:page;" fillcolor="#FFFFFF [3201]" filled="t" stroked="f" coordsize="21600,21600" o:gfxdata="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">
-                <v:fill on="t" focussize="0,0"/>
-                <v:stroke on="f" weight="0.5pt"/>
-                <v:imagedata o:title=""/>
-                <o:lock v:ext="edit" aspectratio="f"/>
-                <v:textbox>
-                  <w:txbxContent>
-                    <w:p>
-                      <w:pPr>
-                        <w:rPr>
-                          <w:rFonts w:ascii="黑体" w:hAnsi="黑体" w:eastAsia="黑体" w:cs="黑体"/>
-                          <w:color w:val="7C7C7C" w:themeColor="accent3" w:themeShade="BF"/>
-                          <w:sz w:val="24"/>
-                          <w:szCs w:val="24"/>
-                          <w:lang w:eastAsia="zh-CN"/>
-                        </w:rPr>
-                      </w:pPr>
-                      <w:r>
-                        <w:rPr>
-                          <w:rFonts w:hint="eastAsia" w:ascii="黑体" w:hAnsi="黑体" w:eastAsia="黑体" w:cs="黑体"/>
-                          <w:color w:val="7C7C7C" w:themeColor="accent3" w:themeShade="BF"/>
-                          <w:sz w:val="24"/>
-                          <w:szCs w:val="24"/>
-                          <w:lang w:eastAsia="zh-CN"/>
-                        </w:rPr>
-                        <w:t>基因科技守护生命健康</w:t>
-                      </w:r>
-                    </w:p>
-                  </w:txbxContent>
-                </v:textbox>
-              </v:shape>
-            </w:pict>
-          </mc:Fallback>
-        </mc:AlternateContent>
-      </w:r>
-      <w:r>
         <w:drawing>
-          <wp:anchor distT="0" distB="0" distL="0" distR="0" simplePos="0" relativeHeight="251666432" behindDoc="0" locked="0" layoutInCell="1" allowOverlap="1">
+          <wp:anchor distT="0" distB="0" distL="0" distR="0" simplePos="0" relativeHeight="251665408" behindDoc="0" locked="0" layoutInCell="1" allowOverlap="1">
             <wp:simplePos x="0" y="0"/>
             <wp:positionH relativeFrom="column">
               <wp:posOffset>2259330</wp:posOffset>
@@ -342,6 +221,438 @@
       </w:r>
       <w:r>
         <w:rPr>
+          <w:sz w:val="22"/>
+        </w:rPr>
+        <mc:AlternateContent>
+          <mc:Choice Requires="wps">
+            <w:drawing>
+              <wp:anchor distT="0" distB="0" distL="114300" distR="114300" simplePos="0" relativeHeight="251670528" behindDoc="0" locked="0" layoutInCell="1" allowOverlap="1">
+                <wp:simplePos x="0" y="0"/>
+                <wp:positionH relativeFrom="column">
+                  <wp:posOffset>2654935</wp:posOffset>
+                </wp:positionH>
+                <wp:positionV relativeFrom="paragraph">
+                  <wp:posOffset>9651365</wp:posOffset>
+                </wp:positionV>
+                <wp:extent cx="4082415" cy="957580"/>
+                <wp:effectExtent l="0" t="0" r="0" b="0"/>
+                <wp:wrapNone/>
+                <wp:docPr id="30" name="文本框 30"/>
+                <wp:cNvGraphicFramePr/>
+                <a:graphic xmlns:a="http://schemas.openxmlformats.org/drawingml/2006/main">
+                  <a:graphicData uri="http://schemas.microsoft.com/office/word/2010/wordprocessingShape">
+                    <wps:wsp>
+                      <wps:cNvSpPr txBox="1"/>
+                      <wps:spPr>
+                        <a:xfrm>
+                          <a:off x="0" y="0"/>
+                          <a:ext cx="4082415" cy="957580"/>
+                        </a:xfrm>
+                        <a:prstGeom prst="rect">
+                          <a:avLst/>
+                        </a:prstGeom>
+                        <a:noFill/>
+                        <a:ln w="6350">
+                          <a:noFill/>
+                        </a:ln>
+                      </wps:spPr>
+                      <wps:style>
+                        <a:lnRef idx="0">
+                          <a:schemeClr val="accent1"/>
+                        </a:lnRef>
+                        <a:fillRef idx="0">
+                          <a:schemeClr val="accent1"/>
+                        </a:fillRef>
+                        <a:effectRef idx="0">
+                          <a:schemeClr val="accent1"/>
+                        </a:effectRef>
+                        <a:fontRef idx="minor">
+                          <a:schemeClr val="dk1"/>
+                        </a:fontRef>
+                      </wps:style>
+                      <wps:txbx>
+                        <w:txbxContent>
+                          <w:p>
+                            <w:pPr>
+                              <w:jc w:val="right"/>
+                              <w:rPr>
+                                <w:rFonts w:ascii="Times New Roman" w:hAnsi="Times New Roman" w:eastAsia="等线" w:cs="宋体"/>
+                                <w:sz w:val="24"/>
+                                <w:szCs w:val="22"/>
+                                <w:lang w:val="en-US" w:eastAsia="zh-CN" w:bidi="ar-SA"/>
+                              </w:rPr>
+                            </w:pPr>
+                            <w:r>
+                              <w:rPr>
+                                <w:rFonts w:ascii="Times New Roman" w:hAnsi="Times New Roman" w:eastAsia="等线" w:cs="宋体"/>
+                                <w:sz w:val="24"/>
+                                <w:szCs w:val="22"/>
+                                <w:lang w:val="en-US" w:eastAsia="zh-CN" w:bidi="ar-SA"/>
+                              </w:rPr>
+                              <w:t>{{ summaryOfRresults.binary | ci(</w:t>
+                            </w:r>
+                            <w:r>
+                              <w:rPr>
+                                <w:rFonts w:hint="eastAsia" w:ascii="Times New Roman" w:hAnsi="Times New Roman" w:eastAsia="等线" w:cs="宋体"/>
+                                <w:sz w:val="24"/>
+                                <w:szCs w:val="22"/>
+                                <w:lang w:val="en-US" w:eastAsia="zh-CN" w:bidi="ar-SA"/>
+                              </w:rPr>
+                              <w:t>35.4</w:t>
+                            </w:r>
+                            <w:r>
+                              <w:rPr>
+                                <w:rFonts w:ascii="Times New Roman" w:hAnsi="Times New Roman" w:eastAsia="等线" w:cs="宋体"/>
+                                <w:sz w:val="24"/>
+                                <w:szCs w:val="22"/>
+                                <w:lang w:val="en-US" w:eastAsia="zh-CN" w:bidi="ar-SA"/>
+                              </w:rPr>
+                              <w:t>,</w:t>
+                            </w:r>
+                            <w:r>
+                              <w:rPr>
+                                <w:rFonts w:hint="eastAsia" w:ascii="Times New Roman" w:hAnsi="Times New Roman" w:eastAsia="等线" w:cs="宋体"/>
+                                <w:sz w:val="24"/>
+                                <w:szCs w:val="22"/>
+                                <w:lang w:val="en-US" w:eastAsia="zh-CN" w:bidi="ar-SA"/>
+                              </w:rPr>
+                              <w:t>35.4</w:t>
+                            </w:r>
+                            <w:r>
+                              <w:rPr>
+                                <w:rFonts w:ascii="Times New Roman" w:hAnsi="Times New Roman" w:eastAsia="等线" w:cs="宋体"/>
+                                <w:sz w:val="24"/>
+                                <w:szCs w:val="22"/>
+                                <w:lang w:val="en-US" w:eastAsia="zh-CN" w:bidi="ar-SA"/>
+                              </w:rPr>
+                              <w:t>) }}</w:t>
+                            </w:r>
+                          </w:p>
+                          <w:p>
+                            <w:pPr>
+                              <w:jc w:val="right"/>
+                              <w:rPr>
+                                <w:rFonts w:hint="eastAsia" w:ascii="微软雅黑" w:hAnsi="微软雅黑" w:eastAsia="微软雅黑" w:cs="微软雅黑"/>
+                                <w:b/>
+                                <w:bCs/>
+                                <w:color w:val="538135"/>
+                                <w:sz w:val="20"/>
+                                <w:szCs w:val="20"/>
+                                <w:lang w:val="en-US" w:eastAsia="zh-CN" w:bidi="ar-SA"/>
+                              </w:rPr>
+                            </w:pPr>
+                            <w:r>
+                              <w:rPr>
+                                <w:rFonts w:hint="eastAsia" w:ascii="微软雅黑" w:hAnsi="微软雅黑" w:eastAsia="微软雅黑" w:cs="微软雅黑"/>
+                                <w:b/>
+                                <w:bCs/>
+                                <w:color w:val="538135"/>
+                                <w:sz w:val="20"/>
+                                <w:szCs w:val="20"/>
+                                <w:lang w:val="en-US" w:eastAsia="zh-CN" w:bidi="ar-SA"/>
+                              </w:rPr>
+                              <w:t>扫码认证</w:t>
+                            </w:r>
+                          </w:p>
+                          <w:p>
+                            <w:pPr>
+                              <w:widowControl/>
+                              <w:jc w:val="right"/>
+                              <w:rPr>
+                                <w:rFonts w:hint="eastAsia" w:ascii="微软雅黑" w:hAnsi="微软雅黑" w:eastAsia="微软雅黑" w:cs="微软雅黑"/>
+                                <w:b/>
+                                <w:bCs/>
+                                <w:color w:val="538135"/>
+                                <w:sz w:val="20"/>
+                                <w:szCs w:val="20"/>
+                                <w:lang w:val="en-US" w:eastAsia="zh-CN" w:bidi="ar-SA"/>
+                              </w:rPr>
+                            </w:pPr>
+                            <w:r>
+                              <w:rPr>
+                                <w:rFonts w:hint="eastAsia" w:ascii="微软雅黑" w:hAnsi="微软雅黑" w:eastAsia="微软雅黑" w:cs="微软雅黑"/>
+                                <w:b/>
+                                <w:bCs/>
+                                <w:color w:val="538135"/>
+                                <w:sz w:val="20"/>
+                                <w:szCs w:val="20"/>
+                                <w:lang w:val="en-US" w:eastAsia="zh-CN" w:bidi="ar-SA"/>
+                              </w:rPr>
+                              <w:t>请受检者接收本报告后务必通过扫描防伪二维码确认报告真实性</w:t>
+                            </w:r>
+                          </w:p>
+                        </w:txbxContent>
+                      </wps:txbx>
+                      <wps:bodyPr rot="0" spcFirstLastPara="0" vertOverflow="overflow" horzOverflow="overflow" vert="horz" wrap="square" lIns="91440" tIns="45720" rIns="91440" bIns="45720" numCol="1" spcCol="0" rtlCol="0" fromWordArt="0" anchor="t" anchorCtr="0" forceAA="0" compatLnSpc="1">
+                        <a:noAutofit/>
+                      </wps:bodyPr>
+                    </wps:wsp>
+                  </a:graphicData>
+                </a:graphic>
+              </wp:anchor>
+            </w:drawing>
+          </mc:Choice>
+          <mc:Fallback>
+            <w:pict>
+              <v:shape id="_x0000_s1026" o:spid="_x0000_s1026" o:spt="202" type="#_x0000_t202" style="position:absolute;left:0pt;margin-left:209.05pt;margin-top:759.95pt;height:75.4pt;width:321.45pt;z-index:251670528;mso-width-relative:page;mso-height-relative:page;" filled="f" stroked="f" coordsize="21600,21600" o:gfxdata="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">
+                <v:fill on="f" focussize="0,0"/>
+                <v:stroke on="f" weight="0.5pt"/>
+                <v:imagedata o:title=""/>
+                <o:lock v:ext="edit" aspectratio="f"/>
+                <v:textbox>
+                  <w:txbxContent>
+                    <w:p>
+                      <w:pPr>
+                        <w:jc w:val="right"/>
+                        <w:rPr>
+                          <w:rFonts w:ascii="Times New Roman" w:hAnsi="Times New Roman" w:eastAsia="等线" w:cs="宋体"/>
+                          <w:sz w:val="24"/>
+                          <w:szCs w:val="22"/>
+                          <w:lang w:val="en-US" w:eastAsia="zh-CN" w:bidi="ar-SA"/>
+                        </w:rPr>
+                      </w:pPr>
+                      <w:r>
+                        <w:rPr>
+                          <w:rFonts w:ascii="Times New Roman" w:hAnsi="Times New Roman" w:eastAsia="等线" w:cs="宋体"/>
+                          <w:sz w:val="24"/>
+                          <w:szCs w:val="22"/>
+                          <w:lang w:val="en-US" w:eastAsia="zh-CN" w:bidi="ar-SA"/>
+                        </w:rPr>
+                        <w:t>{{ summaryOfRresults.binary | ci(</w:t>
+                      </w:r>
+                      <w:r>
+                        <w:rPr>
+                          <w:rFonts w:hint="eastAsia" w:ascii="Times New Roman" w:hAnsi="Times New Roman" w:eastAsia="等线" w:cs="宋体"/>
+                          <w:sz w:val="24"/>
+                          <w:szCs w:val="22"/>
+                          <w:lang w:val="en-US" w:eastAsia="zh-CN" w:bidi="ar-SA"/>
+                        </w:rPr>
+                        <w:t>35.4</w:t>
+                      </w:r>
+                      <w:r>
+                        <w:rPr>
+                          <w:rFonts w:ascii="Times New Roman" w:hAnsi="Times New Roman" w:eastAsia="等线" w:cs="宋体"/>
+                          <w:sz w:val="24"/>
+                          <w:szCs w:val="22"/>
+                          <w:lang w:val="en-US" w:eastAsia="zh-CN" w:bidi="ar-SA"/>
+                        </w:rPr>
+                        <w:t>,</w:t>
+                      </w:r>
+                      <w:r>
+                        <w:rPr>
+                          <w:rFonts w:hint="eastAsia" w:ascii="Times New Roman" w:hAnsi="Times New Roman" w:eastAsia="等线" w:cs="宋体"/>
+                          <w:sz w:val="24"/>
+                          <w:szCs w:val="22"/>
+                          <w:lang w:val="en-US" w:eastAsia="zh-CN" w:bidi="ar-SA"/>
+                        </w:rPr>
+                        <w:t>35.4</w:t>
+                      </w:r>
+                      <w:r>
+                        <w:rPr>
+                          <w:rFonts w:ascii="Times New Roman" w:hAnsi="Times New Roman" w:eastAsia="等线" w:cs="宋体"/>
+                          <w:sz w:val="24"/>
+                          <w:szCs w:val="22"/>
+                          <w:lang w:val="en-US" w:eastAsia="zh-CN" w:bidi="ar-SA"/>
+                        </w:rPr>
+                        <w:t>) }}</w:t>
+                      </w:r>
+                    </w:p>
+                    <w:p>
+                      <w:pPr>
+                        <w:jc w:val="right"/>
+                        <w:rPr>
+                          <w:rFonts w:hint="eastAsia" w:ascii="微软雅黑" w:hAnsi="微软雅黑" w:eastAsia="微软雅黑" w:cs="微软雅黑"/>
+                          <w:b/>
+                          <w:bCs/>
+                          <w:color w:val="538135"/>
+                          <w:sz w:val="20"/>
+                          <w:szCs w:val="20"/>
+                          <w:lang w:val="en-US" w:eastAsia="zh-CN" w:bidi="ar-SA"/>
+                        </w:rPr>
+                      </w:pPr>
+                      <w:r>
+                        <w:rPr>
+                          <w:rFonts w:hint="eastAsia" w:ascii="微软雅黑" w:hAnsi="微软雅黑" w:eastAsia="微软雅黑" w:cs="微软雅黑"/>
+                          <w:b/>
+                          <w:bCs/>
+                          <w:color w:val="538135"/>
+                          <w:sz w:val="20"/>
+                          <w:szCs w:val="20"/>
+                          <w:lang w:val="en-US" w:eastAsia="zh-CN" w:bidi="ar-SA"/>
+                        </w:rPr>
+                        <w:t>扫码认证</w:t>
+                      </w:r>
+                    </w:p>
+                    <w:p>
+                      <w:pPr>
+                        <w:widowControl/>
+                        <w:jc w:val="right"/>
+                        <w:rPr>
+                          <w:rFonts w:hint="eastAsia" w:ascii="微软雅黑" w:hAnsi="微软雅黑" w:eastAsia="微软雅黑" w:cs="微软雅黑"/>
+                          <w:b/>
+                          <w:bCs/>
+                          <w:color w:val="538135"/>
+                          <w:sz w:val="20"/>
+                          <w:szCs w:val="20"/>
+                          <w:lang w:val="en-US" w:eastAsia="zh-CN" w:bidi="ar-SA"/>
+                        </w:rPr>
+                      </w:pPr>
+                      <w:r>
+                        <w:rPr>
+                          <w:rFonts w:hint="eastAsia" w:ascii="微软雅黑" w:hAnsi="微软雅黑" w:eastAsia="微软雅黑" w:cs="微软雅黑"/>
+                          <w:b/>
+                          <w:bCs/>
+                          <w:color w:val="538135"/>
+                          <w:sz w:val="20"/>
+                          <w:szCs w:val="20"/>
+                          <w:lang w:val="en-US" w:eastAsia="zh-CN" w:bidi="ar-SA"/>
+                        </w:rPr>
+                        <w:t>请受检者接收本报告后务必通过扫描防伪二维码确认报告真实性</w:t>
+                      </w:r>
+                    </w:p>
+                  </w:txbxContent>
+                </v:textbox>
+              </v:shape>
+            </w:pict>
+          </mc:Fallback>
+        </mc:AlternateContent>
+      </w:r>
+      <w:bookmarkStart w:id="142" w:name="_GoBack"/>
+      <w:r>
+        <w:rPr>
+          <w:sz w:val="22"/>
+        </w:rPr>
+        <mc:AlternateContent>
+          <mc:Choice Requires="wps">
+            <w:drawing>
+              <wp:anchor distT="0" distB="0" distL="114300" distR="114300" simplePos="0" relativeHeight="251668480" behindDoc="0" locked="0" layoutInCell="1" allowOverlap="1">
+                <wp:simplePos x="0" y="0"/>
+                <wp:positionH relativeFrom="column">
+                  <wp:posOffset>415925</wp:posOffset>
+                </wp:positionH>
+                <wp:positionV relativeFrom="paragraph">
+                  <wp:posOffset>10342245</wp:posOffset>
+                </wp:positionV>
+                <wp:extent cx="1788160" cy="316865"/>
+                <wp:effectExtent l="0" t="0" r="10160" b="3175"/>
+                <wp:wrapNone/>
+                <wp:docPr id="6" name="文本框 6"/>
+                <wp:cNvGraphicFramePr/>
+                <a:graphic xmlns:a="http://schemas.openxmlformats.org/drawingml/2006/main">
+                  <a:graphicData uri="http://schemas.microsoft.com/office/word/2010/wordprocessingShape">
+                    <wps:wsp>
+                      <wps:cNvSpPr txBox="1"/>
+                      <wps:spPr>
+                        <a:xfrm>
+                          <a:off x="0" y="0"/>
+                          <a:ext cx="1788160" cy="316865"/>
+                        </a:xfrm>
+                        <a:prstGeom prst="rect">
+                          <a:avLst/>
+                        </a:prstGeom>
+                        <a:solidFill>
+                          <a:schemeClr val="lt1"/>
+                        </a:solidFill>
+                        <a:ln w="6350">
+                          <a:noFill/>
+                        </a:ln>
+                      </wps:spPr>
+                      <wps:style>
+                        <a:lnRef idx="0">
+                          <a:schemeClr val="accent1"/>
+                        </a:lnRef>
+                        <a:fillRef idx="0">
+                          <a:schemeClr val="accent1"/>
+                        </a:fillRef>
+                        <a:effectRef idx="0">
+                          <a:schemeClr val="accent1"/>
+                        </a:effectRef>
+                        <a:fontRef idx="minor">
+                          <a:schemeClr val="dk1"/>
+                        </a:fontRef>
+                      </wps:style>
+                      <wps:txbx>
+                        <w:txbxContent>
+                          <w:p>
+                            <w:pPr>
+                              <w:rPr>
+                                <w:rFonts w:hint="eastAsia" w:ascii="黑体" w:hAnsi="黑体" w:eastAsia="黑体" w:cs="黑体"/>
+                                <w:b w:val="0"/>
+                                <w:bCs w:val="0"/>
+                                <w:color w:val="7C7C7C" w:themeColor="accent3" w:themeShade="BF"/>
+                                <w:sz w:val="24"/>
+                                <w:szCs w:val="24"/>
+                                <w:lang w:val="en-US" w:eastAsia="zh-CN"/>
+                              </w:rPr>
+                            </w:pPr>
+                            <w:r>
+                              <w:rPr>
+                                <w:rFonts w:hint="eastAsia" w:ascii="黑体" w:hAnsi="黑体" w:eastAsia="黑体" w:cs="黑体"/>
+                                <w:b w:val="0"/>
+                                <w:bCs w:val="0"/>
+                                <w:color w:val="7C7C7C" w:themeColor="accent3" w:themeShade="BF"/>
+                                <w:sz w:val="24"/>
+                                <w:szCs w:val="24"/>
+                                <w:lang w:val="en-US" w:eastAsia="zh-CN"/>
+                              </w:rPr>
+                              <w:t>基因科技守护生命健康</w:t>
+                            </w:r>
+                          </w:p>
+                        </w:txbxContent>
+                      </wps:txbx>
+                      <wps:bodyPr rot="0" spcFirstLastPara="0" vertOverflow="overflow" horzOverflow="overflow" vert="horz" wrap="square" lIns="91440" tIns="45720" rIns="91440" bIns="45720" numCol="1" spcCol="0" rtlCol="0" fromWordArt="0" anchor="t" anchorCtr="0" forceAA="0" compatLnSpc="1">
+                        <a:noAutofit/>
+                      </wps:bodyPr>
+                    </wps:wsp>
+                  </a:graphicData>
+                </a:graphic>
+              </wp:anchor>
+            </w:drawing>
+          </mc:Choice>
+          <mc:Fallback>
+            <w:pict>
+              <v:shape id="_x0000_s1026" o:spid="_x0000_s1026" o:spt="202" type="#_x0000_t202" style="position:absolute;left:0pt;margin-left:32.75pt;margin-top:814.35pt;height:24.95pt;width:140.8pt;z-index:251668480;mso-width-relative:page;mso-height-relative:page;" fillcolor="#FFFFFF [3201]" filled="t" stroked="f" coordsize="21600,21600" o:gfxdata="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">
+                <v:fill on="t" focussize="0,0"/>
+                <v:stroke on="f" weight="0.5pt"/>
+                <v:imagedata o:title=""/>
+                <o:lock v:ext="edit" aspectratio="f"/>
+                <v:textbox>
+                  <w:txbxContent>
+                    <w:p>
+                      <w:pPr>
+                        <w:rPr>
+                          <w:rFonts w:hint="eastAsia" w:ascii="黑体" w:hAnsi="黑体" w:eastAsia="黑体" w:cs="黑体"/>
+                          <w:b w:val="0"/>
+                          <w:bCs w:val="0"/>
+                          <w:color w:val="7C7C7C" w:themeColor="accent3" w:themeShade="BF"/>
+                          <w:sz w:val="24"/>
+                          <w:szCs w:val="24"/>
+                          <w:lang w:val="en-US" w:eastAsia="zh-CN"/>
+                        </w:rPr>
+                      </w:pPr>
+                      <w:r>
+                        <w:rPr>
+                          <w:rFonts w:hint="eastAsia" w:ascii="黑体" w:hAnsi="黑体" w:eastAsia="黑体" w:cs="黑体"/>
+                          <w:b w:val="0"/>
+                          <w:bCs w:val="0"/>
+                          <w:color w:val="7C7C7C" w:themeColor="accent3" w:themeShade="BF"/>
+                          <w:sz w:val="24"/>
+                          <w:szCs w:val="24"/>
+                          <w:lang w:val="en-US" w:eastAsia="zh-CN"/>
+                        </w:rPr>
+                        <w:t>基因科技守护生命健康</w:t>
+                      </w:r>
+                    </w:p>
+                  </w:txbxContent>
+                </v:textbox>
+              </v:shape>
+            </w:pict>
+          </mc:Fallback>
+        </mc:AlternateContent>
+      </w:r>
+      <w:bookmarkEnd w:id="142"/>
+      <w:r>
+        <w:rPr>
           <w:lang w:eastAsia="zh-CN"/>
         </w:rPr>
         <w:drawing>
@@ -518,14 +829,14 @@
           <w:pPr>
             <w:jc w:val="center"/>
           </w:pPr>
-          <w:bookmarkStart w:id="0" w:name="_Toc24178_WPSOffice_Level1"/>
-          <w:bookmarkStart w:id="1" w:name="_Toc27500"/>
-          <w:bookmarkStart w:id="2" w:name="_Toc13806"/>
-          <w:bookmarkStart w:id="3" w:name="_Toc21669"/>
-          <w:bookmarkStart w:id="4" w:name="_Toc24397"/>
-          <w:bookmarkStart w:id="5" w:name="_Toc32054"/>
+          <w:bookmarkStart w:id="0" w:name="_Toc13806"/>
+          <w:bookmarkStart w:id="1" w:name="_Toc30143_WPSOffice_Level1"/>
+          <w:bookmarkStart w:id="2" w:name="_Toc21669"/>
+          <w:bookmarkStart w:id="3" w:name="_Toc24178_WPSOffice_Level1"/>
+          <w:bookmarkStart w:id="4" w:name="_Toc27500"/>
+          <w:bookmarkStart w:id="5" w:name="_Toc24397"/>
           <w:bookmarkStart w:id="6" w:name="_Toc21009_WPSOffice_Level1"/>
-          <w:bookmarkStart w:id="7" w:name="_Toc30143_WPSOffice_Level1"/>
+          <w:bookmarkStart w:id="7" w:name="_Toc32054"/>
         </w:p>
         <w:p>
           <w:pPr>
@@ -2665,8 +2976,8 @@
           </w14:shadow>
         </w:rPr>
       </w:pPr>
-      <w:bookmarkStart w:id="8" w:name="_Toc376"/>
-      <w:bookmarkStart w:id="9" w:name="_Toc2605"/>
+      <w:bookmarkStart w:id="8" w:name="_Toc2605"/>
+      <w:bookmarkStart w:id="9" w:name="_Toc376"/>
       <w:r>
         <w:rPr>
           <w:color w:val="62B541"/>
@@ -3554,11 +3865,11 @@
       <w:bookmarkStart w:id="11" w:name="_Toc19594"/>
       <w:bookmarkStart w:id="12" w:name="_Toc11015_WPSOffice_Level1"/>
       <w:bookmarkStart w:id="13" w:name="_Toc10518"/>
-      <w:bookmarkStart w:id="14" w:name="_Toc17451"/>
-      <w:bookmarkStart w:id="15" w:name="_Toc11465"/>
-      <w:bookmarkStart w:id="16" w:name="_Toc11935"/>
-      <w:bookmarkStart w:id="17" w:name="_Toc18062_WPSOffice_Level1"/>
-      <w:bookmarkStart w:id="18" w:name="_Toc7021_WPSOffice_Level1"/>
+      <w:bookmarkStart w:id="14" w:name="_Toc18062_WPSOffice_Level1"/>
+      <w:bookmarkStart w:id="15" w:name="_Toc7021_WPSOffice_Level1"/>
+      <w:bookmarkStart w:id="16" w:name="_Toc11465"/>
+      <w:bookmarkStart w:id="17" w:name="_Toc17451"/>
+      <w:bookmarkStart w:id="18" w:name="_Toc11935"/>
       <w:bookmarkStart w:id="19" w:name="_Toc3823"/>
       <w:r>
         <w:rPr>
@@ -3848,8 +4159,8 @@
           </w14:shadow>
         </w:rPr>
       </w:pPr>
-      <w:bookmarkStart w:id="21" w:name="_Toc7965"/>
-      <w:bookmarkStart w:id="22" w:name="_Toc4577"/>
+      <w:bookmarkStart w:id="21" w:name="_Toc4577"/>
+      <w:bookmarkStart w:id="22" w:name="_Toc7965"/>
       <w:r>
         <w:rPr>
           <w:color w:val="62B541"/>
@@ -4330,15 +4641,15 @@
           </w14:shadow>
         </w:rPr>
       </w:pPr>
-      <w:bookmarkStart w:id="24" w:name="_Toc3871"/>
-      <w:bookmarkStart w:id="25" w:name="_Toc18058"/>
-      <w:bookmarkStart w:id="26" w:name="_Toc25920"/>
-      <w:bookmarkStart w:id="27" w:name="_Toc23369_WPSOffice_Level1"/>
-      <w:bookmarkStart w:id="28" w:name="_Toc1410"/>
-      <w:bookmarkStart w:id="29" w:name="_Toc6221_WPSOffice_Level1"/>
+      <w:bookmarkStart w:id="24" w:name="_Toc23369_WPSOffice_Level1"/>
+      <w:bookmarkStart w:id="25" w:name="_Toc1410"/>
+      <w:bookmarkStart w:id="26" w:name="_Toc6221_WPSOffice_Level1"/>
+      <w:bookmarkStart w:id="27" w:name="_Toc3871"/>
+      <w:bookmarkStart w:id="28" w:name="_Toc18058"/>
+      <w:bookmarkStart w:id="29" w:name="_Toc25920"/>
       <w:bookmarkStart w:id="30" w:name="_Toc4088"/>
-      <w:bookmarkStart w:id="31" w:name="_Toc29418"/>
-      <w:bookmarkStart w:id="32" w:name="_Toc8996"/>
+      <w:bookmarkStart w:id="31" w:name="_Toc8996"/>
+      <w:bookmarkStart w:id="32" w:name="_Toc29418"/>
       <w:r>
         <w:rPr>
           <w:rFonts w:hint="eastAsia"/>
@@ -5846,7 +6157,7 @@
               <mc:AlternateContent>
                 <mc:Choice Requires="wpg">
                   <w:drawing>
-                    <wp:anchor distT="0" distB="0" distL="114300" distR="114300" simplePos="0" relativeHeight="251667456" behindDoc="0" locked="0" layoutInCell="1" allowOverlap="1">
+                    <wp:anchor distT="0" distB="0" distL="114300" distR="114300" simplePos="0" relativeHeight="251666432" behindDoc="0" locked="0" layoutInCell="1" allowOverlap="1">
                       <wp:simplePos x="0" y="0"/>
                       <wp:positionH relativeFrom="column">
                         <wp:posOffset>7620</wp:posOffset>
@@ -6000,7 +6311,7 @@
                 </mc:Choice>
                 <mc:Fallback>
                   <w:pict>
-                    <v:group id="_x0000_s1026" o:spid="_x0000_s1026" o:spt="203" style="position:absolute;left:0pt;margin-left:0.6pt;margin-top:-37.8pt;height:113.6pt;width:240.8pt;z-index:251667456;mso-width-relative:page;mso-height-relative:page;" coordorigin="19211,18842" coordsize="4816,2272" o:gfxdata="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">
+                    <v:group id="_x0000_s1026" o:spid="_x0000_s1026" o:spt="203" style="position:absolute;left:0pt;margin-left:0.6pt;margin-top:-37.8pt;height:113.6pt;width:240.8pt;z-index:251666432;mso-width-relative:page;mso-height-relative:page;" coordorigin="19211,18842" coordsize="4816,2272" o:gfxdata="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">
                       <o:lock v:ext="edit" aspectratio="f"/>
                       <v:group id="组合 6" o:spid="_x0000_s1026" o:spt="203" style="position:absolute;left:19211;top:18842;height:2273;width:4816;" coordorigin="19199,18902" coordsize="4816,2273" o:gfxdata="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">
                         <o:lock v:ext="edit" aspectratio="f"/>
@@ -6413,7 +6724,7 @@
               <mc:AlternateContent>
                 <mc:Choice Requires="wpg">
                   <w:drawing>
-                    <wp:anchor distT="0" distB="0" distL="114300" distR="114300" simplePos="0" relativeHeight="251668480" behindDoc="0" locked="0" layoutInCell="1" allowOverlap="1">
+                    <wp:anchor distT="0" distB="0" distL="114300" distR="114300" simplePos="0" relativeHeight="251667456" behindDoc="0" locked="0" layoutInCell="1" allowOverlap="1">
                       <wp:simplePos x="0" y="0"/>
                       <wp:positionH relativeFrom="column">
                         <wp:posOffset>0</wp:posOffset>
@@ -6571,7 +6882,7 @@
                 </mc:Choice>
                 <mc:Fallback>
                   <w:pict>
-                    <v:group id="_x0000_s1026" o:spid="_x0000_s1026" o:spt="203" style="position:absolute;left:0pt;margin-left:0pt;margin-top:-29.2pt;height:113.65pt;width:246.8pt;z-index:251668480;mso-width-relative:page;mso-height-relative:page;" coordorigin="19199,20810" coordsize="4936,2273" o:gfxdata="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">
+                    <v:group id="_x0000_s1026" o:spid="_x0000_s1026" o:spt="203" style="position:absolute;left:0pt;margin-left:0pt;margin-top:-29.2pt;height:113.65pt;width:246.8pt;z-index:251667456;mso-width-relative:page;mso-height-relative:page;" coordorigin="19199,20810" coordsize="4936,2273" o:gfxdata="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">
                       <o:lock v:ext="edit" aspectratio="f"/>
                       <v:group id="组合 23" o:spid="_x0000_s1026" o:spt="203" style="position:absolute;left:19199;top:20810;height:2273;width:4936;" coordorigin="19199,20810" coordsize="4936,2273" o:gfxdata="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">
                         <o:lock v:ext="edit" aspectratio="f"/>
@@ -16644,9 +16955,9 @@
           <w:lang w:eastAsia="zh-CN"/>
         </w:rPr>
       </w:pPr>
-      <w:bookmarkStart w:id="51" w:name="_Toc12088"/>
-      <w:bookmarkStart w:id="52" w:name="_Toc149837260"/>
-      <w:bookmarkStart w:id="53" w:name="_Toc14873"/>
+      <w:bookmarkStart w:id="51" w:name="_Toc14873"/>
+      <w:bookmarkStart w:id="52" w:name="_Toc12088"/>
+      <w:bookmarkStart w:id="53" w:name="_Toc149837260"/>
       <w:r>
         <w:rPr>
           <w:rFonts w:hint="eastAsia"/>
@@ -17166,8 +17477,8 @@
           <w:lang w:eastAsia="zh-CN"/>
         </w:rPr>
       </w:pPr>
-      <w:bookmarkStart w:id="54" w:name="_Toc17242"/>
-      <w:bookmarkStart w:id="55" w:name="_Toc8577"/>
+      <w:bookmarkStart w:id="54" w:name="_Toc8577"/>
+      <w:bookmarkStart w:id="55" w:name="_Toc17242"/>
       <w:r>
         <w:rPr>
           <w:rFonts w:hint="eastAsia"/>
@@ -18357,14 +18668,14 @@
           <w:lang w:eastAsia="zh-CN"/>
         </w:rPr>
       </w:pPr>
-      <w:bookmarkStart w:id="56" w:name="_Toc25727"/>
-      <w:bookmarkStart w:id="57" w:name="_Toc4331_WPSOffice_Level1"/>
-      <w:bookmarkStart w:id="58" w:name="_Toc32443_WPSOffice_Level1"/>
-      <w:bookmarkStart w:id="59" w:name="_Toc23846_WPSOffice_Level1"/>
-      <w:bookmarkStart w:id="60" w:name="_Toc28194"/>
+      <w:bookmarkStart w:id="56" w:name="_Toc32443_WPSOffice_Level1"/>
+      <w:bookmarkStart w:id="57" w:name="_Toc32661"/>
+      <w:bookmarkStart w:id="58" w:name="_Toc5598"/>
+      <w:bookmarkStart w:id="59" w:name="_Toc28194"/>
+      <w:bookmarkStart w:id="60" w:name="_Toc25727"/>
       <w:bookmarkStart w:id="61" w:name="_Toc23903"/>
-      <w:bookmarkStart w:id="62" w:name="_Toc32661"/>
-      <w:bookmarkStart w:id="63" w:name="_Toc5598"/>
+      <w:bookmarkStart w:id="62" w:name="_Toc23846_WPSOffice_Level1"/>
+      <w:bookmarkStart w:id="63" w:name="_Toc4331_WPSOffice_Level1"/>
       <w:r>
         <w:rPr>
           <w:rFonts w:hint="eastAsia" w:ascii="Times New Roman" w:hAnsi="Times New Roman" w:eastAsia="微软雅黑" w:cs="Times New Roman"/>
@@ -18425,11 +18736,11 @@
           <w:lang w:eastAsia="zh-CN"/>
         </w:rPr>
       </w:pPr>
-      <w:bookmarkStart w:id="64" w:name="_Toc19418"/>
-      <w:bookmarkStart w:id="65" w:name="_Toc10223"/>
-      <w:bookmarkStart w:id="66" w:name="_Toc20034"/>
-      <w:bookmarkStart w:id="67" w:name="_Toc106719764"/>
-      <w:bookmarkStart w:id="68" w:name="_Toc31030"/>
+      <w:bookmarkStart w:id="64" w:name="_Toc106719764"/>
+      <w:bookmarkStart w:id="65" w:name="_Toc20034"/>
+      <w:bookmarkStart w:id="66" w:name="_Toc31030"/>
+      <w:bookmarkStart w:id="67" w:name="_Toc19418"/>
+      <w:bookmarkStart w:id="68" w:name="_Toc10223"/>
       <w:r>
         <w:rPr>
           <w:rFonts w:hint="eastAsia"/>
@@ -21607,9 +21918,9 @@
           </w14:shadow>
         </w:rPr>
       </w:pPr>
-      <w:bookmarkStart w:id="70" w:name="_Toc3596"/>
+      <w:bookmarkStart w:id="70" w:name="_Toc18816"/>
       <w:bookmarkStart w:id="71" w:name="_Toc4689"/>
-      <w:bookmarkStart w:id="72" w:name="_Toc18816"/>
+      <w:bookmarkStart w:id="72" w:name="_Toc3596"/>
       <w:r>
         <w:rPr>
           <w:color w:val="62B541"/>
@@ -21625,11 +21936,11 @@
       <w:bookmarkEnd w:id="70"/>
       <w:bookmarkEnd w:id="71"/>
       <w:bookmarkEnd w:id="72"/>
-      <w:bookmarkStart w:id="73" w:name="_Toc32337"/>
-      <w:bookmarkStart w:id="74" w:name="_Toc26395"/>
-      <w:bookmarkStart w:id="75" w:name="_Toc23606"/>
-      <w:bookmarkStart w:id="76" w:name="_Toc4331_WPSOffice_Level2"/>
-      <w:bookmarkStart w:id="77" w:name="_Toc32443_WPSOffice_Level2"/>
+      <w:bookmarkStart w:id="73" w:name="_Toc4331_WPSOffice_Level2"/>
+      <w:bookmarkStart w:id="74" w:name="_Toc23606"/>
+      <w:bookmarkStart w:id="75" w:name="_Toc32443_WPSOffice_Level2"/>
+      <w:bookmarkStart w:id="76" w:name="_Toc32337"/>
+      <w:bookmarkStart w:id="77" w:name="_Toc26395"/>
     </w:p>
     <w:bookmarkEnd w:id="73"/>
     <w:bookmarkEnd w:id="74"/>
@@ -21671,11 +21982,11 @@
           <w:lang w:eastAsia="zh-CN"/>
         </w:rPr>
       </w:pPr>
-      <w:bookmarkStart w:id="78" w:name="_Toc32302"/>
-      <w:bookmarkStart w:id="79" w:name="_Toc17593"/>
+      <w:bookmarkStart w:id="78" w:name="_Toc17593"/>
+      <w:bookmarkStart w:id="79" w:name="_Toc32302"/>
       <w:bookmarkStart w:id="80" w:name="_Toc149837264"/>
-      <w:bookmarkStart w:id="81" w:name="_Toc30940"/>
-      <w:bookmarkStart w:id="82" w:name="_Toc15053"/>
+      <w:bookmarkStart w:id="81" w:name="_Toc15053"/>
+      <w:bookmarkStart w:id="82" w:name="_Toc30940"/>
       <w:r>
         <w:rPr>
           <w:rFonts w:hint="eastAsia"/>
@@ -26036,12 +26347,6 @@
             <w:insideH w:val="dotted" w:color="45A3A7" w:sz="4" w:space="0"/>
             <w:insideV w:val="dotted" w:color="45A3A7" w:sz="4" w:space="0"/>
           </w:tblBorders>
-          <w:tblCellMar>
-            <w:top w:w="0" w:type="dxa"/>
-            <w:left w:w="108" w:type="dxa"/>
-            <w:bottom w:w="0" w:type="dxa"/>
-            <w:right w:w="108" w:type="dxa"/>
-          </w:tblCellMar>
         </w:tblPrEx>
         <w:trPr>
           <w:trHeight w:val="329" w:hRule="atLeast"/>
@@ -26376,8 +26681,6 @@
         </w:rPr>
         <w:t>1</w:t>
       </w:r>
-      <w:bookmarkStart w:id="142" w:name="_GoBack"/>
-      <w:bookmarkEnd w:id="142"/>
       <w:r>
         <w:rPr>
           <w:rFonts w:hint="eastAsia" w:ascii="Times New Roman" w:hAnsi="Times New Roman" w:eastAsia="微软雅黑" w:cs="Times New Roman"/>
@@ -30670,9 +30973,9 @@
         </w:rPr>
       </w:pPr>
       <w:bookmarkStart w:id="83" w:name="_Toc14297"/>
-      <w:bookmarkStart w:id="84" w:name="_Toc14361"/>
-      <w:bookmarkStart w:id="85" w:name="_Toc149837265"/>
-      <w:bookmarkStart w:id="86" w:name="_Toc24621"/>
+      <w:bookmarkStart w:id="84" w:name="_Toc149837265"/>
+      <w:bookmarkStart w:id="85" w:name="_Toc24621"/>
+      <w:bookmarkStart w:id="86" w:name="_Toc14361"/>
       <w:r>
         <w:rPr>
           <w:rFonts w:hint="eastAsia"/>
@@ -35602,13 +35905,13 @@
         <w:br w:type="page"/>
       </w:r>
       <w:bookmarkEnd w:id="69"/>
-      <w:bookmarkStart w:id="89" w:name="_Toc6988"/>
-      <w:bookmarkStart w:id="90" w:name="_Toc15530"/>
+      <w:bookmarkStart w:id="89" w:name="_Toc26649"/>
+      <w:bookmarkStart w:id="90" w:name="_Toc6988"/>
       <w:bookmarkStart w:id="91" w:name="_Toc1707_WPSOffice_Level2"/>
-      <w:bookmarkStart w:id="92" w:name="_Toc16347"/>
-      <w:bookmarkStart w:id="93" w:name="_Toc21764_WPSOffice_Level2"/>
-      <w:bookmarkStart w:id="94" w:name="_Toc3782"/>
-      <w:bookmarkStart w:id="95" w:name="_Toc26649"/>
+      <w:bookmarkStart w:id="92" w:name="_Toc15530"/>
+      <w:bookmarkStart w:id="93" w:name="_Toc16347"/>
+      <w:bookmarkStart w:id="94" w:name="_Toc21764_WPSOffice_Level2"/>
+      <w:bookmarkStart w:id="95" w:name="_Toc3782"/>
       <w:r>
         <w:rPr>
           <w:rFonts w:hint="eastAsia"/>
@@ -35645,15 +35948,15 @@
         </w:rPr>
       </w:pPr>
       <w:bookmarkStart w:id="96" w:name="_Toc27302"/>
-      <w:bookmarkStart w:id="97" w:name="_Toc1707_WPSOffice_Level1"/>
-      <w:bookmarkStart w:id="98" w:name="_Toc2409"/>
-      <w:bookmarkStart w:id="99" w:name="_Toc16594"/>
-      <w:bookmarkStart w:id="100" w:name="_Toc28240"/>
-      <w:bookmarkStart w:id="101" w:name="_Toc13196_WPSOffice_Level1"/>
-      <w:bookmarkStart w:id="102" w:name="_Toc12505"/>
-      <w:bookmarkStart w:id="103" w:name="_Toc21764_WPSOffice_Level1"/>
-      <w:bookmarkStart w:id="104" w:name="_Toc16147"/>
-      <w:bookmarkStart w:id="105" w:name="_Toc9814"/>
+      <w:bookmarkStart w:id="97" w:name="_Toc21764_WPSOffice_Level1"/>
+      <w:bookmarkStart w:id="98" w:name="_Toc1707_WPSOffice_Level1"/>
+      <w:bookmarkStart w:id="99" w:name="_Toc2409"/>
+      <w:bookmarkStart w:id="100" w:name="_Toc16594"/>
+      <w:bookmarkStart w:id="101" w:name="_Toc28240"/>
+      <w:bookmarkStart w:id="102" w:name="_Toc13196_WPSOffice_Level1"/>
+      <w:bookmarkStart w:id="103" w:name="_Toc12505"/>
+      <w:bookmarkStart w:id="104" w:name="_Toc9814"/>
+      <w:bookmarkStart w:id="105" w:name="_Toc16147"/>
       <w:r>
         <w:rPr>
           <w:rStyle w:val="38"/>
@@ -35694,14 +35997,14 @@
           <w:lang w:eastAsia="zh-CN"/>
         </w:rPr>
       </w:pPr>
-      <w:bookmarkStart w:id="106" w:name="_Toc4989"/>
-      <w:bookmarkStart w:id="107" w:name="_Toc3024"/>
-      <w:bookmarkStart w:id="108" w:name="_Toc15840_WPSOffice_Level1"/>
-      <w:bookmarkStart w:id="109" w:name="_Toc4168"/>
-      <w:bookmarkStart w:id="110" w:name="_Toc27075"/>
-      <w:bookmarkStart w:id="111" w:name="_Toc24085_WPSOffice_Level1"/>
-      <w:bookmarkStart w:id="112" w:name="_Toc14255_WPSOffice_Level1"/>
-      <w:bookmarkStart w:id="113" w:name="_Toc31490"/>
+      <w:bookmarkStart w:id="106" w:name="_Toc31490"/>
+      <w:bookmarkStart w:id="107" w:name="_Toc27075"/>
+      <w:bookmarkStart w:id="108" w:name="_Toc24085_WPSOffice_Level1"/>
+      <w:bookmarkStart w:id="109" w:name="_Toc14255_WPSOffice_Level1"/>
+      <w:bookmarkStart w:id="110" w:name="_Toc4168"/>
+      <w:bookmarkStart w:id="111" w:name="_Toc15840_WPSOffice_Level1"/>
+      <w:bookmarkStart w:id="112" w:name="_Toc4989"/>
+      <w:bookmarkStart w:id="113" w:name="_Toc3024"/>
       <w:r>
         <w:rPr>
           <w:rFonts w:hint="eastAsia"/>
@@ -38222,11 +38525,11 @@
           <w:lang w:eastAsia="zh-CN"/>
         </w:rPr>
       </w:pPr>
-      <w:bookmarkStart w:id="114" w:name="_Toc21987"/>
-      <w:bookmarkStart w:id="115" w:name="_Toc6261"/>
-      <w:bookmarkStart w:id="116" w:name="_Toc11896_WPSOffice_Level1"/>
-      <w:bookmarkStart w:id="117" w:name="_Toc23688"/>
-      <w:bookmarkStart w:id="118" w:name="_Toc23762"/>
+      <w:bookmarkStart w:id="114" w:name="_Toc6261"/>
+      <w:bookmarkStart w:id="115" w:name="_Toc11896_WPSOffice_Level1"/>
+      <w:bookmarkStart w:id="116" w:name="_Toc23762"/>
+      <w:bookmarkStart w:id="117" w:name="_Toc21987"/>
+      <w:bookmarkStart w:id="118" w:name="_Toc23688"/>
       <w:bookmarkStart w:id="119" w:name="_Toc28810_WPSOffice_Level1"/>
       <w:bookmarkStart w:id="120" w:name="_Toc11193_WPSOffice_Level1"/>
       <w:r>
@@ -38799,15 +39102,15 @@
           <w:lang w:eastAsia="zh-CN"/>
         </w:rPr>
       </w:pPr>
-      <w:bookmarkStart w:id="121" w:name="_Toc15114"/>
-      <w:bookmarkStart w:id="122" w:name="_Toc2069"/>
-      <w:bookmarkStart w:id="123" w:name="_Toc32015"/>
-      <w:bookmarkStart w:id="124" w:name="_Toc3409"/>
-      <w:bookmarkStart w:id="125" w:name="_Toc28454_WPSOffice_Level1"/>
-      <w:bookmarkStart w:id="126" w:name="_Toc20924"/>
-      <w:bookmarkStart w:id="127" w:name="_Toc27693"/>
-      <w:bookmarkStart w:id="128" w:name="_Toc31185"/>
-      <w:bookmarkStart w:id="129" w:name="_Toc26985_WPSOffice_Level1"/>
+      <w:bookmarkStart w:id="121" w:name="_Toc2069"/>
+      <w:bookmarkStart w:id="122" w:name="_Toc32015"/>
+      <w:bookmarkStart w:id="123" w:name="_Toc3409"/>
+      <w:bookmarkStart w:id="124" w:name="_Toc15114"/>
+      <w:bookmarkStart w:id="125" w:name="_Toc20924"/>
+      <w:bookmarkStart w:id="126" w:name="_Toc27693"/>
+      <w:bookmarkStart w:id="127" w:name="_Toc31185"/>
+      <w:bookmarkStart w:id="128" w:name="_Toc26985_WPSOffice_Level1"/>
+      <w:bookmarkStart w:id="129" w:name="_Toc28454_WPSOffice_Level1"/>
       <w:bookmarkStart w:id="130" w:name="_Toc20170_WPSOffice_Level1"/>
       <w:r>
         <w:rPr>
@@ -39030,16 +39333,16 @@
         </w:rPr>
       </w:pPr>
       <w:bookmarkStart w:id="131" w:name="_Toc30197"/>
-      <w:bookmarkStart w:id="132" w:name="_Toc14513"/>
-      <w:bookmarkStart w:id="133" w:name="_Toc4503"/>
-      <w:bookmarkStart w:id="134" w:name="_Toc27809"/>
+      <w:bookmarkStart w:id="132" w:name="_Toc27809"/>
+      <w:bookmarkStart w:id="133" w:name="_Toc14513"/>
+      <w:bookmarkStart w:id="134" w:name="_Toc4503"/>
       <w:bookmarkStart w:id="135" w:name="_Toc11901"/>
-      <w:bookmarkStart w:id="136" w:name="_Toc22162_WPSOffice_Level1"/>
-      <w:bookmarkStart w:id="137" w:name="_Toc19584_WPSOffice_Level1"/>
-      <w:bookmarkStart w:id="138" w:name="_Toc14611_WPSOffice_Level1"/>
-      <w:bookmarkStart w:id="139" w:name="_Toc13275"/>
+      <w:bookmarkStart w:id="136" w:name="_Toc13275"/>
+      <w:bookmarkStart w:id="137" w:name="_Toc14611_WPSOffice_Level1"/>
+      <w:bookmarkStart w:id="138" w:name="_Toc17792_WPSOffice_Level2"/>
+      <w:bookmarkStart w:id="139" w:name="_Toc22162_WPSOffice_Level1"/>
       <w:bookmarkStart w:id="140" w:name="_Toc22623"/>
-      <w:bookmarkStart w:id="141" w:name="_Toc17792_WPSOffice_Level2"/>
+      <w:bookmarkStart w:id="141" w:name="_Toc19584_WPSOffice_Level1"/>
       <w:r>
         <w:rPr>
           <w:rFonts w:hint="eastAsia"/>
@@ -41706,7 +42009,7 @@
         <w:pStyle w:val="13"/>
         <w:widowControl/>
         <w:rPr>
-          <w:rFonts w:ascii="Times New Roman" w:hAnsi="Times New Roman" w:eastAsia="等线"/>
+          <w:rFonts w:hint="eastAsia" w:ascii="Times New Roman" w:hAnsi="Times New Roman" w:eastAsia="等线"/>
           <w:lang w:eastAsia="zh-CN"/>
         </w:rPr>
       </w:pPr>
@@ -41715,7 +42018,7 @@
           <w:szCs w:val="24"/>
         </w:rPr>
         <w:drawing>
-          <wp:anchor distT="0" distB="0" distL="114935" distR="114935" simplePos="0" relativeHeight="251665408" behindDoc="0" locked="0" layoutInCell="1" allowOverlap="1">
+          <wp:anchor distT="0" distB="0" distL="114935" distR="114935" simplePos="0" relativeHeight="251664384" behindDoc="0" locked="0" layoutInCell="1" allowOverlap="1">
             <wp:simplePos x="0" y="0"/>
             <wp:positionH relativeFrom="column">
               <wp:posOffset>723900</wp:posOffset>
@@ -41769,7 +42072,7 @@
           <w:szCs w:val="24"/>
         </w:rPr>
         <w:drawing>
-          <wp:anchor distT="0" distB="0" distL="114935" distR="114935" simplePos="0" relativeHeight="251664384" behindDoc="0" locked="0" layoutInCell="1" allowOverlap="1">
+          <wp:anchor distT="0" distB="0" distL="114935" distR="114935" simplePos="0" relativeHeight="251663360" behindDoc="0" locked="0" layoutInCell="1" allowOverlap="1">
             <wp:simplePos x="0" y="0"/>
             <wp:positionH relativeFrom="column">
               <wp:posOffset>30480</wp:posOffset>
@@ -41853,48 +42156,26 @@
         </w:rPr>
         <w:tab/>
       </w:r>
-      <w:r>
+    </w:p>
+    <w:p>
+      <w:pPr>
+        <w:pStyle w:val="13"/>
+        <w:widowControl/>
         <w:rPr>
           <w:rFonts w:hint="eastAsia" w:ascii="Times New Roman" w:hAnsi="Times New Roman" w:eastAsia="等线"/>
           <w:lang w:eastAsia="zh-CN"/>
         </w:rPr>
-        <w:t xml:space="preserve"> </w:t>
-      </w:r>
-      <w:r>
-        <w:rPr>
-          <w:rFonts w:ascii="Times New Roman" w:hAnsi="Times New Roman" w:eastAsia="等线"/>
-          <w:lang w:eastAsia="zh-CN"/>
-        </w:rPr>
-        <w:t>{{ summaryOfRresults.binary | ci(</w:t>
-      </w:r>
-      <w:r>
+      </w:pPr>
+    </w:p>
+    <w:p>
+      <w:pPr>
+        <w:pStyle w:val="13"/>
+        <w:widowControl/>
         <w:rPr>
           <w:rFonts w:hint="eastAsia" w:ascii="Times New Roman" w:hAnsi="Times New Roman" w:eastAsia="等线"/>
           <w:lang w:eastAsia="zh-CN"/>
         </w:rPr>
-        <w:t>35.4</w:t>
-      </w:r>
-      <w:r>
-        <w:rPr>
-          <w:rFonts w:ascii="Times New Roman" w:hAnsi="Times New Roman" w:eastAsia="等线"/>
-          <w:lang w:eastAsia="zh-CN"/>
-        </w:rPr>
-        <w:t>,</w:t>
-      </w:r>
-      <w:r>
-        <w:rPr>
-          <w:rFonts w:hint="eastAsia" w:ascii="Times New Roman" w:hAnsi="Times New Roman" w:eastAsia="等线"/>
-          <w:lang w:eastAsia="zh-CN"/>
-        </w:rPr>
-        <w:t>35.4</w:t>
-      </w:r>
-      <w:r>
-        <w:rPr>
-          <w:rFonts w:ascii="Times New Roman" w:hAnsi="Times New Roman" w:eastAsia="等线"/>
-          <w:lang w:eastAsia="zh-CN"/>
-        </w:rPr>
-        <w:t>) }}</w:t>
-      </w:r>
+      </w:pPr>
     </w:p>
     <w:p>
       <w:pPr>
@@ -41920,7 +42201,7 @@
           <w:szCs w:val="20"/>
           <w:lang w:eastAsia="zh-CN"/>
         </w:rPr>
-        <w:t>诺禾医学   诺禾在线   扫码认证</w:t>
+        <w:t>诺禾医学   诺禾在线</w:t>
       </w:r>
     </w:p>
     <w:p>
@@ -41965,7 +42246,7 @@
           <w:lang w:eastAsia="zh-CN"/>
         </w:rPr>
         <w:drawing>
-          <wp:anchor distT="0" distB="0" distL="0" distR="0" simplePos="0" relativeHeight="251663360" behindDoc="1" locked="0" layoutInCell="1" allowOverlap="1">
+          <wp:anchor distT="0" distB="0" distL="0" distR="0" simplePos="0" relativeHeight="251662336" behindDoc="1" locked="0" layoutInCell="1" allowOverlap="1">
             <wp:simplePos x="0" y="0"/>
             <wp:positionH relativeFrom="column">
               <wp:posOffset>4900295</wp:posOffset>
@@ -42261,7 +42542,7 @@
       <mc:AlternateContent>
         <mc:Choice Requires="wps">
           <w:drawing>
-            <wp:anchor distT="0" distB="0" distL="114300" distR="114300" simplePos="0" relativeHeight="251662336" behindDoc="0" locked="0" layoutInCell="1" allowOverlap="1">
+            <wp:anchor distT="0" distB="0" distL="114300" distR="114300" simplePos="0" relativeHeight="251661312" behindDoc="0" locked="0" layoutInCell="1" allowOverlap="1">
               <wp:simplePos x="0" y="0"/>
               <wp:positionH relativeFrom="page">
                 <wp:align>center</wp:align>
@@ -42494,7 +42775,7 @@
         </mc:Choice>
         <mc:Fallback>
           <w:pict>
-            <v:shape id="_x0000_s1026" o:spid="_x0000_s1026" o:spt="202" type="#_x0000_t202" style="position:absolute;left:0pt;margin-top:2.85pt;height:18.75pt;width:96.35pt;mso-position-horizontal:center;mso-position-horizontal-relative:page;z-index:251662336;mso-width-relative:page;mso-height-relative:page;" filled="f" stroked="f" coordsize="21600,21600" o:gfxdata="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">
+            <v:shape id="_x0000_s1026" o:spid="_x0000_s1026" o:spt="202" type="#_x0000_t202" style="position:absolute;left:0pt;margin-top:2.85pt;height:18.75pt;width:96.35pt;mso-position-horizontal:center;mso-position-horizontal-relative:page;z-index:251661312;mso-width-relative:page;mso-height-relative:page;" filled="f" stroked="f" coordsize="21600,21600" o:gfxdata="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">
               <v:fill on="f" focussize="0,0"/>
               <v:stroke on="f" weight="0.5pt"/>
               <v:imagedata o:title=""/>
@@ -42710,6 +42991,21 @@
     </w:pPr>
     <w:r>
       <w:rPr>
+        <w:sz w:val="22"/>
+      </w:rPr>
+      <w:pict>
+        <v:shape id="PowerPlusWaterMarkObject563526" o:spid="_x0000_s2049" o:spt="136" type="#_x0000_t136" style="position:absolute;left:0pt;margin-left:174.3pt;margin-top:344.25pt;height:48.3pt;width:144.9pt;mso-position-horizontal-relative:margin;mso-position-vertical-relative:margin;rotation:-2949120f;z-index:-251646976;mso-width-relative:page;mso-height-relative:page;" fillcolor="#C0C0C0" filled="t" stroked="f" coordsize="21600,21600" adj="10800">
+          <v:path/>
+          <v:fill on="t" opacity="32768f" focussize="0,0"/>
+          <v:stroke on="f"/>
+          <v:imagedata o:title=""/>
+          <o:lock v:ext="edit" aspectratio="t"/>
+          <v:textpath on="t" fitshape="t" fitpath="t" trim="t" xscale="f" string="{{client}}" style="font-family:微软雅黑;font-size:48pt;v-same-letter-heights:f;v-text-align:center;"/>
+        </v:shape>
+      </w:pict>
+    </w:r>
+    <w:r>
+      <w:rPr>
         <w:color w:val="7F7F7F"/>
         <w:sz w:val="20"/>
         <w:szCs w:val="20"/>
@@ -42776,6 +43072,21 @@
         <w:lang w:eastAsia="zh-CN"/>
       </w:rPr>
     </w:pPr>
+    <w:r>
+      <w:rPr>
+        <w:sz w:val="22"/>
+      </w:rPr>
+      <w:pict>
+        <v:shape id="_x0000_s2050" o:spid="_x0000_s2050" o:spt="136" type="#_x0000_t136" style="position:absolute;left:0pt;margin-left:182.8pt;margin-top:339.9pt;height:48.3pt;width:144.9pt;mso-position-horizontal-relative:margin;mso-position-vertical-relative:margin;rotation:-2949120f;z-index:-251644928;mso-width-relative:page;mso-height-relative:page;" fillcolor="#C0C0C0" filled="t" stroked="f" coordsize="21600,21600" adj="10800">
+          <v:path/>
+          <v:fill on="t" opacity="32768f" focussize="0,0"/>
+          <v:stroke on="f"/>
+          <v:imagedata o:title=""/>
+          <o:lock v:ext="edit" aspectratio="t"/>
+          <v:textpath on="t" fitshape="t" fitpath="t" trim="t" xscale="f" string="{{client}}" style="font-family:微软雅黑;font-size:48pt;v-same-letter-heights:f;v-text-align:center;"/>
+        </v:shape>
+      </w:pict>
+    </w:r>
   </w:p>
 </w:hdr>
 </file>
@@ -44689,7 +45000,9 @@
     <customSectPr/>
   </customSectProps>
   <customShpExts>
+    <customShpInfo spid="_x0000_s2049"/>
     <customShpInfo spid="_x0000_s1026" textRotate="1"/>
+    <customShpInfo spid="_x0000_s2050"/>
   </customShpExts>
 </s:customData>
 </file>
